--- a/02-放大电路/04-射频放大电路/宽带放大电路/宽带放大电路.docx
+++ b/02-放大电路/04-射频放大电路/宽带放大电路/宽带放大电路.docx
@@ -2991,6 +2991,20 @@
     </w:p>
     <w:bookmarkEnd w:id="26"/>
     <w:bookmarkEnd w:id="27"/>
+    <w:p>
+      <w:pPr>
+        <w:spacing w:before="360"/>
+        <w:jc w:val="center"/>
+      </w:pPr>
+      <w:r>
+        <w:rPr>
+          <w:rFonts w:ascii="Times New Roman" w:hAnsi="Times New Roman"/>
+          <w:color w:val="555555"/>
+          <w:sz w:val="21"/>
+        </w:rPr>
+        <w:t>材料收集者：杜文杰</w:t>
+      </w:r>
+    </w:p>
     <w:sectPr>
       <w:headerReference r:id="rId9" w:type="default"/>
       <w:footerReference r:id="rId10" w:type="default"/>

--- a/02-放大电路/04-射频放大电路/宽带放大电路/宽带放大电路.docx
+++ b/02-放大电路/04-射频放大电路/宽带放大电路/宽带放大电路.docx
@@ -1,6 +1,6 @@
 
 <file path=word/document.xml><?xml version="1.0" encoding="utf-8"?>
-<w:document xmlns:w="http://schemas.openxmlformats.org/wordprocessingml/2006/main" xmlns:m="http://schemas.openxmlformats.org/officeDocument/2006/math" xmlns:r="http://schemas.openxmlformats.org/officeDocument/2006/relationships" xmlns:o="urn:schemas-microsoft-com:office:office" xmlns:v="urn:schemas-microsoft-com:vml" xmlns:w10="urn:schemas-microsoft-com:office:word" xmlns:a="http://schemas.openxmlformats.org/drawingml/2006/main" xmlns:pic="http://schemas.openxmlformats.org/drawingml/2006/picture" xmlns:wp="http://schemas.openxmlformats.org/drawingml/2006/wordprocessingDrawing">
+<w:document xmlns:m="http://schemas.openxmlformats.org/officeDocument/2006/math" xmlns:r="http://schemas.openxmlformats.org/officeDocument/2006/relationships" xmlns:w="http://schemas.openxmlformats.org/wordprocessingml/2006/main" xmlns:o="urn:schemas-microsoft-com:office:office" xmlns:v="urn:schemas-microsoft-com:vml" xmlns:w10="urn:schemas-microsoft-com:office:word" xmlns:a="http://schemas.openxmlformats.org/drawingml/2006/main" xmlns:pic="http://schemas.openxmlformats.org/drawingml/2006/picture" xmlns:wp="http://schemas.openxmlformats.org/drawingml/2006/wordprocessingDrawing">
   <w:body>
     <w:bookmarkStart w:id="27" w:name="宽带放大电路"/>
     <w:p>
@@ -9,7 +9,7 @@
       </w:pPr>
       <w:r>
         <w:rPr>
-          <w:rFonts w:hint="eastAsia"/>
+          <w:rFonts w:hint="eastAsia" w:eastAsia="黑体"/>
         </w:rPr>
         <w:t xml:space="preserve">宽带放大电路</w:t>
       </w:r>
@@ -21,7 +21,7 @@
       </w:pPr>
       <w:r>
         <w:rPr>
-          <w:rFonts w:hint="eastAsia"/>
+          <w:rFonts w:hint="eastAsia" w:eastAsia="黑体"/>
         </w:rPr>
         <w:t xml:space="preserve">拓扑描述</w:t>
       </w:r>
@@ -32,13 +32,13 @@
       </w:pPr>
       <w:r>
         <w:rPr>
-          <w:rFonts w:hint="eastAsia"/>
+          <w:rFonts w:hint="eastAsia" w:eastAsia="黑体"/>
         </w:rPr>
         <w:t xml:space="preserve">以典型的</w:t>
       </w:r>
       <w:r>
         <w:rPr>
-          <w:rFonts w:hint="eastAsia"/>
+          <w:rFonts w:hint="eastAsia" w:eastAsia="黑体"/>
           <w:b/>
           <w:bCs/>
         </w:rPr>
@@ -46,13 +46,13 @@
       </w:r>
       <w:r>
         <w:rPr>
-          <w:rFonts w:hint="eastAsia"/>
+          <w:rFonts w:hint="eastAsia" w:eastAsia="黑体"/>
         </w:rPr>
         <w:t xml:space="preserve">为代表性实现，本电路由</w:t>
       </w:r>
       <w:r>
         <w:rPr>
-          <w:rFonts w:hint="eastAsia"/>
+          <w:rFonts w:hint="eastAsia" w:eastAsia="黑体"/>
           <w:b/>
           <w:bCs/>
         </w:rPr>
@@ -60,6 +60,7 @@
       </w:r>
       <w:r>
         <w:rPr>
+          <w:rFonts w:eastAsia="黑体"/>
           <w:b/>
           <w:bCs/>
         </w:rPr>
@@ -81,18 +82,21 @@
       </m:oMath>
       <w:r>
         <w:rPr>
-          <w:rFonts w:hint="eastAsia"/>
+          <w:rFonts w:hint="eastAsia" w:eastAsia="黑体"/>
           <w:b/>
           <w:bCs/>
         </w:rPr>
         <w:t xml:space="preserve">（BJT）</w:t>
       </w:r>
       <w:r>
+        <w:rPr>
+          <w:rFonts w:eastAsia="黑体"/>
+        </w:rPr>
         <w:t xml:space="preserve">、</w:t>
       </w:r>
       <w:r>
         <w:rPr>
-          <w:rFonts w:hint="eastAsia"/>
+          <w:rFonts w:hint="eastAsia" w:eastAsia="黑体"/>
           <w:b/>
           <w:bCs/>
         </w:rPr>
@@ -100,6 +104,7 @@
       </w:r>
       <w:r>
         <w:rPr>
+          <w:rFonts w:eastAsia="黑体"/>
           <w:b/>
           <w:bCs/>
         </w:rPr>
@@ -120,11 +125,14 @@
         </m:sSub>
       </m:oMath>
       <w:r>
+        <w:rPr>
+          <w:rFonts w:eastAsia="黑体"/>
+        </w:rPr>
         <w:t xml:space="preserve">、</w:t>
       </w:r>
       <w:r>
         <w:rPr>
-          <w:rFonts w:hint="eastAsia"/>
+          <w:rFonts w:hint="eastAsia" w:eastAsia="黑体"/>
           <w:b/>
           <w:bCs/>
         </w:rPr>
@@ -132,6 +140,7 @@
       </w:r>
       <w:r>
         <w:rPr>
+          <w:rFonts w:eastAsia="黑体"/>
           <w:b/>
           <w:bCs/>
         </w:rPr>
@@ -153,7 +162,7 @@
       </m:oMath>
       <w:r>
         <w:rPr>
-          <w:rFonts w:hint="eastAsia"/>
+          <w:rFonts w:hint="eastAsia" w:eastAsia="黑体"/>
           <w:b/>
           <w:bCs/>
         </w:rPr>
@@ -161,6 +170,7 @@
       </w:r>
       <w:r>
         <w:rPr>
+          <w:rFonts w:eastAsia="黑体"/>
           <w:b/>
           <w:bCs/>
         </w:rPr>
@@ -182,6 +192,7 @@
       </m:oMath>
       <w:r>
         <w:rPr>
+          <w:rFonts w:eastAsia="黑体"/>
           <w:b/>
           <w:bCs/>
         </w:rPr>
@@ -189,18 +200,21 @@
       </w:r>
       <w:r>
         <w:rPr>
-          <w:rFonts w:hint="eastAsia"/>
+          <w:rFonts w:hint="eastAsia" w:eastAsia="黑体"/>
           <w:b/>
           <w:bCs/>
         </w:rPr>
         <w:t xml:space="preserve">串联）</w:t>
       </w:r>
       <w:r>
+        <w:rPr>
+          <w:rFonts w:eastAsia="黑体"/>
+        </w:rPr>
         <w:t xml:space="preserve">、</w:t>
       </w:r>
       <w:r>
         <w:rPr>
-          <w:rFonts w:hint="eastAsia"/>
+          <w:rFonts w:hint="eastAsia" w:eastAsia="黑体"/>
           <w:b/>
           <w:bCs/>
         </w:rPr>
@@ -208,6 +222,7 @@
       </w:r>
       <w:r>
         <w:rPr>
+          <w:rFonts w:eastAsia="黑体"/>
           <w:b/>
           <w:bCs/>
         </w:rPr>
@@ -231,11 +246,14 @@
         </m:sSub>
       </m:oMath>
       <w:r>
+        <w:rPr>
+          <w:rFonts w:eastAsia="黑体"/>
+        </w:rPr>
         <w:t xml:space="preserve">、</w:t>
       </w:r>
       <w:r>
         <w:rPr>
-          <w:rFonts w:hint="eastAsia"/>
+          <w:rFonts w:hint="eastAsia" w:eastAsia="黑体"/>
           <w:b/>
           <w:bCs/>
         </w:rPr>
@@ -243,6 +261,7 @@
       </w:r>
       <w:r>
         <w:rPr>
+          <w:rFonts w:eastAsia="黑体"/>
           <w:b/>
           <w:bCs/>
         </w:rPr>
@@ -263,11 +282,14 @@
         </m:sSub>
       </m:oMath>
       <w:r>
+        <w:rPr>
+          <w:rFonts w:eastAsia="黑体"/>
+        </w:rPr>
         <w:t xml:space="preserve">、</w:t>
       </w:r>
       <w:r>
         <w:rPr>
-          <w:rFonts w:hint="eastAsia"/>
+          <w:rFonts w:hint="eastAsia" w:eastAsia="黑体"/>
           <w:b/>
           <w:bCs/>
         </w:rPr>
@@ -275,6 +297,7 @@
       </w:r>
       <w:r>
         <w:rPr>
+          <w:rFonts w:eastAsia="黑体"/>
           <w:b/>
           <w:bCs/>
         </w:rPr>
@@ -298,20 +321,26 @@
         </m:sSub>
       </m:oMath>
       <w:r>
+        <w:rPr>
+          <w:rFonts w:eastAsia="黑体"/>
+        </w:rPr>
         <w:t xml:space="preserve"> </w:t>
       </w:r>
       <w:r>
         <w:rPr>
-          <w:rFonts w:hint="eastAsia"/>
+          <w:rFonts w:hint="eastAsia" w:eastAsia="黑体"/>
         </w:rPr>
         <w:t xml:space="preserve">与</w:t>
       </w:r>
       <w:r>
+        <w:rPr>
+          <w:rFonts w:eastAsia="黑体"/>
+        </w:rPr>
         <w:t xml:space="preserve"> </w:t>
       </w:r>
       <w:r>
         <w:rPr>
-          <w:rFonts w:hint="eastAsia"/>
+          <w:rFonts w:hint="eastAsia" w:eastAsia="黑体"/>
           <w:b/>
           <w:bCs/>
         </w:rPr>
@@ -319,6 +348,7 @@
       </w:r>
       <w:r>
         <w:rPr>
+          <w:rFonts w:eastAsia="黑体"/>
           <w:b/>
           <w:bCs/>
         </w:rPr>
@@ -345,26 +375,32 @@
         </m:sSub>
       </m:oMath>
       <w:r>
+        <w:rPr>
+          <w:rFonts w:eastAsia="黑体"/>
+        </w:rPr>
         <w:t xml:space="preserve"> </w:t>
       </w:r>
       <w:r>
         <w:rPr>
-          <w:rFonts w:hint="eastAsia"/>
+          <w:rFonts w:hint="eastAsia" w:eastAsia="黑体"/>
         </w:rPr>
         <w:t xml:space="preserve">组成。电路共有</w:t>
       </w:r>
       <w:r>
+        <w:rPr>
+          <w:rFonts w:eastAsia="黑体"/>
+        </w:rPr>
         <w:t xml:space="preserve"> 8 </w:t>
       </w:r>
       <w:r>
         <w:rPr>
-          <w:rFonts w:hint="eastAsia"/>
+          <w:rFonts w:hint="eastAsia" w:eastAsia="黑体"/>
         </w:rPr>
         <w:t xml:space="preserve">个关键节点：</w:t>
       </w:r>
       <w:r>
         <w:rPr>
-          <w:rFonts w:hint="eastAsia"/>
+          <w:rFonts w:hint="eastAsia" w:eastAsia="黑体"/>
           <w:b/>
           <w:bCs/>
         </w:rPr>
@@ -372,6 +408,7 @@
       </w:r>
       <w:r>
         <w:rPr>
+          <w:rFonts w:eastAsia="黑体"/>
           <w:b/>
           <w:bCs/>
         </w:rPr>
@@ -379,7 +416,7 @@
       </w:r>
       <w:r>
         <w:rPr>
-          <w:rFonts w:hint="eastAsia"/>
+          <w:rFonts w:hint="eastAsia" w:eastAsia="黑体"/>
           <w:b/>
           <w:bCs/>
         </w:rPr>
@@ -387,11 +424,14 @@
       </w:r>
       <w:r>
         <w:rPr>
-          <w:rFonts w:hint="eastAsia"/>
+          <w:rFonts w:hint="eastAsia" w:eastAsia="黑体"/>
         </w:rPr>
         <w:t xml:space="preserve">（信号源正端与</w:t>
       </w:r>
       <w:r>
+        <w:rPr>
+          <w:rFonts w:eastAsia="黑体"/>
+        </w:rPr>
         <w:t xml:space="preserve"> </w:t>
       </w:r>
       <m:oMath>
@@ -412,17 +452,20 @@
         </m:sSub>
       </m:oMath>
       <w:r>
+        <w:rPr>
+          <w:rFonts w:eastAsia="黑体"/>
+        </w:rPr>
         <w:t xml:space="preserve"> </w:t>
       </w:r>
       <w:r>
         <w:rPr>
-          <w:rFonts w:hint="eastAsia"/>
+          <w:rFonts w:hint="eastAsia" w:eastAsia="黑体"/>
         </w:rPr>
         <w:t xml:space="preserve">一端相连）；</w:t>
       </w:r>
       <w:r>
         <w:rPr>
-          <w:rFonts w:hint="eastAsia"/>
+          <w:rFonts w:hint="eastAsia" w:eastAsia="黑体"/>
           <w:b/>
           <w:bCs/>
         </w:rPr>
@@ -430,6 +473,7 @@
       </w:r>
       <w:r>
         <w:rPr>
+          <w:rFonts w:eastAsia="黑体"/>
           <w:b/>
           <w:bCs/>
         </w:rPr>
@@ -437,7 +481,7 @@
       </w:r>
       <w:r>
         <w:rPr>
-          <w:rFonts w:hint="eastAsia"/>
+          <w:rFonts w:hint="eastAsia" w:eastAsia="黑体"/>
           <w:b/>
           <w:bCs/>
         </w:rPr>
@@ -445,7 +489,7 @@
       </w:r>
       <w:r>
         <w:rPr>
-          <w:rFonts w:hint="eastAsia"/>
+          <w:rFonts w:hint="eastAsia" w:eastAsia="黑体"/>
         </w:rPr>
         <w:t xml:space="preserve">（</w:t>
       </w:r>
@@ -467,11 +511,14 @@
         </m:sSub>
       </m:oMath>
       <w:r>
+        <w:rPr>
+          <w:rFonts w:eastAsia="黑体"/>
+        </w:rPr>
         <w:t xml:space="preserve"> </w:t>
       </w:r>
       <w:r>
         <w:rPr>
-          <w:rFonts w:hint="eastAsia"/>
+          <w:rFonts w:hint="eastAsia" w:eastAsia="黑体"/>
         </w:rPr>
         <w:t xml:space="preserve">另一端、</w:t>
       </w:r>
@@ -493,17 +540,20 @@
         </m:sSub>
       </m:oMath>
       <w:r>
+        <w:rPr>
+          <w:rFonts w:eastAsia="黑体"/>
+        </w:rPr>
         <w:t xml:space="preserve"> </w:t>
       </w:r>
       <w:r>
         <w:rPr>
-          <w:rFonts w:hint="eastAsia"/>
+          <w:rFonts w:hint="eastAsia" w:eastAsia="黑体"/>
         </w:rPr>
         <w:t xml:space="preserve">一端相连）；</w:t>
       </w:r>
       <w:r>
         <w:rPr>
-          <w:rFonts w:hint="eastAsia"/>
+          <w:rFonts w:hint="eastAsia" w:eastAsia="黑体"/>
           <w:b/>
           <w:bCs/>
         </w:rPr>
@@ -511,6 +561,7 @@
       </w:r>
       <w:r>
         <w:rPr>
+          <w:rFonts w:eastAsia="黑体"/>
           <w:b/>
           <w:bCs/>
         </w:rPr>
@@ -518,7 +569,7 @@
       </w:r>
       <w:r>
         <w:rPr>
-          <w:rFonts w:hint="eastAsia"/>
+          <w:rFonts w:hint="eastAsia" w:eastAsia="黑体"/>
           <w:b/>
           <w:bCs/>
         </w:rPr>
@@ -526,7 +577,7 @@
       </w:r>
       <w:r>
         <w:rPr>
-          <w:rFonts w:hint="eastAsia"/>
+          <w:rFonts w:hint="eastAsia" w:eastAsia="黑体"/>
         </w:rPr>
         <w:t xml:space="preserve">（</w:t>
       </w:r>
@@ -548,11 +599,14 @@
         </m:sSub>
       </m:oMath>
       <w:r>
+        <w:rPr>
+          <w:rFonts w:eastAsia="黑体"/>
+        </w:rPr>
         <w:t xml:space="preserve"> </w:t>
       </w:r>
       <w:r>
         <w:rPr>
-          <w:rFonts w:hint="eastAsia"/>
+          <w:rFonts w:hint="eastAsia" w:eastAsia="黑体"/>
         </w:rPr>
         <w:t xml:space="preserve">另一端、</w:t>
       </w:r>
@@ -571,15 +625,21 @@
         </m:sSub>
       </m:oMath>
       <w:r>
+        <w:rPr>
+          <w:rFonts w:eastAsia="黑体"/>
+        </w:rPr>
         <w:t xml:space="preserve"> </w:t>
       </w:r>
       <w:r>
         <w:rPr>
-          <w:rFonts w:hint="eastAsia"/>
+          <w:rFonts w:hint="eastAsia" w:eastAsia="黑体"/>
         </w:rPr>
         <w:t xml:space="preserve">一端与</w:t>
       </w:r>
       <w:r>
+        <w:rPr>
+          <w:rFonts w:eastAsia="黑体"/>
+        </w:rPr>
         <w:t xml:space="preserve"> </w:t>
       </w:r>
       <m:oMath>
@@ -597,26 +657,32 @@
         </m:sSub>
       </m:oMath>
       <w:r>
+        <w:rPr>
+          <w:rFonts w:eastAsia="黑体"/>
+        </w:rPr>
         <w:t xml:space="preserve"> </w:t>
       </w:r>
       <w:r>
         <w:rPr>
-          <w:rFonts w:hint="eastAsia"/>
+          <w:rFonts w:hint="eastAsia" w:eastAsia="黑体"/>
         </w:rPr>
         <w:t xml:space="preserve">的基极</w:t>
       </w:r>
       <w:r>
+        <w:rPr>
+          <w:rFonts w:eastAsia="黑体"/>
+        </w:rPr>
         <w:t xml:space="preserve"> B </w:t>
       </w:r>
       <w:r>
         <w:rPr>
-          <w:rFonts w:hint="eastAsia"/>
+          <w:rFonts w:hint="eastAsia" w:eastAsia="黑体"/>
         </w:rPr>
         <w:t xml:space="preserve">三者相连）；</w:t>
       </w:r>
       <w:r>
         <w:rPr>
-          <w:rFonts w:hint="eastAsia"/>
+          <w:rFonts w:hint="eastAsia" w:eastAsia="黑体"/>
           <w:b/>
           <w:bCs/>
         </w:rPr>
@@ -624,6 +690,7 @@
       </w:r>
       <w:r>
         <w:rPr>
+          <w:rFonts w:eastAsia="黑体"/>
           <w:b/>
           <w:bCs/>
         </w:rPr>
@@ -631,7 +698,7 @@
       </w:r>
       <w:r>
         <w:rPr>
-          <w:rFonts w:hint="eastAsia"/>
+          <w:rFonts w:hint="eastAsia" w:eastAsia="黑体"/>
           <w:b/>
           <w:bCs/>
         </w:rPr>
@@ -639,7 +706,7 @@
       </w:r>
       <w:r>
         <w:rPr>
-          <w:rFonts w:hint="eastAsia"/>
+          <w:rFonts w:hint="eastAsia" w:eastAsia="黑体"/>
         </w:rPr>
         <w:t xml:space="preserve">（</w:t>
       </w:r>
@@ -658,35 +725,44 @@
         </m:sSub>
       </m:oMath>
       <w:r>
+        <w:rPr>
+          <w:rFonts w:eastAsia="黑体"/>
+        </w:rPr>
         <w:t xml:space="preserve"> </w:t>
       </w:r>
       <w:r>
         <w:rPr>
-          <w:rFonts w:hint="eastAsia"/>
+          <w:rFonts w:hint="eastAsia" w:eastAsia="黑体"/>
         </w:rPr>
         <w:t xml:space="preserve">的发射极</w:t>
       </w:r>
       <w:r>
+        <w:rPr>
+          <w:rFonts w:eastAsia="黑体"/>
+        </w:rPr>
         <w:t xml:space="preserve"> E </w:t>
       </w:r>
       <w:r>
         <w:rPr>
-          <w:rFonts w:hint="eastAsia"/>
+          <w:rFonts w:hint="eastAsia" w:eastAsia="黑体"/>
         </w:rPr>
         <w:t xml:space="preserve">接地点</w:t>
       </w:r>
       <w:r>
+        <w:rPr>
+          <w:rFonts w:eastAsia="黑体"/>
+        </w:rPr>
         <w:t xml:space="preserve"> </w:t>
       </w:r>
       <w:r>
         <w:rPr>
-          <w:rFonts w:hint="eastAsia"/>
+          <w:rFonts w:hint="eastAsia" w:eastAsia="黑体"/>
         </w:rPr>
         <w:t xml:space="preserve">GND）；</w:t>
       </w:r>
       <w:r>
         <w:rPr>
-          <w:rFonts w:hint="eastAsia"/>
+          <w:rFonts w:hint="eastAsia" w:eastAsia="黑体"/>
           <w:b/>
           <w:bCs/>
         </w:rPr>
@@ -694,6 +770,7 @@
       </w:r>
       <w:r>
         <w:rPr>
+          <w:rFonts w:eastAsia="黑体"/>
           <w:b/>
           <w:bCs/>
         </w:rPr>
@@ -701,7 +778,7 @@
       </w:r>
       <w:r>
         <w:rPr>
-          <w:rFonts w:hint="eastAsia"/>
+          <w:rFonts w:hint="eastAsia" w:eastAsia="黑体"/>
           <w:b/>
           <w:bCs/>
         </w:rPr>
@@ -709,7 +786,7 @@
       </w:r>
       <w:r>
         <w:rPr>
-          <w:rFonts w:hint="eastAsia"/>
+          <w:rFonts w:hint="eastAsia" w:eastAsia="黑体"/>
         </w:rPr>
         <w:t xml:space="preserve">（</w:t>
       </w:r>
@@ -728,15 +805,21 @@
         </m:sSub>
       </m:oMath>
       <w:r>
+        <w:rPr>
+          <w:rFonts w:eastAsia="黑体"/>
+        </w:rPr>
         <w:t xml:space="preserve"> </w:t>
       </w:r>
       <w:r>
         <w:rPr>
-          <w:rFonts w:hint="eastAsia"/>
+          <w:rFonts w:hint="eastAsia" w:eastAsia="黑体"/>
         </w:rPr>
         <w:t xml:space="preserve">的集电极</w:t>
       </w:r>
       <w:r>
+        <w:rPr>
+          <w:rFonts w:eastAsia="黑体"/>
+        </w:rPr>
         <w:t xml:space="preserve"> C、</w:t>
       </w:r>
       <m:oMath>
@@ -754,11 +837,14 @@
         </m:sSub>
       </m:oMath>
       <w:r>
+        <w:rPr>
+          <w:rFonts w:eastAsia="黑体"/>
+        </w:rPr>
         <w:t xml:space="preserve"> </w:t>
       </w:r>
       <w:r>
         <w:rPr>
-          <w:rFonts w:hint="eastAsia"/>
+          <w:rFonts w:hint="eastAsia" w:eastAsia="黑体"/>
         </w:rPr>
         <w:t xml:space="preserve">一端、</w:t>
       </w:r>
@@ -777,11 +863,14 @@
         </m:sSub>
       </m:oMath>
       <w:r>
+        <w:rPr>
+          <w:rFonts w:eastAsia="黑体"/>
+        </w:rPr>
         <w:t xml:space="preserve"> </w:t>
       </w:r>
       <w:r>
         <w:rPr>
-          <w:rFonts w:hint="eastAsia"/>
+          <w:rFonts w:hint="eastAsia" w:eastAsia="黑体"/>
         </w:rPr>
         <w:t xml:space="preserve">一端、</w:t>
       </w:r>
@@ -806,17 +895,20 @@
         </m:sSub>
       </m:oMath>
       <w:r>
+        <w:rPr>
+          <w:rFonts w:eastAsia="黑体"/>
+        </w:rPr>
         <w:t xml:space="preserve"> </w:t>
       </w:r>
       <w:r>
         <w:rPr>
-          <w:rFonts w:hint="eastAsia"/>
+          <w:rFonts w:hint="eastAsia" w:eastAsia="黑体"/>
         </w:rPr>
         <w:t xml:space="preserve">一端相连）；</w:t>
       </w:r>
       <w:r>
         <w:rPr>
-          <w:rFonts w:hint="eastAsia"/>
+          <w:rFonts w:hint="eastAsia" w:eastAsia="黑体"/>
           <w:b/>
           <w:bCs/>
         </w:rPr>
@@ -824,6 +916,7 @@
       </w:r>
       <w:r>
         <w:rPr>
+          <w:rFonts w:eastAsia="黑体"/>
           <w:b/>
           <w:bCs/>
         </w:rPr>
@@ -831,7 +924,7 @@
       </w:r>
       <w:r>
         <w:rPr>
-          <w:rFonts w:hint="eastAsia"/>
+          <w:rFonts w:hint="eastAsia" w:eastAsia="黑体"/>
           <w:b/>
           <w:bCs/>
         </w:rPr>
@@ -839,7 +932,7 @@
       </w:r>
       <w:r>
         <w:rPr>
-          <w:rFonts w:hint="eastAsia"/>
+          <w:rFonts w:hint="eastAsia" w:eastAsia="黑体"/>
         </w:rPr>
         <w:t xml:space="preserve">（</w:t>
       </w:r>
@@ -864,15 +957,21 @@
         </m:sSub>
       </m:oMath>
       <w:r>
+        <w:rPr>
+          <w:rFonts w:eastAsia="黑体"/>
+        </w:rPr>
         <w:t xml:space="preserve"> </w:t>
       </w:r>
       <w:r>
         <w:rPr>
-          <w:rFonts w:hint="eastAsia"/>
+          <w:rFonts w:hint="eastAsia" w:eastAsia="黑体"/>
         </w:rPr>
         <w:t xml:space="preserve">另一端，作为宽带输出</w:t>
       </w:r>
       <w:r>
+        <w:rPr>
+          <w:rFonts w:eastAsia="黑体"/>
+        </w:rPr>
         <w:t xml:space="preserve"> </w:t>
       </w:r>
       <m:oMath>
@@ -897,13 +996,13 @@
       </m:oMath>
       <w:r>
         <w:rPr>
-          <w:rFonts w:hint="eastAsia"/>
+          <w:rFonts w:hint="eastAsia" w:eastAsia="黑体"/>
         </w:rPr>
         <w:t xml:space="preserve">）；</w:t>
       </w:r>
       <w:r>
         <w:rPr>
-          <w:rFonts w:hint="eastAsia"/>
+          <w:rFonts w:hint="eastAsia" w:eastAsia="黑体"/>
           <w:b/>
           <w:bCs/>
         </w:rPr>
@@ -911,6 +1010,7 @@
       </w:r>
       <w:r>
         <w:rPr>
+          <w:rFonts w:eastAsia="黑体"/>
           <w:b/>
           <w:bCs/>
         </w:rPr>
@@ -918,7 +1018,7 @@
       </w:r>
       <w:r>
         <w:rPr>
-          <w:rFonts w:hint="eastAsia"/>
+          <w:rFonts w:hint="eastAsia" w:eastAsia="黑体"/>
           <w:b/>
           <w:bCs/>
         </w:rPr>
@@ -926,6 +1026,7 @@
       </w:r>
       <w:r>
         <w:rPr>
+          <w:rFonts w:eastAsia="黑体"/>
           <w:b/>
           <w:bCs/>
         </w:rPr>
@@ -956,7 +1057,7 @@
       </m:oMath>
       <w:r>
         <w:rPr>
-          <w:rFonts w:hint="eastAsia"/>
+          <w:rFonts w:hint="eastAsia" w:eastAsia="黑体"/>
         </w:rPr>
         <w:t xml:space="preserve">（</w:t>
       </w:r>
@@ -975,17 +1076,20 @@
         </m:sSub>
       </m:oMath>
       <w:r>
+        <w:rPr>
+          <w:rFonts w:eastAsia="黑体"/>
+        </w:rPr>
         <w:t xml:space="preserve"> </w:t>
       </w:r>
       <w:r>
         <w:rPr>
-          <w:rFonts w:hint="eastAsia"/>
+          <w:rFonts w:hint="eastAsia" w:eastAsia="黑体"/>
         </w:rPr>
         <w:t xml:space="preserve">另一端相连）；</w:t>
       </w:r>
       <w:r>
         <w:rPr>
-          <w:rFonts w:hint="eastAsia"/>
+          <w:rFonts w:hint="eastAsia" w:eastAsia="黑体"/>
           <w:b/>
           <w:bCs/>
         </w:rPr>
@@ -993,6 +1097,7 @@
       </w:r>
       <w:r>
         <w:rPr>
+          <w:rFonts w:eastAsia="黑体"/>
           <w:b/>
           <w:bCs/>
         </w:rPr>
@@ -1000,7 +1105,7 @@
       </w:r>
       <w:r>
         <w:rPr>
-          <w:rFonts w:hint="eastAsia"/>
+          <w:rFonts w:hint="eastAsia" w:eastAsia="黑体"/>
           <w:b/>
           <w:bCs/>
         </w:rPr>
@@ -1008,6 +1113,7 @@
       </w:r>
       <w:r>
         <w:rPr>
+          <w:rFonts w:eastAsia="黑体"/>
           <w:b/>
           <w:bCs/>
         </w:rPr>
@@ -1015,7 +1121,7 @@
       </w:r>
       <w:r>
         <w:rPr>
-          <w:rFonts w:hint="eastAsia"/>
+          <w:rFonts w:hint="eastAsia" w:eastAsia="黑体"/>
         </w:rPr>
         <w:t xml:space="preserve">（</w:t>
       </w:r>
@@ -1034,20 +1140,26 @@
         </m:sSub>
       </m:oMath>
       <w:r>
+        <w:rPr>
+          <w:rFonts w:eastAsia="黑体"/>
+        </w:rPr>
         <w:t xml:space="preserve"> </w:t>
       </w:r>
       <w:r>
         <w:rPr>
-          <w:rFonts w:hint="eastAsia"/>
+          <w:rFonts w:hint="eastAsia" w:eastAsia="黑体"/>
         </w:rPr>
         <w:t xml:space="preserve">的发射极</w:t>
       </w:r>
       <w:r>
+        <w:rPr>
+          <w:rFonts w:eastAsia="黑体"/>
+        </w:rPr>
         <w:t xml:space="preserve"> E </w:t>
       </w:r>
       <w:r>
         <w:rPr>
-          <w:rFonts w:hint="eastAsia"/>
+          <w:rFonts w:hint="eastAsia" w:eastAsia="黑体"/>
         </w:rPr>
         <w:t xml:space="preserve">及电源负极相连）。</w:t>
       </w:r>
@@ -1056,7 +1168,7 @@
       <w:pPr/>
       <w:r>
         <w:rPr>
-          <w:rFonts w:hint="eastAsia"/>
+          <w:rFonts w:hint="eastAsia" w:eastAsia="黑体"/>
         </w:rPr>
         <w:t xml:space="preserve">各元件管脚连接：</w:t>
       </w:r>
@@ -1075,38 +1187,50 @@
         </m:sSub>
       </m:oMath>
       <w:r>
+        <w:rPr>
+          <w:rFonts w:eastAsia="黑体"/>
+        </w:rPr>
         <w:t xml:space="preserve"> </w:t>
       </w:r>
       <w:r>
         <w:rPr>
-          <w:rFonts w:hint="eastAsia"/>
+          <w:rFonts w:hint="eastAsia" w:eastAsia="黑体"/>
         </w:rPr>
         <w:t xml:space="preserve">的基极</w:t>
       </w:r>
       <w:r>
+        <w:rPr>
+          <w:rFonts w:eastAsia="黑体"/>
+        </w:rPr>
         <w:t xml:space="preserve"> B </w:t>
       </w:r>
       <w:r>
         <w:rPr>
-          <w:rFonts w:hint="eastAsia"/>
+          <w:rFonts w:hint="eastAsia" w:eastAsia="黑体"/>
         </w:rPr>
         <w:t xml:space="preserve">接基极节点③、发射极</w:t>
       </w:r>
       <w:r>
+        <w:rPr>
+          <w:rFonts w:eastAsia="黑体"/>
+        </w:rPr>
         <w:t xml:space="preserve"> E </w:t>
       </w:r>
       <w:r>
         <w:rPr>
-          <w:rFonts w:hint="eastAsia"/>
+          <w:rFonts w:hint="eastAsia" w:eastAsia="黑体"/>
         </w:rPr>
         <w:t xml:space="preserve">接地节点⑧、集电极</w:t>
       </w:r>
       <w:r>
+        <w:rPr>
+          <w:rFonts w:eastAsia="黑体"/>
+        </w:rPr>
         <w:t xml:space="preserve"> C </w:t>
       </w:r>
       <w:r>
         <w:rPr>
-          <w:rFonts w:hint="eastAsia"/>
+          <w:rFonts w:hint="eastAsia" w:eastAsia="黑体"/>
         </w:rPr>
         <w:t xml:space="preserve">接集电极节点⑤；</w:t>
       </w:r>
@@ -1128,11 +1252,14 @@
         </m:sSub>
       </m:oMath>
       <w:r>
+        <w:rPr>
+          <w:rFonts w:eastAsia="黑体"/>
+        </w:rPr>
         <w:t xml:space="preserve"> </w:t>
       </w:r>
       <w:r>
         <w:rPr>
-          <w:rFonts w:hint="eastAsia"/>
+          <w:rFonts w:hint="eastAsia" w:eastAsia="黑体"/>
         </w:rPr>
         <w:t xml:space="preserve">一端接输入节点①、另一端接匹配后输入节点②；</w:t>
       </w:r>
@@ -1154,11 +1281,14 @@
         </m:sSub>
       </m:oMath>
       <w:r>
+        <w:rPr>
+          <w:rFonts w:eastAsia="黑体"/>
+        </w:rPr>
         <w:t xml:space="preserve"> </w:t>
       </w:r>
       <w:r>
         <w:rPr>
-          <w:rFonts w:hint="eastAsia"/>
+          <w:rFonts w:hint="eastAsia" w:eastAsia="黑体"/>
         </w:rPr>
         <w:t xml:space="preserve">一端接匹配后输入节点②、另一端接基极节点③；</w:t>
       </w:r>
@@ -1177,15 +1307,21 @@
         </m:sSub>
       </m:oMath>
       <w:r>
+        <w:rPr>
+          <w:rFonts w:eastAsia="黑体"/>
+        </w:rPr>
         <w:t xml:space="preserve"> </w:t>
       </w:r>
       <w:r>
         <w:rPr>
-          <w:rFonts w:hint="eastAsia"/>
+          <w:rFonts w:hint="eastAsia" w:eastAsia="黑体"/>
         </w:rPr>
         <w:t xml:space="preserve">一端接基极节点③、另一端接峰化电感</w:t>
       </w:r>
       <w:r>
+        <w:rPr>
+          <w:rFonts w:eastAsia="黑体"/>
+        </w:rPr>
         <w:t xml:space="preserve"> </w:t>
       </w:r>
       <m:oMath>
@@ -1203,11 +1339,14 @@
         </m:sSub>
       </m:oMath>
       <w:r>
+        <w:rPr>
+          <w:rFonts w:eastAsia="黑体"/>
+        </w:rPr>
         <w:t xml:space="preserve"> </w:t>
       </w:r>
       <w:r>
         <w:rPr>
-          <w:rFonts w:hint="eastAsia"/>
+          <w:rFonts w:hint="eastAsia" w:eastAsia="黑体"/>
         </w:rPr>
         <w:t xml:space="preserve">一端，</w:t>
       </w:r>
@@ -1226,11 +1365,14 @@
         </m:sSub>
       </m:oMath>
       <w:r>
+        <w:rPr>
+          <w:rFonts w:eastAsia="黑体"/>
+        </w:rPr>
         <w:t xml:space="preserve"> </w:t>
       </w:r>
       <w:r>
         <w:rPr>
-          <w:rFonts w:hint="eastAsia"/>
+          <w:rFonts w:hint="eastAsia" w:eastAsia="黑体"/>
         </w:rPr>
         <w:t xml:space="preserve">另一端接集电极节点⑤；</w:t>
       </w:r>
@@ -1249,11 +1391,14 @@
         </m:sSub>
       </m:oMath>
       <w:r>
+        <w:rPr>
+          <w:rFonts w:eastAsia="黑体"/>
+        </w:rPr>
         <w:t xml:space="preserve"> </w:t>
       </w:r>
       <w:r>
         <w:rPr>
-          <w:rFonts w:hint="eastAsia"/>
+          <w:rFonts w:hint="eastAsia" w:eastAsia="黑体"/>
         </w:rPr>
         <w:t xml:space="preserve">一端接集电极节点⑤、另一端接电源节点⑦；</w:t>
       </w:r>
@@ -1278,11 +1423,14 @@
         </m:sSub>
       </m:oMath>
       <w:r>
+        <w:rPr>
+          <w:rFonts w:eastAsia="黑体"/>
+        </w:rPr>
         <w:t xml:space="preserve"> </w:t>
       </w:r>
       <w:r>
         <w:rPr>
-          <w:rFonts w:hint="eastAsia"/>
+          <w:rFonts w:hint="eastAsia" w:eastAsia="黑体"/>
         </w:rPr>
         <w:t xml:space="preserve">一端接集电极节点⑤、另一端接输出节点⑥。</w:t>
       </w:r>
@@ -1291,11 +1439,14 @@
       <w:pPr/>
       <w:r>
         <w:rPr>
-          <w:rFonts w:hint="eastAsia"/>
+          <w:rFonts w:hint="eastAsia" w:eastAsia="黑体"/>
         </w:rPr>
         <w:t xml:space="preserve">由此构成”输入经</w:t>
       </w:r>
       <w:r>
+        <w:rPr>
+          <w:rFonts w:eastAsia="黑体"/>
+        </w:rPr>
         <w:t xml:space="preserve"> </w:t>
       </w:r>
       <m:oMath>
@@ -1316,11 +1467,14 @@
         </m:sSub>
       </m:oMath>
       <w:r>
+        <w:rPr>
+          <w:rFonts w:eastAsia="黑体"/>
+        </w:rPr>
         <w:t xml:space="preserve"> </w:t>
       </w:r>
       <w:r>
         <w:rPr>
-          <w:rFonts w:hint="eastAsia"/>
+          <w:rFonts w:hint="eastAsia" w:eastAsia="黑体"/>
         </w:rPr>
         <w:t xml:space="preserve">耦合、</w:t>
       </w:r>
@@ -1342,11 +1496,14 @@
         </m:sSub>
       </m:oMath>
       <w:r>
+        <w:rPr>
+          <w:rFonts w:eastAsia="黑体"/>
+        </w:rPr>
         <w:t xml:space="preserve"> </w:t>
       </w:r>
       <w:r>
         <w:rPr>
-          <w:rFonts w:hint="eastAsia"/>
+          <w:rFonts w:hint="eastAsia" w:eastAsia="黑体"/>
         </w:rPr>
         <w:t xml:space="preserve">注入基极、</w:t>
       </w:r>
@@ -1366,11 +1523,14 @@
       </m:oMath>
       <w:r>
         <w:rPr>
-          <w:rFonts w:hint="eastAsia"/>
+          <w:rFonts w:hint="eastAsia" w:eastAsia="黑体"/>
         </w:rPr>
         <w:t xml:space="preserve">（串</w:t>
       </w:r>
       <w:r>
+        <w:rPr>
+          <w:rFonts w:eastAsia="黑体"/>
+        </w:rPr>
         <w:t xml:space="preserve"> </w:t>
       </w:r>
       <m:oMath>
@@ -1389,7 +1549,7 @@
       </m:oMath>
       <w:r>
         <w:rPr>
-          <w:rFonts w:hint="eastAsia"/>
+          <w:rFonts w:hint="eastAsia" w:eastAsia="黑体"/>
         </w:rPr>
         <w:t xml:space="preserve">）把集电极反馈到基极、</w:t>
       </w:r>
@@ -1414,11 +1574,14 @@
         </m:sSub>
       </m:oMath>
       <w:r>
+        <w:rPr>
+          <w:rFonts w:eastAsia="黑体"/>
+        </w:rPr>
         <w:t xml:space="preserve"> </w:t>
       </w:r>
       <w:r>
         <w:rPr>
-          <w:rFonts w:hint="eastAsia"/>
+          <w:rFonts w:hint="eastAsia" w:eastAsia="黑体"/>
         </w:rPr>
         <w:t xml:space="preserve">输出”的增益带宽积型并联电阻负反馈宽带放大组态，负反馈拉平各频点增益、</w:t>
       </w:r>
@@ -1437,15 +1600,21 @@
         </m:sSub>
       </m:oMath>
       <w:r>
+        <w:rPr>
+          <w:rFonts w:eastAsia="黑体"/>
+        </w:rPr>
         <w:t xml:space="preserve"> </w:t>
       </w:r>
       <w:r>
         <w:rPr>
-          <w:rFonts w:hint="eastAsia"/>
+          <w:rFonts w:hint="eastAsia" w:eastAsia="黑体"/>
         </w:rPr>
         <w:t xml:space="preserve">峰化补偿高频滚降，增益约</w:t>
       </w:r>
       <w:r>
+        <w:rPr>
+          <w:rFonts w:eastAsia="黑体"/>
+        </w:rPr>
         <w:t xml:space="preserve"> </w:t>
       </w:r>
       <m:oMath>
@@ -1491,25 +1660,31 @@
       </m:oMath>
       <w:r>
         <w:rPr>
-          <w:rFonts w:hint="eastAsia"/>
+          <w:rFonts w:hint="eastAsia" w:eastAsia="黑体"/>
         </w:rPr>
         <w:t xml:space="preserve">，在数</w:t>
       </w:r>
       <w:r>
+        <w:rPr>
+          <w:rFonts w:eastAsia="黑体"/>
+        </w:rPr>
         <w:t xml:space="preserve"> </w:t>
       </w:r>
       <w:r>
         <w:rPr>
-          <w:rFonts w:hint="eastAsia"/>
+          <w:rFonts w:hint="eastAsia" w:eastAsia="黑体"/>
         </w:rPr>
         <w:t xml:space="preserve">kHz~数</w:t>
       </w:r>
       <w:r>
+        <w:rPr>
+          <w:rFonts w:eastAsia="黑体"/>
+        </w:rPr>
         <w:t xml:space="preserve"> GHz </w:t>
       </w:r>
       <w:r>
         <w:rPr>
-          <w:rFonts w:hint="eastAsia"/>
+          <w:rFonts w:hint="eastAsia" w:eastAsia="黑体"/>
         </w:rPr>
         <w:t xml:space="preserve">的宽频段内近似平坦。</w:t>
       </w:r>
@@ -1522,7 +1697,7 @@
       </w:pPr>
       <w:r>
         <w:rPr>
-          <w:rFonts w:hint="eastAsia"/>
+          <w:rFonts w:hint="eastAsia" w:eastAsia="黑体"/>
         </w:rPr>
         <w:t xml:space="preserve">工作原理</w:t>
       </w:r>
@@ -1533,7 +1708,7 @@
       </w:pPr>
       <w:r>
         <w:rPr>
-          <w:rFonts w:hint="eastAsia"/>
+          <w:rFonts w:hint="eastAsia" w:eastAsia="黑体"/>
         </w:rPr>
         <w:t xml:space="preserve">在固定增益的同时，通过并联负反馈降低各频率下的环路增益差异并把输入输出阻抗拉平，配合电感峰化补偿高频滚降，使增益带宽积内响应近似平坦。必要时以多级或分布式放大进一步展宽带宽。</w:t>
       </w:r>
@@ -1546,7 +1721,7 @@
       </w:pPr>
       <w:r>
         <w:rPr>
-          <w:rFonts w:hint="eastAsia"/>
+          <w:rFonts w:hint="eastAsia" w:eastAsia="黑体"/>
         </w:rPr>
         <w:t xml:space="preserve">关键计算公式</w:t>
       </w:r>
@@ -1560,7 +1735,7 @@
       </w:pPr>
       <w:r>
         <w:rPr>
-          <w:rFonts w:hint="eastAsia"/>
+          <w:rFonts w:hint="eastAsia" w:eastAsia="黑体"/>
         </w:rPr>
         <w:t xml:space="preserve">增益带宽积：</w:t>
       </w:r>
@@ -1626,7 +1801,7 @@
       </w:pPr>
       <w:r>
         <w:rPr>
-          <w:rFonts w:hint="eastAsia"/>
+          <w:rFonts w:hint="eastAsia" w:eastAsia="黑体"/>
         </w:rPr>
         <w:t xml:space="preserve">并联电阻负反馈放大器的跨阻近似增益：</w:t>
       </w:r>
@@ -1713,16 +1888,19 @@
       </w:pPr>
       <w:r>
         <w:rPr>
-          <w:rFonts w:hint="eastAsia"/>
+          <w:rFonts w:hint="eastAsia" w:eastAsia="黑体"/>
         </w:rPr>
         <w:t xml:space="preserve">单极点</w:t>
       </w:r>
       <w:r>
+        <w:rPr>
+          <w:rFonts w:eastAsia="黑体"/>
+        </w:rPr>
         <w:t xml:space="preserve"> -3 dB </w:t>
       </w:r>
       <w:r>
         <w:rPr>
-          <w:rFonts w:hint="eastAsia"/>
+          <w:rFonts w:hint="eastAsia" w:eastAsia="黑体"/>
         </w:rPr>
         <w:t xml:space="preserve">带宽与上限频率：</w:t>
       </w:r>
@@ -1815,16 +1993,19 @@
       </w:pPr>
       <w:r>
         <w:rPr>
-          <w:rFonts w:hint="eastAsia"/>
+          <w:rFonts w:hint="eastAsia" w:eastAsia="黑体"/>
         </w:rPr>
         <w:t xml:space="preserve">多级级联总带宽近似（n</w:t>
       </w:r>
       <w:r>
+        <w:rPr>
+          <w:rFonts w:eastAsia="黑体"/>
+        </w:rPr>
         <w:t xml:space="preserve"> </w:t>
       </w:r>
       <w:r>
         <w:rPr>
-          <w:rFonts w:hint="eastAsia"/>
+          <w:rFonts w:hint="eastAsia" w:eastAsia="黑体"/>
         </w:rPr>
         <w:t xml:space="preserve">级相同）：</w:t>
       </w:r>
@@ -1959,7 +2140,7 @@
             </w:pPr>
             <w:r>
               <w:rPr>
-                <w:rFonts w:hint="eastAsia"/>
+                <w:rFonts w:hint="eastAsia" w:eastAsia="黑体"/>
               </w:rPr>
               <w:t xml:space="preserve">符号</w:t>
             </w:r>
@@ -1973,7 +2154,7 @@
             </w:pPr>
             <w:r>
               <w:rPr>
-                <w:rFonts w:hint="eastAsia"/>
+                <w:rFonts w:hint="eastAsia" w:eastAsia="黑体"/>
               </w:rPr>
               <w:t xml:space="preserve">含义</w:t>
             </w:r>
@@ -1987,7 +2168,7 @@
             </w:pPr>
             <w:r>
               <w:rPr>
-                <w:rFonts w:hint="eastAsia"/>
+                <w:rFonts w:hint="eastAsia" w:eastAsia="黑体"/>
               </w:rPr>
               <w:t xml:space="preserve">单位</w:t>
             </w:r>
@@ -2016,6 +2197,9 @@
               </m:sSub>
             </m:oMath>
             <w:r>
+              <w:rPr>
+                <w:rFonts w:eastAsia="黑体"/>
+              </w:rPr>
               <w:t xml:space="preserve">​</w:t>
             </w:r>
           </w:p>
@@ -2028,7 +2212,7 @@
             </w:pPr>
             <w:r>
               <w:rPr>
-                <w:rFonts w:hint="eastAsia"/>
+                <w:rFonts w:hint="eastAsia" w:eastAsia="黑体"/>
               </w:rPr>
               <w:t xml:space="preserve">电压增益</w:t>
             </w:r>
@@ -2042,7 +2226,7 @@
             </w:pPr>
             <w:r>
               <w:rPr>
-                <w:rFonts w:hint="eastAsia"/>
+                <w:rFonts w:hint="eastAsia" w:eastAsia="黑体"/>
               </w:rPr>
               <w:t xml:space="preserve">（无量纲）</w:t>
             </w:r>
@@ -2065,6 +2249,9 @@
               </m:r>
             </m:oMath>
             <w:r>
+              <w:rPr>
+                <w:rFonts w:eastAsia="黑体"/>
+              </w:rPr>
               <w:t xml:space="preserve">​</w:t>
             </w:r>
           </w:p>
@@ -2077,7 +2264,7 @@
             </w:pPr>
             <w:r>
               <w:rPr>
-                <w:rFonts w:hint="eastAsia"/>
+                <w:rFonts w:hint="eastAsia" w:eastAsia="黑体"/>
               </w:rPr>
               <w:t xml:space="preserve">带宽</w:t>
             </w:r>
@@ -2090,6 +2277,9 @@
               <w:pStyle w:val="Compact"/>
             </w:pPr>
             <w:r>
+              <w:rPr>
+                <w:rFonts w:eastAsia="黑体"/>
+              </w:rPr>
               <w:t xml:space="preserve">Hz</w:t>
             </w:r>
           </w:p>
@@ -2114,6 +2304,9 @@
               </m:r>
             </m:oMath>
             <w:r>
+              <w:rPr>
+                <w:rFonts w:eastAsia="黑体"/>
+              </w:rPr>
               <w:t xml:space="preserve">​</w:t>
             </w:r>
           </w:p>
@@ -2126,7 +2319,7 @@
             </w:pPr>
             <w:r>
               <w:rPr>
-                <w:rFonts w:hint="eastAsia"/>
+                <w:rFonts w:hint="eastAsia" w:eastAsia="黑体"/>
               </w:rPr>
               <w:t xml:space="preserve">增益带宽积</w:t>
             </w:r>
@@ -2139,6 +2332,9 @@
               <w:pStyle w:val="Compact"/>
             </w:pPr>
             <w:r>
+              <w:rPr>
+                <w:rFonts w:eastAsia="黑体"/>
+              </w:rPr>
               <w:t xml:space="preserve">Hz</w:t>
             </w:r>
           </w:p>
@@ -2166,12 +2362,21 @@
               </m:sSub>
             </m:oMath>
             <w:r>
+              <w:rPr>
+                <w:rFonts w:eastAsia="黑体"/>
+              </w:rPr>
               <w:t xml:space="preserve"> </w:t>
             </w:r>
             <w:r>
+              <w:rPr>
+                <w:rFonts w:eastAsia="黑体"/>
+              </w:rPr>
               <w:t xml:space="preserve">/</w:t>
             </w:r>
             <w:r>
+              <w:rPr>
+                <w:rFonts w:eastAsia="黑体"/>
+              </w:rPr>
               <w:t xml:space="preserve"> </w:t>
             </w:r>
             <m:oMath>
@@ -2201,16 +2406,19 @@
             </w:pPr>
             <w:r>
               <w:rPr>
-                <w:rFonts w:hint="eastAsia"/>
+                <w:rFonts w:hint="eastAsia" w:eastAsia="黑体"/>
               </w:rPr>
               <w:t xml:space="preserve">反馈</w:t>
             </w:r>
             <w:r>
+              <w:rPr>
+                <w:rFonts w:eastAsia="黑体"/>
+              </w:rPr>
               <w:t xml:space="preserve"> / </w:t>
             </w:r>
             <w:r>
               <w:rPr>
-                <w:rFonts w:hint="eastAsia"/>
+                <w:rFonts w:hint="eastAsia" w:eastAsia="黑体"/>
               </w:rPr>
               <w:t xml:space="preserve">输入电阻</w:t>
             </w:r>
@@ -2223,6 +2431,9 @@
               <w:pStyle w:val="Compact"/>
             </w:pPr>
             <w:r>
+              <w:rPr>
+                <w:rFonts w:eastAsia="黑体"/>
+              </w:rPr>
               <w:t xml:space="preserve">Ω</w:t>
             </w:r>
           </w:p>
@@ -2268,6 +2479,9 @@
               </m:sSub>
             </m:oMath>
             <w:r>
+              <w:rPr>
+                <w:rFonts w:eastAsia="黑体"/>
+              </w:rPr>
               <w:t xml:space="preserve">​</w:t>
             </w:r>
           </w:p>
@@ -2280,7 +2494,7 @@
             </w:pPr>
             <w:r>
               <w:rPr>
-                <w:rFonts w:hint="eastAsia"/>
+                <w:rFonts w:hint="eastAsia" w:eastAsia="黑体"/>
               </w:rPr>
               <w:t xml:space="preserve">等效时间常数</w:t>
             </w:r>
@@ -2293,6 +2507,9 @@
               <w:pStyle w:val="Compact"/>
             </w:pPr>
             <w:r>
+              <w:rPr>
+                <w:rFonts w:eastAsia="黑体"/>
+              </w:rPr>
               <w:t xml:space="preserve">s</w:t>
             </w:r>
           </w:p>
@@ -2307,7 +2524,7 @@
       </w:pPr>
       <w:r>
         <w:rPr>
-          <w:rFonts w:hint="eastAsia"/>
+          <w:rFonts w:hint="eastAsia" w:eastAsia="黑体"/>
         </w:rPr>
         <w:t xml:space="preserve">元件调整影响</w:t>
       </w:r>
@@ -2322,7 +2539,7 @@
       </w:pPr>
       <w:r>
         <w:rPr>
-          <w:rFonts w:hint="eastAsia"/>
+          <w:rFonts w:hint="eastAsia" w:eastAsia="黑体"/>
           <w:b/>
           <w:bCs/>
         </w:rPr>
@@ -2330,6 +2547,7 @@
       </w:r>
       <w:r>
         <w:rPr>
+          <w:rFonts w:eastAsia="黑体"/>
           <w:b/>
           <w:bCs/>
         </w:rPr>
@@ -2351,6 +2569,7 @@
       </m:oMath>
       <w:r>
         <w:rPr>
+          <w:rFonts w:eastAsia="黑体"/>
           <w:b/>
           <w:bCs/>
         </w:rPr>
@@ -2358,21 +2577,27 @@
       </w:r>
       <w:r>
         <w:rPr>
-          <w:rFonts w:hint="eastAsia"/>
+          <w:rFonts w:hint="eastAsia" w:eastAsia="黑体"/>
           <w:b/>
           <w:bCs/>
         </w:rPr>
         <w:t xml:space="preserve">增大</w:t>
       </w:r>
       <w:r>
+        <w:rPr>
+          <w:rFonts w:eastAsia="黑体"/>
+        </w:rPr>
         <w:t xml:space="preserve"> </w:t>
       </w:r>
       <w:r>
+        <w:rPr>
+          <w:rFonts w:eastAsia="黑体"/>
+        </w:rPr>
         <w:t xml:space="preserve">→ </w:t>
       </w:r>
       <w:r>
         <w:rPr>
-          <w:rFonts w:hint="eastAsia"/>
+          <w:rFonts w:hint="eastAsia" w:eastAsia="黑体"/>
         </w:rPr>
         <w:t xml:space="preserve">增益升高、带宽变窄。</w:t>
       </w:r>
@@ -2387,21 +2612,27 @@
       </w:pPr>
       <w:r>
         <w:rPr>
-          <w:rFonts w:hint="eastAsia"/>
+          <w:rFonts w:hint="eastAsia" w:eastAsia="黑体"/>
           <w:b/>
           <w:bCs/>
         </w:rPr>
         <w:t xml:space="preserve">并联反馈加深</w:t>
       </w:r>
       <w:r>
+        <w:rPr>
+          <w:rFonts w:eastAsia="黑体"/>
+        </w:rPr>
         <w:t xml:space="preserve"> </w:t>
       </w:r>
       <w:r>
+        <w:rPr>
+          <w:rFonts w:eastAsia="黑体"/>
+        </w:rPr>
         <w:t xml:space="preserve">→ </w:t>
       </w:r>
       <w:r>
         <w:rPr>
-          <w:rFonts w:hint="eastAsia"/>
+          <w:rFonts w:hint="eastAsia" w:eastAsia="黑体"/>
         </w:rPr>
         <w:t xml:space="preserve">带宽展宽、增益下降、输入输出阻抗变低更易匹配。</w:t>
       </w:r>
@@ -2416,21 +2647,27 @@
       </w:pPr>
       <w:r>
         <w:rPr>
-          <w:rFonts w:hint="eastAsia"/>
+          <w:rFonts w:hint="eastAsia" w:eastAsia="黑体"/>
           <w:b/>
           <w:bCs/>
         </w:rPr>
         <w:t xml:space="preserve">峰化电感增大</w:t>
       </w:r>
       <w:r>
+        <w:rPr>
+          <w:rFonts w:eastAsia="黑体"/>
+        </w:rPr>
         <w:t xml:space="preserve"> </w:t>
       </w:r>
       <w:r>
+        <w:rPr>
+          <w:rFonts w:eastAsia="黑体"/>
+        </w:rPr>
         <w:t xml:space="preserve">→ </w:t>
       </w:r>
       <w:r>
         <w:rPr>
-          <w:rFonts w:hint="eastAsia"/>
+          <w:rFonts w:hint="eastAsia" w:eastAsia="黑体"/>
         </w:rPr>
         <w:t xml:space="preserve">高频补偿增强，但过大会出现增益峰与振铃。</w:t>
       </w:r>
@@ -2445,25 +2682,34 @@
       </w:pPr>
       <w:r>
         <w:rPr>
-          <w:rFonts w:hint="eastAsia"/>
+          <w:rFonts w:hint="eastAsia" w:eastAsia="黑体"/>
           <w:b/>
           <w:bCs/>
         </w:rPr>
         <w:t xml:space="preserve">级联级数增多</w:t>
       </w:r>
       <w:r>
+        <w:rPr>
+          <w:rFonts w:eastAsia="黑体"/>
+        </w:rPr>
         <w:t xml:space="preserve"> </w:t>
       </w:r>
       <w:r>
+        <w:rPr>
+          <w:rFonts w:eastAsia="黑体"/>
+        </w:rPr>
         <w:t xml:space="preserve">→ </w:t>
       </w:r>
       <w:r>
         <w:rPr>
-          <w:rFonts w:hint="eastAsia"/>
+          <w:rFonts w:hint="eastAsia" w:eastAsia="黑体"/>
         </w:rPr>
         <w:t xml:space="preserve">总增益升高而带宽按</w:t>
       </w:r>
       <w:r>
+        <w:rPr>
+          <w:rFonts w:eastAsia="黑体"/>
+        </w:rPr>
         <w:t xml:space="preserve"> </w:t>
       </w:r>
       <m:oMath>
@@ -2507,11 +2753,14 @@
         </m:rad>
       </m:oMath>
       <w:r>
+        <w:rPr>
+          <w:rFonts w:eastAsia="黑体"/>
+        </w:rPr>
         <w:t xml:space="preserve"> </w:t>
       </w:r>
       <w:r>
         <w:rPr>
-          <w:rFonts w:hint="eastAsia"/>
+          <w:rFonts w:hint="eastAsia" w:eastAsia="黑体"/>
         </w:rPr>
         <w:t xml:space="preserve">收窄。</w:t>
       </w:r>
@@ -2524,7 +2773,7 @@
       </w:pPr>
       <w:r>
         <w:rPr>
-          <w:rFonts w:hint="eastAsia"/>
+          <w:rFonts w:hint="eastAsia" w:eastAsia="黑体"/>
         </w:rPr>
         <w:t xml:space="preserve">典型参数示例</w:t>
       </w:r>
@@ -2539,11 +2788,14 @@
       </w:pPr>
       <w:r>
         <w:rPr>
-          <w:rFonts w:hint="eastAsia"/>
+          <w:rFonts w:hint="eastAsia" w:eastAsia="黑体"/>
         </w:rPr>
         <w:t xml:space="preserve">取单片放大器增益</w:t>
       </w:r>
       <w:r>
+        <w:rPr>
+          <w:rFonts w:eastAsia="黑体"/>
+        </w:rPr>
         <w:t xml:space="preserve"> </w:t>
       </w:r>
       <m:oMath>
@@ -2580,6 +2832,9 @@
         </m:r>
       </m:oMath>
       <w:r>
+        <w:rPr>
+          <w:rFonts w:eastAsia="黑体"/>
+        </w:rPr>
         <w:t xml:space="preserve">、</w:t>
       </w:r>
       <m:oMath>
@@ -2611,7 +2866,7 @@
       </m:oMath>
       <w:r>
         <w:rPr>
-          <w:rFonts w:hint="eastAsia"/>
+          <w:rFonts w:hint="eastAsia" w:eastAsia="黑体"/>
         </w:rPr>
         <w:t xml:space="preserve">：</w:t>
       </w:r>
@@ -2627,29 +2882,38 @@
         </m:r>
       </m:oMath>
       <w:r>
+        <w:rPr>
+          <w:rFonts w:eastAsia="黑体"/>
+        </w:rPr>
         <w:t xml:space="preserve"> </w:t>
       </w:r>
       <w:r>
         <w:rPr>
-          <w:rFonts w:hint="eastAsia"/>
+          <w:rFonts w:hint="eastAsia" w:eastAsia="黑体"/>
         </w:rPr>
         <w:t xml:space="preserve">乘积约为</w:t>
       </w:r>
       <w:r>
+        <w:rPr>
+          <w:rFonts w:eastAsia="黑体"/>
+        </w:rPr>
         <w:t xml:space="preserve"> 5.6 </w:t>
       </w:r>
       <w:r>
         <w:rPr>
-          <w:rFonts w:hint="eastAsia"/>
+          <w:rFonts w:hint="eastAsia" w:eastAsia="黑体"/>
         </w:rPr>
         <w:t xml:space="preserve">倍量级（需查器件具体</w:t>
       </w:r>
       <w:r>
+        <w:rPr>
+          <w:rFonts w:eastAsia="黑体"/>
+        </w:rPr>
         <w:t xml:space="preserve"> </w:t>
       </w:r>
       <w:r>
         <w:rPr>
-          <w:rFonts w:hint="eastAsia"/>
+          <w:rFonts w:hint="eastAsia" w:eastAsia="黑体"/>
         </w:rPr>
         <w:t xml:space="preserve">GBW）。</w:t>
       </w:r>
@@ -2664,11 +2928,14 @@
       </w:pPr>
       <w:r>
         <w:rPr>
-          <w:rFonts w:hint="eastAsia"/>
+          <w:rFonts w:hint="eastAsia" w:eastAsia="黑体"/>
         </w:rPr>
         <w:t xml:space="preserve">两级相同</w:t>
       </w:r>
       <w:r>
+        <w:rPr>
+          <w:rFonts w:eastAsia="黑体"/>
+        </w:rPr>
         <w:t xml:space="preserve"> </w:t>
       </w:r>
       <m:oMath>
@@ -2708,11 +2975,14 @@
         </m:r>
       </m:oMath>
       <w:r>
+        <w:rPr>
+          <w:rFonts w:eastAsia="黑体"/>
+        </w:rPr>
         <w:t xml:space="preserve"> </w:t>
       </w:r>
       <w:r>
         <w:rPr>
-          <w:rFonts w:hint="eastAsia"/>
+          <w:rFonts w:hint="eastAsia" w:eastAsia="黑体"/>
         </w:rPr>
         <w:t xml:space="preserve">级联：</w:t>
       </w:r>
@@ -2818,6 +3088,9 @@
         </m:r>
       </m:oMath>
       <w:r>
+        <w:rPr>
+          <w:rFonts w:eastAsia="黑体"/>
+        </w:rPr>
         <w:t xml:space="preserve">。</w:t>
       </w:r>
     </w:p>
@@ -2829,7 +3102,7 @@
       </w:pPr>
       <w:r>
         <w:rPr>
-          <w:rFonts w:hint="eastAsia"/>
+          <w:rFonts w:hint="eastAsia" w:eastAsia="黑体"/>
         </w:rPr>
         <w:t xml:space="preserve">常见器件型号</w:t>
       </w:r>
@@ -2844,7 +3117,7 @@
       </w:pPr>
       <w:r>
         <w:rPr>
-          <w:rFonts w:hint="eastAsia"/>
+          <w:rFonts w:hint="eastAsia" w:eastAsia="黑体"/>
         </w:rPr>
         <w:t xml:space="preserve">单片宽带放大器：ABA52563、BGA616、MAR-6（MAV-11）、SGA-6289。</w:t>
       </w:r>
@@ -2859,7 +3132,7 @@
       </w:pPr>
       <w:r>
         <w:rPr>
-          <w:rFonts w:hint="eastAsia"/>
+          <w:rFonts w:hint="eastAsia" w:eastAsia="黑体"/>
         </w:rPr>
         <w:t xml:space="preserve">晶体管：BFP640、2SC5751、BFP740。</w:t>
       </w:r>
@@ -2872,7 +3145,7 @@
       </w:pPr>
       <w:r>
         <w:rPr>
-          <w:rFonts w:hint="eastAsia"/>
+          <w:rFonts w:hint="eastAsia" w:eastAsia="黑体"/>
         </w:rPr>
         <w:t xml:space="preserve">注意事项</w:t>
       </w:r>
@@ -2887,7 +3160,7 @@
       </w:pPr>
       <w:r>
         <w:rPr>
-          <w:rFonts w:hint="eastAsia"/>
+          <w:rFonts w:hint="eastAsia" w:eastAsia="黑体"/>
         </w:rPr>
         <w:t xml:space="preserve">宽带放大易自激，需保证良好的电源去耦与射频接地。</w:t>
       </w:r>
@@ -2902,7 +3175,7 @@
       </w:pPr>
       <w:r>
         <w:rPr>
-          <w:rFonts w:hint="eastAsia"/>
+          <w:rFonts w:hint="eastAsia" w:eastAsia="黑体"/>
         </w:rPr>
         <w:t xml:space="preserve">电阻结温与增益平坦度需在频段内验证，匹配网络会随频率变化。</w:t>
       </w:r>
@@ -2917,7 +3190,7 @@
       </w:pPr>
       <w:r>
         <w:rPr>
-          <w:rFonts w:hint="eastAsia"/>
+          <w:rFonts w:hint="eastAsia" w:eastAsia="黑体"/>
         </w:rPr>
         <w:t xml:space="preserve">宽频下输入输出驻波与噪声也随频率波动，需折中设计。</w:t>
       </w:r>
@@ -2930,7 +3203,7 @@
       </w:pPr>
       <w:r>
         <w:rPr>
-          <w:rFonts w:hint="eastAsia"/>
+          <w:rFonts w:hint="eastAsia" w:eastAsia="黑体"/>
         </w:rPr>
         <w:t xml:space="preserve">参考资料</w:t>
       </w:r>
@@ -2944,6 +3217,9 @@
         </w:numPr>
       </w:pPr>
       <w:r>
+        <w:rPr>
+          <w:rFonts w:eastAsia="黑体"/>
+        </w:rPr>
         <w:t xml:space="preserve">Wikipedia: Distributed amplifier。</w:t>
       </w:r>
     </w:p>
@@ -2956,11 +3232,14 @@
         </w:numPr>
       </w:pPr>
       <w:r>
+        <w:rPr>
+          <w:rFonts w:eastAsia="黑体"/>
+        </w:rPr>
         <w:t xml:space="preserve">Analog Devices: </w:t>
       </w:r>
       <w:r>
         <w:rPr>
-          <w:rFonts w:hint="eastAsia"/>
+          <w:rFonts w:hint="eastAsia" w:eastAsia="黑体"/>
         </w:rPr>
         <w:t xml:space="preserve">宽带放大器应用笔记。</w:t>
       </w:r>
@@ -2975,16 +3254,19 @@
       </w:pPr>
       <w:r>
         <w:rPr>
-          <w:rFonts w:hint="eastAsia"/>
+          <w:rFonts w:hint="eastAsia" w:eastAsia="黑体"/>
         </w:rPr>
         <w:t xml:space="preserve">《射频电路设计——理论与应用》（Reinhold</w:t>
       </w:r>
       <w:r>
+        <w:rPr>
+          <w:rFonts w:eastAsia="黑体"/>
+        </w:rPr>
         <w:t xml:space="preserve"> </w:t>
       </w:r>
       <w:r>
         <w:rPr>
-          <w:rFonts w:hint="eastAsia"/>
+          <w:rFonts w:hint="eastAsia" w:eastAsia="黑体"/>
         </w:rPr>
         <w:t xml:space="preserve">Ludwig）。</w:t>
       </w:r>
@@ -2998,11 +3280,11 @@
       </w:pPr>
       <w:r>
         <w:rPr>
-          <w:rFonts w:ascii="Times New Roman" w:hAnsi="Times New Roman"/>
+          <w:rFonts w:ascii="Times New Roman" w:hAnsi="Times New Roman" w:eastAsia="黑体"/>
           <w:color w:val="555555"/>
           <w:sz w:val="21"/>
         </w:rPr>
-        <w:t>材料收集者：杜文杰</w:t>
+        <w:t>材料收集者：杜文杰，WX手机：19519196569，QQ:3478827729</w:t>
       </w:r>
     </w:p>
     <w:sectPr>
@@ -3022,7 +3304,7 @@
 </file>
 
 <file path=word/footer1.xml><?xml version="1.0" encoding="utf-8"?>
-<w:ftr xmlns:m="http://schemas.openxmlformats.org/officeDocument/2006/math" xmlns:mc="http://schemas.openxmlformats.org/markup-compatibility/2006" xmlns:mo="http://schemas.microsoft.com/office/mac/office/2008/main" xmlns:mv="urn:schemas-microsoft-com:mac:vml" xmlns:o="urn:schemas-microsoft-com:office:office" xmlns:r="http://schemas.openxmlformats.org/officeDocument/2006/relationships" xmlns:v="urn:schemas-microsoft-com:vml" xmlns:w10="urn:schemas-microsoft-com:office:word" xmlns:w14="http://schemas.microsoft.com/office/word/2010/wordml" xmlns:w="http://schemas.openxmlformats.org/wordprocessingml/2006/main" xmlns:wne="http://schemas.microsoft.com/office/word/2006/wordml" xmlns:wp14="http://schemas.microsoft.com/office/word/2010/wordprocessingDrawing" xmlns:wp="http://schemas.openxmlformats.org/drawingml/2006/wordprocessingDrawing" xmlns:wpc="http://schemas.microsoft.com/office/word/2010/wordprocessingCanvas" xmlns:wpg="http://schemas.microsoft.com/office/word/2010/wordprocessingGroup" xmlns:wpi="http://schemas.microsoft.com/office/word/2010/wordprocessingInk" xmlns:wps="http://schemas.microsoft.com/office/word/2010/wordprocessingShape" mc:Ignorable="w14 wp14">
+<w:ftr xmlns:mc="http://schemas.openxmlformats.org/markup-compatibility/2006" xmlns:w="http://schemas.openxmlformats.org/wordprocessingml/2006/main" xmlns:m="http://schemas.openxmlformats.org/officeDocument/2006/math" xmlns:mo="http://schemas.microsoft.com/office/mac/office/2008/main" xmlns:mv="urn:schemas-microsoft-com:mac:vml" xmlns:o="urn:schemas-microsoft-com:office:office" xmlns:r="http://schemas.openxmlformats.org/officeDocument/2006/relationships" xmlns:v="urn:schemas-microsoft-com:vml" xmlns:w10="urn:schemas-microsoft-com:office:word" xmlns:w14="http://schemas.microsoft.com/office/word/2010/wordml" xmlns:wne="http://schemas.microsoft.com/office/word/2006/wordml" xmlns:wp14="http://schemas.microsoft.com/office/word/2010/wordprocessingDrawing" xmlns:wp="http://schemas.openxmlformats.org/drawingml/2006/wordprocessingDrawing" xmlns:wpc="http://schemas.microsoft.com/office/word/2010/wordprocessingCanvas" xmlns:wpg="http://schemas.microsoft.com/office/word/2010/wordprocessingGroup" xmlns:wpi="http://schemas.microsoft.com/office/word/2010/wordprocessingInk" xmlns:wps="http://schemas.microsoft.com/office/word/2010/wordprocessingShape" mc:Ignorable="w14 wp14">
   <w:p>
     <w:pPr>
       <w:pStyle w:val="Footer"/>
@@ -3030,12 +3312,14 @@
     </w:pPr>
     <w:r>
       <w:rPr>
+        <w:rFonts w:eastAsia="黑体"/>
         <w:sz w:val="18"/>
       </w:rPr>
       <w:t xml:space="preserve">第 </w:t>
     </w:r>
     <w:r>
       <w:rPr>
+        <w:rFonts w:eastAsia="黑体"/>
         <w:sz w:val="18"/>
       </w:rPr>
       <w:fldChar w:fldCharType="begin"/>
@@ -3044,6 +3328,7 @@
     </w:r>
     <w:r>
       <w:rPr>
+        <w:rFonts w:eastAsia="黑体"/>
         <w:sz w:val="18"/>
       </w:rPr>
       <w:t xml:space="preserve"> 页</w:t>
@@ -3057,6 +3342,9 @@
   <w:footnote w:type="continuationSeparator" w:id="0">
     <w:p>
       <w:r>
+        <w:rPr>
+          <w:rFonts w:eastAsia="黑体"/>
+        </w:rPr>
         <w:continuationSeparator/>
       </w:r>
     </w:p>
@@ -3064,6 +3352,9 @@
   <w:footnote w:type="separator" w:id="-1">
     <w:p>
       <w:r>
+        <w:rPr>
+          <w:rFonts w:eastAsia="黑体"/>
+        </w:rPr>
         <w:separator/>
       </w:r>
     </w:p>
@@ -3072,7 +3363,7 @@
 </file>
 
 <file path=word/header1.xml><?xml version="1.0" encoding="utf-8"?>
-<w:hdr xmlns:m="http://schemas.openxmlformats.org/officeDocument/2006/math" xmlns:mc="http://schemas.openxmlformats.org/markup-compatibility/2006" xmlns:mo="http://schemas.microsoft.com/office/mac/office/2008/main" xmlns:mv="urn:schemas-microsoft-com:mac:vml" xmlns:o="urn:schemas-microsoft-com:office:office" xmlns:r="http://schemas.openxmlformats.org/officeDocument/2006/relationships" xmlns:v="urn:schemas-microsoft-com:vml" xmlns:w10="urn:schemas-microsoft-com:office:word" xmlns:w14="http://schemas.microsoft.com/office/word/2010/wordml" xmlns:w="http://schemas.openxmlformats.org/wordprocessingml/2006/main" xmlns:wne="http://schemas.microsoft.com/office/word/2006/wordml" xmlns:wp14="http://schemas.microsoft.com/office/word/2010/wordprocessingDrawing" xmlns:wp="http://schemas.openxmlformats.org/drawingml/2006/wordprocessingDrawing" xmlns:wpc="http://schemas.microsoft.com/office/word/2010/wordprocessingCanvas" xmlns:wpg="http://schemas.microsoft.com/office/word/2010/wordprocessingGroup" xmlns:wpi="http://schemas.microsoft.com/office/word/2010/wordprocessingInk" xmlns:wps="http://schemas.microsoft.com/office/word/2010/wordprocessingShape" mc:Ignorable="w14 wp14">
+<w:hdr xmlns:mc="http://schemas.openxmlformats.org/markup-compatibility/2006" xmlns:w="http://schemas.openxmlformats.org/wordprocessingml/2006/main" xmlns:m="http://schemas.openxmlformats.org/officeDocument/2006/math" xmlns:mo="http://schemas.microsoft.com/office/mac/office/2008/main" xmlns:mv="urn:schemas-microsoft-com:mac:vml" xmlns:o="urn:schemas-microsoft-com:office:office" xmlns:r="http://schemas.openxmlformats.org/officeDocument/2006/relationships" xmlns:v="urn:schemas-microsoft-com:vml" xmlns:w10="urn:schemas-microsoft-com:office:word" xmlns:w14="http://schemas.microsoft.com/office/word/2010/wordml" xmlns:wne="http://schemas.microsoft.com/office/word/2006/wordml" xmlns:wp14="http://schemas.microsoft.com/office/word/2010/wordprocessingDrawing" xmlns:wp="http://schemas.openxmlformats.org/drawingml/2006/wordprocessingDrawing" xmlns:wpc="http://schemas.microsoft.com/office/word/2010/wordprocessingCanvas" xmlns:wpg="http://schemas.microsoft.com/office/word/2010/wordprocessingGroup" xmlns:wpi="http://schemas.microsoft.com/office/word/2010/wordprocessingInk" xmlns:wps="http://schemas.microsoft.com/office/word/2010/wordprocessingShape" mc:Ignorable="w14 wp14">
   <w:p>
     <w:pPr>
       <w:pStyle w:val="Header"/>
@@ -3080,7 +3371,7 @@
     </w:pPr>
     <w:r>
       <w:rPr>
-        <w:rFonts w:ascii="Times New Roman" w:hAnsi="Times New Roman"/>
+        <w:rFonts w:ascii="Times New Roman" w:hAnsi="Times New Roman" w:eastAsia="黑体"/>
         <w:sz w:val="18"/>
         <w:rFonts w:eastAsia="黑体"/>
         <w:rFonts w:eastAsia="黑体"/>
@@ -3092,7 +3383,7 @@
 </file>
 
 <file path=word/numbering.xml><?xml version="1.0" encoding="utf-8"?>
-<w:numbering xmlns:m="http://schemas.openxmlformats.org/officeDocument/2006/math" xmlns:mc="http://schemas.openxmlformats.org/markup-compatibility/2006" xmlns:mo="http://schemas.microsoft.com/office/mac/office/2008/main" xmlns:mv="urn:schemas-microsoft-com:mac:vml" xmlns:o="urn:schemas-microsoft-com:office:office" xmlns:r="http://schemas.openxmlformats.org/officeDocument/2006/relationships" xmlns:v="urn:schemas-microsoft-com:vml" xmlns:w="http://schemas.openxmlformats.org/wordprocessingml/2006/main" xmlns:w10="urn:schemas-microsoft-com:office:word" xmlns:w14="http://schemas.microsoft.com/office/word/2010/wordml" xmlns:wne="http://schemas.microsoft.com/office/word/2006/wordml" xmlns:wp="http://schemas.openxmlformats.org/drawingml/2006/wordprocessingDrawing" xmlns:wp14="http://schemas.microsoft.com/office/word/2010/wordprocessingDrawing" xmlns:wpc="http://schemas.microsoft.com/office/word/2010/wordprocessingCanvas" xmlns:wpg="http://schemas.microsoft.com/office/word/2010/wordprocessingGroup" xmlns:wpi="http://schemas.microsoft.com/office/word/2010/wordprocessingInk" xmlns:wps="http://schemas.microsoft.com/office/word/2010/wordprocessingShape" mc:Ignorable="w14 wp14">
+<w:numbering xmlns:mc="http://schemas.openxmlformats.org/markup-compatibility/2006" xmlns:w="http://schemas.openxmlformats.org/wordprocessingml/2006/main" xmlns:m="http://schemas.openxmlformats.org/officeDocument/2006/math" xmlns:mo="http://schemas.microsoft.com/office/mac/office/2008/main" xmlns:mv="urn:schemas-microsoft-com:mac:vml" xmlns:o="urn:schemas-microsoft-com:office:office" xmlns:r="http://schemas.openxmlformats.org/officeDocument/2006/relationships" xmlns:v="urn:schemas-microsoft-com:vml" xmlns:w10="urn:schemas-microsoft-com:office:word" xmlns:w14="http://schemas.microsoft.com/office/word/2010/wordml" xmlns:wne="http://schemas.microsoft.com/office/word/2006/wordml" xmlns:wp="http://schemas.openxmlformats.org/drawingml/2006/wordprocessingDrawing" xmlns:wp14="http://schemas.microsoft.com/office/word/2010/wordprocessingDrawing" xmlns:wpc="http://schemas.microsoft.com/office/word/2010/wordprocessingCanvas" xmlns:wpg="http://schemas.microsoft.com/office/word/2010/wordprocessingGroup" xmlns:wpi="http://schemas.microsoft.com/office/word/2010/wordprocessingInk" xmlns:wps="http://schemas.microsoft.com/office/word/2010/wordprocessingShape" mc:Ignorable="w14 wp14">
   <w:abstractNum w:abstractNumId="0">
     <w:nsid w:val="FFFFFF7C"/>
     <w:multiLevelType w:val="singleLevel"/>
@@ -3179,7 +3470,7 @@
         <w:ind w:hanging="360" w:left="1440"/>
       </w:pPr>
       <w:rPr>
-        <w:rFonts w:ascii="Symbol" w:hAnsi="Symbol" w:hint="default"/>
+        <w:rFonts w:ascii="Symbol" w:hAnsi="Symbol" w:hint="default" w:eastAsia="黑体"/>
       </w:rPr>
     </w:lvl>
   </w:abstractNum>
@@ -3200,7 +3491,7 @@
         <w:ind w:hanging="360" w:left="1080"/>
       </w:pPr>
       <w:rPr>
-        <w:rFonts w:ascii="Symbol" w:hAnsi="Symbol" w:hint="default"/>
+        <w:rFonts w:ascii="Symbol" w:hAnsi="Symbol" w:hint="default" w:eastAsia="黑体"/>
       </w:rPr>
     </w:lvl>
   </w:abstractNum>
@@ -3221,7 +3512,7 @@
         <w:ind w:hanging="360" w:left="720"/>
       </w:pPr>
       <w:rPr>
-        <w:rFonts w:ascii="Symbol" w:hAnsi="Symbol" w:hint="default"/>
+        <w:rFonts w:ascii="Symbol" w:hAnsi="Symbol" w:hint="default" w:eastAsia="黑体"/>
       </w:rPr>
     </w:lvl>
   </w:abstractNum>
@@ -3260,7 +3551,7 @@
         <w:ind w:hanging="360" w:left="360"/>
       </w:pPr>
       <w:rPr>
-        <w:rFonts w:ascii="Symbol" w:hAnsi="Symbol" w:hint="default"/>
+        <w:rFonts w:ascii="Symbol" w:hAnsi="Symbol" w:hint="default" w:eastAsia="黑体"/>
       </w:rPr>
     </w:lvl>
   </w:abstractNum>
@@ -3351,7 +3642,7 @@
         <w:ind w:left="720" w:hanging="360"/>
       </w:pPr>
       <w:rPr>
-        <w:rFonts w:ascii="Symbol" w:hAnsi="Symbol" w:cs="Symbol" w:hint="default"/>
+        <w:rFonts w:ascii="Symbol" w:hAnsi="Symbol" w:cs="Symbol" w:hint="default" w:eastAsia="黑体"/>
       </w:rPr>
     </w:lvl>
     <w:lvl w:ilvl="1">
@@ -3362,7 +3653,7 @@
         <w:ind w:left="1440" w:hanging="360"/>
       </w:pPr>
       <w:rPr>
-        <w:rFonts w:ascii="Courier New" w:hAnsi="Courier New" w:cs="Courier New" w:hint="default"/>
+        <w:rFonts w:ascii="Courier New" w:hAnsi="Courier New" w:cs="Courier New" w:hint="default" w:eastAsia="黑体"/>
       </w:rPr>
     </w:lvl>
     <w:lvl w:ilvl="2">
@@ -3373,7 +3664,7 @@
         <w:ind w:left="2160" w:hanging="360"/>
       </w:pPr>
       <w:rPr>
-        <w:rFonts w:ascii="Wingdings" w:hAnsi="Wingdings" w:cs="Wingdings" w:hint="default"/>
+        <w:rFonts w:ascii="Wingdings" w:hAnsi="Wingdings" w:cs="Wingdings" w:hint="default" w:eastAsia="黑体"/>
       </w:rPr>
     </w:lvl>
     <w:lvl w:ilvl="3">
@@ -3384,7 +3675,7 @@
         <w:ind w:left="2880" w:hanging="360"/>
       </w:pPr>
       <w:rPr>
-        <w:rFonts w:ascii="Symbol" w:hAnsi="Symbol" w:cs="Symbol" w:hint="default"/>
+        <w:rFonts w:ascii="Symbol" w:hAnsi="Symbol" w:cs="Symbol" w:hint="default" w:eastAsia="黑体"/>
       </w:rPr>
     </w:lvl>
     <w:lvl w:ilvl="4">
@@ -3395,7 +3686,7 @@
         <w:ind w:left="3600" w:hanging="360"/>
       </w:pPr>
       <w:rPr>
-        <w:rFonts w:ascii="Courier New" w:hAnsi="Courier New" w:cs="Courier New" w:hint="default"/>
+        <w:rFonts w:ascii="Courier New" w:hAnsi="Courier New" w:cs="Courier New" w:hint="default" w:eastAsia="黑体"/>
       </w:rPr>
     </w:lvl>
     <w:lvl w:ilvl="5">
@@ -3406,7 +3697,7 @@
         <w:ind w:left="4320" w:hanging="360"/>
       </w:pPr>
       <w:rPr>
-        <w:rFonts w:ascii="Wingdings" w:hAnsi="Wingdings" w:cs="Wingdings" w:hint="default"/>
+        <w:rFonts w:ascii="Wingdings" w:hAnsi="Wingdings" w:cs="Wingdings" w:hint="default" w:eastAsia="黑体"/>
       </w:rPr>
     </w:lvl>
     <w:lvl w:ilvl="6">
@@ -3417,7 +3708,7 @@
         <w:ind w:left="5040" w:hanging="360"/>
       </w:pPr>
       <w:rPr>
-        <w:rFonts w:ascii="Symbol" w:hAnsi="Symbol" w:cs="Symbol" w:hint="default"/>
+        <w:rFonts w:ascii="Symbol" w:hAnsi="Symbol" w:cs="Symbol" w:hint="default" w:eastAsia="黑体"/>
       </w:rPr>
     </w:lvl>
     <w:lvl w:ilvl="7">
@@ -3428,7 +3719,7 @@
         <w:ind w:left="5760" w:hanging="360"/>
       </w:pPr>
       <w:rPr>
-        <w:rFonts w:ascii="Courier New" w:hAnsi="Courier New" w:cs="Courier New" w:hint="default"/>
+        <w:rFonts w:ascii="Courier New" w:hAnsi="Courier New" w:cs="Courier New" w:hint="default" w:eastAsia="黑体"/>
       </w:rPr>
     </w:lvl>
     <w:lvl w:ilvl="8">
@@ -3439,7 +3730,7 @@
         <w:ind w:left="6480" w:hanging="360"/>
       </w:pPr>
       <w:rPr>
-        <w:rFonts w:ascii="Wingdings" w:hAnsi="Wingdings" w:cs="Wingdings" w:hint="default"/>
+        <w:rFonts w:ascii="Wingdings" w:hAnsi="Wingdings" w:cs="Wingdings" w:hint="default" w:eastAsia="黑体"/>
       </w:rPr>
     </w:lvl>
   </w:abstractNum>
@@ -3495,11 +3786,11 @@
 </file>
 
 <file path=word/styles.xml><?xml version="1.0" encoding="utf-8"?>
-<w:styles xmlns:mc="http://schemas.openxmlformats.org/markup-compatibility/2006" xmlns:r="http://schemas.openxmlformats.org/officeDocument/2006/relationships" xmlns:w="http://schemas.openxmlformats.org/wordprocessingml/2006/main" xmlns:w14="http://schemas.microsoft.com/office/word/2010/wordml" mc:Ignorable="w14">
+<w:styles xmlns:mc="http://schemas.openxmlformats.org/markup-compatibility/2006" xmlns:w="http://schemas.openxmlformats.org/wordprocessingml/2006/main" xmlns:r="http://schemas.openxmlformats.org/officeDocument/2006/relationships" xmlns:w14="http://schemas.microsoft.com/office/word/2010/wordml" mc:Ignorable="w14">
   <w:docDefaults>
     <w:rPrDefault>
       <w:rPr>
-        <w:rFonts w:asciiTheme="minorHAnsi" w:cstheme="minorBidi" w:eastAsiaTheme="minorEastAsia" w:hAnsiTheme="minorHAnsi"/>
+        <w:rFonts w:asciiTheme="minorHAnsi" w:cstheme="minorBidi" w:hAnsiTheme="minorHAnsi" w:eastAsia="黑体"/>
         <w:sz w:val="22"/>
         <w:szCs w:val="22"/>
         <w:lang w:bidi="ar-SA" w:eastAsia="en-US" w:val="en-US"/>
@@ -3721,7 +4012,7 @@
       <w:outlineLvl w:val="0"/>
     </w:pPr>
     <w:rPr>
-      <w:rFonts w:ascii="Times New Roman" w:asciiTheme="majorHAnsi" w:cstheme="majorBidi" w:eastAsia="黑体" w:eastAsiaTheme="majorEastAsia" w:hAnsi="Times New Roman" w:hAnsiTheme="majorHAnsi"/>
+      <w:rFonts w:ascii="Times New Roman" w:asciiTheme="majorHAnsi" w:cstheme="majorBidi" w:eastAsia="黑体" w:hAnsi="Times New Roman" w:hAnsiTheme="majorHAnsi"/>
       <w:b/>
       <w:bCs/>
       <w:color w:val="1F3864"/>
@@ -3745,7 +4036,7 @@
       <w:outlineLvl w:val="1"/>
     </w:pPr>
     <w:rPr>
-      <w:rFonts w:ascii="Times New Roman" w:asciiTheme="majorHAnsi" w:cstheme="majorBidi" w:eastAsia="黑体" w:eastAsiaTheme="majorEastAsia" w:hAnsi="Times New Roman" w:hAnsiTheme="majorHAnsi"/>
+      <w:rFonts w:ascii="Times New Roman" w:asciiTheme="majorHAnsi" w:cstheme="majorBidi" w:eastAsia="黑体" w:hAnsi="Times New Roman" w:hAnsiTheme="majorHAnsi"/>
       <w:b/>
       <w:bCs/>
       <w:color w:val="2E4E7E"/>
@@ -3769,7 +4060,7 @@
       <w:outlineLvl w:val="2"/>
     </w:pPr>
     <w:rPr>
-      <w:rFonts w:ascii="Times New Roman" w:asciiTheme="majorHAnsi" w:cstheme="majorBidi" w:eastAsia="黑体" w:eastAsiaTheme="majorEastAsia" w:hAnsi="Times New Roman" w:hAnsiTheme="majorHAnsi"/>
+      <w:rFonts w:ascii="Times New Roman" w:asciiTheme="majorHAnsi" w:cstheme="majorBidi" w:eastAsia="黑体" w:hAnsi="Times New Roman" w:hAnsiTheme="majorHAnsi"/>
       <w:b/>
       <w:bCs/>
       <w:color w:val="2E4E7E"/>
@@ -3793,7 +4084,7 @@
       <w:outlineLvl w:val="3"/>
     </w:pPr>
     <w:rPr>
-      <w:rFonts w:ascii="Times New Roman" w:asciiTheme="majorHAnsi" w:cstheme="majorBidi" w:eastAsia="黑体" w:eastAsiaTheme="majorEastAsia" w:hAnsi="Times New Roman" w:hAnsiTheme="majorHAnsi"/>
+      <w:rFonts w:ascii="Times New Roman" w:asciiTheme="majorHAnsi" w:cstheme="majorBidi" w:eastAsia="黑体" w:hAnsi="Times New Roman" w:hAnsiTheme="majorHAnsi"/>
       <w:b/>
       <w:bCs/>
       <w:i/>
@@ -3819,7 +4110,7 @@
       <w:outlineLvl w:val="4"/>
     </w:pPr>
     <w:rPr>
-      <w:rFonts w:ascii="Times New Roman" w:asciiTheme="majorHAnsi" w:cstheme="majorBidi" w:eastAsia="黑体" w:eastAsiaTheme="majorEastAsia" w:hAnsi="Times New Roman" w:hAnsiTheme="majorHAnsi"/>
+      <w:rFonts w:ascii="Times New Roman" w:asciiTheme="majorHAnsi" w:cstheme="majorBidi" w:eastAsia="黑体" w:hAnsi="Times New Roman" w:hAnsiTheme="majorHAnsi"/>
       <w:b/>
       <w:color w:val="333333"/>
       <w:sz w:val="22"/>
@@ -3842,7 +4133,7 @@
       <w:outlineLvl w:val="5"/>
     </w:pPr>
     <w:rPr>
-      <w:rFonts w:asciiTheme="majorHAnsi" w:cstheme="majorBidi" w:eastAsiaTheme="majorEastAsia" w:hAnsiTheme="majorHAnsi"/>
+      <w:rFonts w:asciiTheme="majorHAnsi" w:cstheme="majorBidi" w:hAnsiTheme="majorHAnsi" w:eastAsia="黑体"/>
       <w:i/>
       <w:iCs/>
       <w:color w:themeColor="accent1" w:themeShade="7F" w:val="243F60"/>
@@ -3865,7 +4156,7 @@
       <w:outlineLvl w:val="6"/>
     </w:pPr>
     <w:rPr>
-      <w:rFonts w:asciiTheme="majorHAnsi" w:cstheme="majorBidi" w:eastAsiaTheme="majorEastAsia" w:hAnsiTheme="majorHAnsi"/>
+      <w:rFonts w:asciiTheme="majorHAnsi" w:cstheme="majorBidi" w:hAnsiTheme="majorHAnsi" w:eastAsia="黑体"/>
       <w:i/>
       <w:iCs/>
       <w:color w:themeColor="text1" w:themeTint="BF" w:val="404040"/>
@@ -3888,7 +4179,7 @@
       <w:outlineLvl w:val="7"/>
     </w:pPr>
     <w:rPr>
-      <w:rFonts w:asciiTheme="majorHAnsi" w:cstheme="majorBidi" w:eastAsiaTheme="majorEastAsia" w:hAnsiTheme="majorHAnsi"/>
+      <w:rFonts w:asciiTheme="majorHAnsi" w:cstheme="majorBidi" w:hAnsiTheme="majorHAnsi" w:eastAsia="黑体"/>
       <w:color w:themeColor="accent1" w:val="4F81BD"/>
       <w:sz w:val="20"/>
       <w:szCs w:val="20"/>
@@ -3911,7 +4202,7 @@
       <w:outlineLvl w:val="8"/>
     </w:pPr>
     <w:rPr>
-      <w:rFonts w:asciiTheme="majorHAnsi" w:cstheme="majorBidi" w:eastAsiaTheme="majorEastAsia" w:hAnsiTheme="majorHAnsi"/>
+      <w:rFonts w:asciiTheme="majorHAnsi" w:cstheme="majorBidi" w:hAnsiTheme="majorHAnsi" w:eastAsia="黑体"/>
       <w:i/>
       <w:iCs/>
       <w:color w:themeColor="text1" w:themeTint="BF" w:val="404040"/>
@@ -3962,7 +4253,7 @@
     <w:uiPriority w:val="9"/>
     <w:rsid w:val="00FC693F"/>
     <w:rPr>
-      <w:rFonts w:asciiTheme="majorHAnsi" w:cstheme="majorBidi" w:eastAsiaTheme="majorEastAsia" w:hAnsiTheme="majorHAnsi"/>
+      <w:rFonts w:asciiTheme="majorHAnsi" w:cstheme="majorBidi" w:hAnsiTheme="majorHAnsi" w:eastAsia="黑体"/>
       <w:b/>
       <w:bCs/>
       <w:color w:themeColor="accent1" w:themeShade="BF" w:val="365F91"/>
@@ -3977,7 +4268,7 @@
     <w:uiPriority w:val="9"/>
     <w:rsid w:val="00FC693F"/>
     <w:rPr>
-      <w:rFonts w:asciiTheme="majorHAnsi" w:cstheme="majorBidi" w:eastAsiaTheme="majorEastAsia" w:hAnsiTheme="majorHAnsi"/>
+      <w:rFonts w:asciiTheme="majorHAnsi" w:cstheme="majorBidi" w:hAnsiTheme="majorHAnsi" w:eastAsia="黑体"/>
       <w:b/>
       <w:bCs/>
       <w:color w:themeColor="accent1" w:val="4F81BD"/>
@@ -3992,7 +4283,7 @@
     <w:uiPriority w:val="9"/>
     <w:rsid w:val="00FC693F"/>
     <w:rPr>
-      <w:rFonts w:asciiTheme="majorHAnsi" w:cstheme="majorBidi" w:eastAsiaTheme="majorEastAsia" w:hAnsiTheme="majorHAnsi"/>
+      <w:rFonts w:asciiTheme="majorHAnsi" w:cstheme="majorBidi" w:hAnsiTheme="majorHAnsi" w:eastAsia="黑体"/>
       <w:b/>
       <w:bCs/>
       <w:color w:themeColor="accent1" w:val="4F81BD"/>
@@ -4015,7 +4306,7 @@
       <w:contextualSpacing/>
     </w:pPr>
     <w:rPr>
-      <w:rFonts w:ascii="Times New Roman" w:asciiTheme="majorHAnsi" w:cstheme="majorBidi" w:eastAsia="黑体" w:eastAsiaTheme="majorEastAsia" w:hAnsi="Times New Roman" w:hAnsiTheme="majorHAnsi"/>
+      <w:rFonts w:ascii="Times New Roman" w:asciiTheme="majorHAnsi" w:cstheme="majorBidi" w:eastAsia="黑体" w:hAnsi="Times New Roman" w:hAnsiTheme="majorHAnsi"/>
       <w:b/>
       <w:color w:val="1F3864"/>
       <w:spacing w:val="5"/>
@@ -4031,7 +4322,7 @@
     <w:uiPriority w:val="10"/>
     <w:rsid w:val="00FC693F"/>
     <w:rPr>
-      <w:rFonts w:asciiTheme="majorHAnsi" w:cstheme="majorBidi" w:eastAsiaTheme="majorEastAsia" w:hAnsiTheme="majorHAnsi"/>
+      <w:rFonts w:asciiTheme="majorHAnsi" w:cstheme="majorBidi" w:hAnsiTheme="majorHAnsi" w:eastAsia="黑体"/>
       <w:color w:themeColor="text2" w:themeShade="BF" w:val="17365D"/>
       <w:spacing w:val="5"/>
       <w:kern w:val="28"/>
@@ -4053,7 +4344,7 @@
       </w:numPr>
     </w:pPr>
     <w:rPr>
-      <w:rFonts w:asciiTheme="majorHAnsi" w:cstheme="majorBidi" w:eastAsiaTheme="majorEastAsia" w:hAnsiTheme="majorHAnsi"/>
+      <w:rFonts w:asciiTheme="majorHAnsi" w:cstheme="majorBidi" w:hAnsiTheme="majorHAnsi" w:eastAsia="黑体"/>
       <w:i/>
       <w:iCs/>
       <w:color w:themeColor="accent1" w:val="4F81BD"/>
@@ -4069,7 +4360,7 @@
     <w:uiPriority w:val="11"/>
     <w:rsid w:val="00FC693F"/>
     <w:rPr>
-      <w:rFonts w:asciiTheme="majorHAnsi" w:cstheme="majorBidi" w:eastAsiaTheme="majorEastAsia" w:hAnsiTheme="majorHAnsi"/>
+      <w:rFonts w:asciiTheme="majorHAnsi" w:cstheme="majorBidi" w:hAnsiTheme="majorHAnsi" w:eastAsia="黑体"/>
       <w:i/>
       <w:iCs/>
       <w:color w:themeColor="accent1" w:val="4F81BD"/>
@@ -4136,6 +4427,7 @@
       <w:spacing w:after="120"/>
     </w:pPr>
     <w:rPr>
+      <w:rFonts w:eastAsia="黑体"/>
       <w:sz w:val="16"/>
       <w:szCs w:val="16"/>
     </w:rPr>
@@ -4147,6 +4439,7 @@
     <w:uiPriority w:val="99"/>
     <w:rsid w:val="00AA1D8D"/>
     <w:rPr>
+      <w:rFonts w:eastAsia="黑体"/>
       <w:sz w:val="16"/>
       <w:szCs w:val="16"/>
     </w:rPr>
@@ -4316,7 +4609,7 @@
       </w:tabs>
     </w:pPr>
     <w:rPr>
-      <w:rFonts w:ascii="Courier" w:hAnsi="Courier"/>
+      <w:rFonts w:ascii="Courier" w:hAnsi="Courier" w:eastAsia="黑体"/>
       <w:sz w:val="20"/>
       <w:szCs w:val="20"/>
     </w:rPr>
@@ -4328,7 +4621,7 @@
     <w:uiPriority w:val="99"/>
     <w:rsid w:val="0029639D"/>
     <w:rPr>
-      <w:rFonts w:ascii="Courier" w:hAnsi="Courier"/>
+      <w:rFonts w:ascii="Courier" w:hAnsi="Courier" w:eastAsia="黑体"/>
       <w:sz w:val="20"/>
       <w:szCs w:val="20"/>
     </w:rPr>
@@ -4364,6 +4657,7 @@
     <w:uiPriority w:val="29"/>
     <w:rsid w:val="00FC693F"/>
     <w:rPr>
+      <w:rFonts w:eastAsia="黑体"/>
       <w:i/>
       <w:iCs/>
       <w:color w:themeColor="text1" w:val="000000"/>
@@ -4377,7 +4671,7 @@
     <w:semiHidden/>
     <w:rsid w:val="00FC693F"/>
     <w:rPr>
-      <w:rFonts w:asciiTheme="majorHAnsi" w:cstheme="majorBidi" w:eastAsiaTheme="majorEastAsia" w:hAnsiTheme="majorHAnsi"/>
+      <w:rFonts w:asciiTheme="majorHAnsi" w:cstheme="majorBidi" w:hAnsiTheme="majorHAnsi" w:eastAsia="黑体"/>
       <w:b/>
       <w:bCs/>
       <w:i/>
@@ -4393,7 +4687,7 @@
     <w:semiHidden/>
     <w:rsid w:val="00FC693F"/>
     <w:rPr>
-      <w:rFonts w:asciiTheme="majorHAnsi" w:cstheme="majorBidi" w:eastAsiaTheme="majorEastAsia" w:hAnsiTheme="majorHAnsi"/>
+      <w:rFonts w:asciiTheme="majorHAnsi" w:cstheme="majorBidi" w:hAnsiTheme="majorHAnsi" w:eastAsia="黑体"/>
       <w:color w:themeColor="accent1" w:themeShade="7F" w:val="243F60"/>
     </w:rPr>
   </w:style>
@@ -4405,7 +4699,7 @@
     <w:semiHidden/>
     <w:rsid w:val="00FC693F"/>
     <w:rPr>
-      <w:rFonts w:asciiTheme="majorHAnsi" w:cstheme="majorBidi" w:eastAsiaTheme="majorEastAsia" w:hAnsiTheme="majorHAnsi"/>
+      <w:rFonts w:asciiTheme="majorHAnsi" w:cstheme="majorBidi" w:hAnsiTheme="majorHAnsi" w:eastAsia="黑体"/>
       <w:i/>
       <w:iCs/>
       <w:color w:themeColor="accent1" w:themeShade="7F" w:val="243F60"/>
@@ -4419,7 +4713,7 @@
     <w:semiHidden/>
     <w:rsid w:val="00FC693F"/>
     <w:rPr>
-      <w:rFonts w:asciiTheme="majorHAnsi" w:cstheme="majorBidi" w:eastAsiaTheme="majorEastAsia" w:hAnsiTheme="majorHAnsi"/>
+      <w:rFonts w:asciiTheme="majorHAnsi" w:cstheme="majorBidi" w:hAnsiTheme="majorHAnsi" w:eastAsia="黑体"/>
       <w:i/>
       <w:iCs/>
       <w:color w:themeColor="text1" w:themeTint="BF" w:val="404040"/>
@@ -4433,7 +4727,7 @@
     <w:semiHidden/>
     <w:rsid w:val="00FC693F"/>
     <w:rPr>
-      <w:rFonts w:asciiTheme="majorHAnsi" w:cstheme="majorBidi" w:eastAsiaTheme="majorEastAsia" w:hAnsiTheme="majorHAnsi"/>
+      <w:rFonts w:asciiTheme="majorHAnsi" w:cstheme="majorBidi" w:hAnsiTheme="majorHAnsi" w:eastAsia="黑体"/>
       <w:color w:themeColor="accent1" w:val="4F81BD"/>
       <w:sz w:val="20"/>
       <w:szCs w:val="20"/>
@@ -4447,7 +4741,7 @@
     <w:semiHidden/>
     <w:rsid w:val="00FC693F"/>
     <w:rPr>
-      <w:rFonts w:asciiTheme="majorHAnsi" w:cstheme="majorBidi" w:eastAsiaTheme="majorEastAsia" w:hAnsiTheme="majorHAnsi"/>
+      <w:rFonts w:asciiTheme="majorHAnsi" w:cstheme="majorBidi" w:hAnsiTheme="majorHAnsi" w:eastAsia="黑体"/>
       <w:i/>
       <w:iCs/>
       <w:color w:themeColor="text1" w:themeTint="BF" w:val="404040"/>
@@ -4468,6 +4762,7 @@
       <w:spacing w:line="240" w:lineRule="auto"/>
     </w:pPr>
     <w:rPr>
+      <w:rFonts w:eastAsia="黑体"/>
       <w:b/>
       <w:bCs/>
       <w:color w:themeColor="accent1" w:val="4F81BD"/>
@@ -4482,6 +4777,7 @@
     <w:qFormat/>
     <w:rsid w:val="00FC693F"/>
     <w:rPr>
+      <w:rFonts w:eastAsia="黑体"/>
       <w:b/>
       <w:bCs/>
     </w:rPr>
@@ -4493,6 +4789,7 @@
     <w:qFormat/>
     <w:rsid w:val="00FC693F"/>
     <w:rPr>
+      <w:rFonts w:eastAsia="黑体"/>
       <w:i/>
       <w:iCs/>
     </w:rPr>
@@ -4513,6 +4810,7 @@
       <w:ind w:left="936" w:right="936"/>
     </w:pPr>
     <w:rPr>
+      <w:rFonts w:eastAsia="黑体"/>
       <w:b/>
       <w:bCs/>
       <w:i/>
@@ -4527,6 +4825,7 @@
     <w:uiPriority w:val="30"/>
     <w:rsid w:val="00FC693F"/>
     <w:rPr>
+      <w:rFonts w:eastAsia="黑体"/>
       <w:b/>
       <w:bCs/>
       <w:i/>
@@ -4541,6 +4840,7 @@
     <w:qFormat/>
     <w:rsid w:val="00FC693F"/>
     <w:rPr>
+      <w:rFonts w:eastAsia="黑体"/>
       <w:i/>
       <w:iCs/>
       <w:color w:themeColor="text1" w:themeTint="7F" w:val="808080"/>
@@ -4553,6 +4853,7 @@
     <w:qFormat/>
     <w:rsid w:val="00FC693F"/>
     <w:rPr>
+      <w:rFonts w:eastAsia="黑体"/>
       <w:b/>
       <w:bCs/>
       <w:i/>
@@ -4567,6 +4868,7 @@
     <w:qFormat/>
     <w:rsid w:val="00FC693F"/>
     <w:rPr>
+      <w:rFonts w:eastAsia="黑体"/>
       <w:smallCaps/>
       <w:color w:themeColor="accent2" w:val="C0504D"/>
       <w:u w:val="single"/>
@@ -4579,6 +4881,7 @@
     <w:qFormat/>
     <w:rsid w:val="00FC693F"/>
     <w:rPr>
+      <w:rFonts w:eastAsia="黑体"/>
       <w:b/>
       <w:bCs/>
       <w:smallCaps/>
@@ -4594,6 +4897,7 @@
     <w:qFormat/>
     <w:rsid w:val="00FC693F"/>
     <w:rPr>
+      <w:rFonts w:eastAsia="黑体"/>
       <w:b/>
       <w:bCs/>
       <w:smallCaps/>
@@ -4648,6 +4952,7 @@
       <w:spacing w:after="0" w:line="240" w:lineRule="auto"/>
     </w:pPr>
     <w:rPr>
+      <w:rFonts w:eastAsia="黑体"/>
       <w:color w:themeColor="text1" w:themeShade="BF" w:val="000000"/>
     </w:rPr>
     <w:tblPr>
@@ -4670,6 +4975,7 @@
         <w:spacing w:after="0" w:before="0" w:line="240" w:lineRule="auto"/>
       </w:pPr>
       <w:rPr>
+        <w:rFonts w:eastAsia="黑体"/>
         <w:b/>
         <w:bCs/>
       </w:rPr>
@@ -4690,6 +4996,7 @@
         <w:spacing w:after="0" w:before="0" w:line="240" w:lineRule="auto"/>
       </w:pPr>
       <w:rPr>
+        <w:rFonts w:eastAsia="黑体"/>
         <w:b/>
         <w:bCs/>
       </w:rPr>
@@ -4707,12 +5014,14 @@
     </w:tblStylePr>
     <w:tblStylePr w:type="firstCol">
       <w:rPr>
+        <w:rFonts w:eastAsia="黑体"/>
         <w:b/>
         <w:bCs/>
       </w:rPr>
     </w:tblStylePr>
     <w:tblStylePr w:type="lastCol">
       <w:rPr>
+        <w:rFonts w:eastAsia="黑体"/>
         <w:b/>
         <w:bCs/>
       </w:rPr>
@@ -4751,6 +5060,7 @@
       <w:spacing w:after="0" w:line="240" w:lineRule="auto"/>
     </w:pPr>
     <w:rPr>
+      <w:rFonts w:eastAsia="黑体"/>
       <w:color w:themeColor="accent1" w:themeShade="BF" w:val="365F91"/>
     </w:rPr>
     <w:tblPr>
@@ -4773,6 +5083,7 @@
         <w:spacing w:after="0" w:before="0" w:line="240" w:lineRule="auto"/>
       </w:pPr>
       <w:rPr>
+        <w:rFonts w:eastAsia="黑体"/>
         <w:b/>
         <w:bCs/>
       </w:rPr>
@@ -4793,6 +5104,7 @@
         <w:spacing w:after="0" w:before="0" w:line="240" w:lineRule="auto"/>
       </w:pPr>
       <w:rPr>
+        <w:rFonts w:eastAsia="黑体"/>
         <w:b/>
         <w:bCs/>
       </w:rPr>
@@ -4810,12 +5122,14 @@
     </w:tblStylePr>
     <w:tblStylePr w:type="firstCol">
       <w:rPr>
+        <w:rFonts w:eastAsia="黑体"/>
         <w:b/>
         <w:bCs/>
       </w:rPr>
     </w:tblStylePr>
     <w:tblStylePr w:type="lastCol">
       <w:rPr>
+        <w:rFonts w:eastAsia="黑体"/>
         <w:b/>
         <w:bCs/>
       </w:rPr>
@@ -4854,6 +5168,7 @@
       <w:spacing w:after="0" w:line="240" w:lineRule="auto"/>
     </w:pPr>
     <w:rPr>
+      <w:rFonts w:eastAsia="黑体"/>
       <w:color w:themeColor="accent2" w:themeShade="BF" w:val="943634"/>
     </w:rPr>
     <w:tblPr>
@@ -4876,6 +5191,7 @@
         <w:spacing w:after="0" w:before="0" w:line="240" w:lineRule="auto"/>
       </w:pPr>
       <w:rPr>
+        <w:rFonts w:eastAsia="黑体"/>
         <w:b/>
         <w:bCs/>
       </w:rPr>
@@ -4896,6 +5212,7 @@
         <w:spacing w:after="0" w:before="0" w:line="240" w:lineRule="auto"/>
       </w:pPr>
       <w:rPr>
+        <w:rFonts w:eastAsia="黑体"/>
         <w:b/>
         <w:bCs/>
       </w:rPr>
@@ -4913,12 +5230,14 @@
     </w:tblStylePr>
     <w:tblStylePr w:type="firstCol">
       <w:rPr>
+        <w:rFonts w:eastAsia="黑体"/>
         <w:b/>
         <w:bCs/>
       </w:rPr>
     </w:tblStylePr>
     <w:tblStylePr w:type="lastCol">
       <w:rPr>
+        <w:rFonts w:eastAsia="黑体"/>
         <w:b/>
         <w:bCs/>
       </w:rPr>
@@ -4957,6 +5276,7 @@
       <w:spacing w:after="0" w:line="240" w:lineRule="auto"/>
     </w:pPr>
     <w:rPr>
+      <w:rFonts w:eastAsia="黑体"/>
       <w:color w:themeColor="accent3" w:themeShade="BF" w:val="76923C"/>
     </w:rPr>
     <w:tblPr>
@@ -4979,6 +5299,7 @@
         <w:spacing w:after="0" w:before="0" w:line="240" w:lineRule="auto"/>
       </w:pPr>
       <w:rPr>
+        <w:rFonts w:eastAsia="黑体"/>
         <w:b/>
         <w:bCs/>
       </w:rPr>
@@ -4999,6 +5320,7 @@
         <w:spacing w:after="0" w:before="0" w:line="240" w:lineRule="auto"/>
       </w:pPr>
       <w:rPr>
+        <w:rFonts w:eastAsia="黑体"/>
         <w:b/>
         <w:bCs/>
       </w:rPr>
@@ -5016,12 +5338,14 @@
     </w:tblStylePr>
     <w:tblStylePr w:type="firstCol">
       <w:rPr>
+        <w:rFonts w:eastAsia="黑体"/>
         <w:b/>
         <w:bCs/>
       </w:rPr>
     </w:tblStylePr>
     <w:tblStylePr w:type="lastCol">
       <w:rPr>
+        <w:rFonts w:eastAsia="黑体"/>
         <w:b/>
         <w:bCs/>
       </w:rPr>
@@ -5060,6 +5384,7 @@
       <w:spacing w:after="0" w:line="240" w:lineRule="auto"/>
     </w:pPr>
     <w:rPr>
+      <w:rFonts w:eastAsia="黑体"/>
       <w:color w:themeColor="accent4" w:themeShade="BF" w:val="5F497A"/>
     </w:rPr>
     <w:tblPr>
@@ -5082,6 +5407,7 @@
         <w:spacing w:after="0" w:before="0" w:line="240" w:lineRule="auto"/>
       </w:pPr>
       <w:rPr>
+        <w:rFonts w:eastAsia="黑体"/>
         <w:b/>
         <w:bCs/>
       </w:rPr>
@@ -5102,6 +5428,7 @@
         <w:spacing w:after="0" w:before="0" w:line="240" w:lineRule="auto"/>
       </w:pPr>
       <w:rPr>
+        <w:rFonts w:eastAsia="黑体"/>
         <w:b/>
         <w:bCs/>
       </w:rPr>
@@ -5119,12 +5446,14 @@
     </w:tblStylePr>
     <w:tblStylePr w:type="firstCol">
       <w:rPr>
+        <w:rFonts w:eastAsia="黑体"/>
         <w:b/>
         <w:bCs/>
       </w:rPr>
     </w:tblStylePr>
     <w:tblStylePr w:type="lastCol">
       <w:rPr>
+        <w:rFonts w:eastAsia="黑体"/>
         <w:b/>
         <w:bCs/>
       </w:rPr>
@@ -5163,6 +5492,7 @@
       <w:spacing w:after="0" w:line="240" w:lineRule="auto"/>
     </w:pPr>
     <w:rPr>
+      <w:rFonts w:eastAsia="黑体"/>
       <w:color w:themeColor="accent5" w:themeShade="BF" w:val="31849B"/>
     </w:rPr>
     <w:tblPr>
@@ -5185,6 +5515,7 @@
         <w:spacing w:after="0" w:before="0" w:line="240" w:lineRule="auto"/>
       </w:pPr>
       <w:rPr>
+        <w:rFonts w:eastAsia="黑体"/>
         <w:b/>
         <w:bCs/>
       </w:rPr>
@@ -5205,6 +5536,7 @@
         <w:spacing w:after="0" w:before="0" w:line="240" w:lineRule="auto"/>
       </w:pPr>
       <w:rPr>
+        <w:rFonts w:eastAsia="黑体"/>
         <w:b/>
         <w:bCs/>
       </w:rPr>
@@ -5222,12 +5554,14 @@
     </w:tblStylePr>
     <w:tblStylePr w:type="firstCol">
       <w:rPr>
+        <w:rFonts w:eastAsia="黑体"/>
         <w:b/>
         <w:bCs/>
       </w:rPr>
     </w:tblStylePr>
     <w:tblStylePr w:type="lastCol">
       <w:rPr>
+        <w:rFonts w:eastAsia="黑体"/>
         <w:b/>
         <w:bCs/>
       </w:rPr>
@@ -5266,6 +5600,7 @@
       <w:spacing w:after="0" w:line="240" w:lineRule="auto"/>
     </w:pPr>
     <w:rPr>
+      <w:rFonts w:eastAsia="黑体"/>
       <w:color w:themeColor="accent6" w:themeShade="BF" w:val="E36C0A"/>
     </w:rPr>
     <w:tblPr>
@@ -5288,6 +5623,7 @@
         <w:spacing w:after="0" w:before="0" w:line="240" w:lineRule="auto"/>
       </w:pPr>
       <w:rPr>
+        <w:rFonts w:eastAsia="黑体"/>
         <w:b/>
         <w:bCs/>
       </w:rPr>
@@ -5308,6 +5644,7 @@
         <w:spacing w:after="0" w:before="0" w:line="240" w:lineRule="auto"/>
       </w:pPr>
       <w:rPr>
+        <w:rFonts w:eastAsia="黑体"/>
         <w:b/>
         <w:bCs/>
       </w:rPr>
@@ -5325,12 +5662,14 @@
     </w:tblStylePr>
     <w:tblStylePr w:type="firstCol">
       <w:rPr>
+        <w:rFonts w:eastAsia="黑体"/>
         <w:b/>
         <w:bCs/>
       </w:rPr>
     </w:tblStylePr>
     <w:tblStylePr w:type="lastCol">
       <w:rPr>
+        <w:rFonts w:eastAsia="黑体"/>
         <w:b/>
         <w:bCs/>
       </w:rPr>
@@ -5390,6 +5729,7 @@
         <w:spacing w:after="0" w:before="0" w:line="240" w:lineRule="auto"/>
       </w:pPr>
       <w:rPr>
+        <w:rFonts w:eastAsia="黑体"/>
         <w:b/>
         <w:bCs/>
         <w:color w:themeColor="background1" w:val="FFFFFF"/>
@@ -5404,6 +5744,7 @@
         <w:spacing w:after="0" w:before="0" w:line="240" w:lineRule="auto"/>
       </w:pPr>
       <w:rPr>
+        <w:rFonts w:eastAsia="黑体"/>
         <w:b/>
         <w:bCs/>
       </w:rPr>
@@ -5419,12 +5760,14 @@
     </w:tblStylePr>
     <w:tblStylePr w:type="firstCol">
       <w:rPr>
+        <w:rFonts w:eastAsia="黑体"/>
         <w:b/>
         <w:bCs/>
       </w:rPr>
     </w:tblStylePr>
     <w:tblStylePr w:type="lastCol">
       <w:rPr>
+        <w:rFonts w:eastAsia="黑体"/>
         <w:b/>
         <w:bCs/>
       </w:rPr>
@@ -5482,6 +5825,7 @@
         <w:spacing w:after="0" w:before="0" w:line="240" w:lineRule="auto"/>
       </w:pPr>
       <w:rPr>
+        <w:rFonts w:eastAsia="黑体"/>
         <w:b/>
         <w:bCs/>
         <w:color w:themeColor="background1" w:val="FFFFFF"/>
@@ -5496,6 +5840,7 @@
         <w:spacing w:after="0" w:before="0" w:line="240" w:lineRule="auto"/>
       </w:pPr>
       <w:rPr>
+        <w:rFonts w:eastAsia="黑体"/>
         <w:b/>
         <w:bCs/>
       </w:rPr>
@@ -5511,12 +5856,14 @@
     </w:tblStylePr>
     <w:tblStylePr w:type="firstCol">
       <w:rPr>
+        <w:rFonts w:eastAsia="黑体"/>
         <w:b/>
         <w:bCs/>
       </w:rPr>
     </w:tblStylePr>
     <w:tblStylePr w:type="lastCol">
       <w:rPr>
+        <w:rFonts w:eastAsia="黑体"/>
         <w:b/>
         <w:bCs/>
       </w:rPr>
@@ -5574,6 +5921,7 @@
         <w:spacing w:after="0" w:before="0" w:line="240" w:lineRule="auto"/>
       </w:pPr>
       <w:rPr>
+        <w:rFonts w:eastAsia="黑体"/>
         <w:b/>
         <w:bCs/>
         <w:color w:themeColor="background1" w:val="FFFFFF"/>
@@ -5588,6 +5936,7 @@
         <w:spacing w:after="0" w:before="0" w:line="240" w:lineRule="auto"/>
       </w:pPr>
       <w:rPr>
+        <w:rFonts w:eastAsia="黑体"/>
         <w:b/>
         <w:bCs/>
       </w:rPr>
@@ -5603,12 +5952,14 @@
     </w:tblStylePr>
     <w:tblStylePr w:type="firstCol">
       <w:rPr>
+        <w:rFonts w:eastAsia="黑体"/>
         <w:b/>
         <w:bCs/>
       </w:rPr>
     </w:tblStylePr>
     <w:tblStylePr w:type="lastCol">
       <w:rPr>
+        <w:rFonts w:eastAsia="黑体"/>
         <w:b/>
         <w:bCs/>
       </w:rPr>
@@ -5666,6 +6017,7 @@
         <w:spacing w:after="0" w:before="0" w:line="240" w:lineRule="auto"/>
       </w:pPr>
       <w:rPr>
+        <w:rFonts w:eastAsia="黑体"/>
         <w:b/>
         <w:bCs/>
         <w:color w:themeColor="background1" w:val="FFFFFF"/>
@@ -5680,6 +6032,7 @@
         <w:spacing w:after="0" w:before="0" w:line="240" w:lineRule="auto"/>
       </w:pPr>
       <w:rPr>
+        <w:rFonts w:eastAsia="黑体"/>
         <w:b/>
         <w:bCs/>
       </w:rPr>
@@ -5695,12 +6048,14 @@
     </w:tblStylePr>
     <w:tblStylePr w:type="firstCol">
       <w:rPr>
+        <w:rFonts w:eastAsia="黑体"/>
         <w:b/>
         <w:bCs/>
       </w:rPr>
     </w:tblStylePr>
     <w:tblStylePr w:type="lastCol">
       <w:rPr>
+        <w:rFonts w:eastAsia="黑体"/>
         <w:b/>
         <w:bCs/>
       </w:rPr>
@@ -5758,6 +6113,7 @@
         <w:spacing w:after="0" w:before="0" w:line="240" w:lineRule="auto"/>
       </w:pPr>
       <w:rPr>
+        <w:rFonts w:eastAsia="黑体"/>
         <w:b/>
         <w:bCs/>
         <w:color w:themeColor="background1" w:val="FFFFFF"/>
@@ -5772,6 +6128,7 @@
         <w:spacing w:after="0" w:before="0" w:line="240" w:lineRule="auto"/>
       </w:pPr>
       <w:rPr>
+        <w:rFonts w:eastAsia="黑体"/>
         <w:b/>
         <w:bCs/>
       </w:rPr>
@@ -5787,12 +6144,14 @@
     </w:tblStylePr>
     <w:tblStylePr w:type="firstCol">
       <w:rPr>
+        <w:rFonts w:eastAsia="黑体"/>
         <w:b/>
         <w:bCs/>
       </w:rPr>
     </w:tblStylePr>
     <w:tblStylePr w:type="lastCol">
       <w:rPr>
+        <w:rFonts w:eastAsia="黑体"/>
         <w:b/>
         <w:bCs/>
       </w:rPr>
@@ -5850,6 +6209,7 @@
         <w:spacing w:after="0" w:before="0" w:line="240" w:lineRule="auto"/>
       </w:pPr>
       <w:rPr>
+        <w:rFonts w:eastAsia="黑体"/>
         <w:b/>
         <w:bCs/>
         <w:color w:themeColor="background1" w:val="FFFFFF"/>
@@ -5864,6 +6224,7 @@
         <w:spacing w:after="0" w:before="0" w:line="240" w:lineRule="auto"/>
       </w:pPr>
       <w:rPr>
+        <w:rFonts w:eastAsia="黑体"/>
         <w:b/>
         <w:bCs/>
       </w:rPr>
@@ -5879,12 +6240,14 @@
     </w:tblStylePr>
     <w:tblStylePr w:type="firstCol">
       <w:rPr>
+        <w:rFonts w:eastAsia="黑体"/>
         <w:b/>
         <w:bCs/>
       </w:rPr>
     </w:tblStylePr>
     <w:tblStylePr w:type="lastCol">
       <w:rPr>
+        <w:rFonts w:eastAsia="黑体"/>
         <w:b/>
         <w:bCs/>
       </w:rPr>
@@ -5942,6 +6305,7 @@
         <w:spacing w:after="0" w:before="0" w:line="240" w:lineRule="auto"/>
       </w:pPr>
       <w:rPr>
+        <w:rFonts w:eastAsia="黑体"/>
         <w:b/>
         <w:bCs/>
         <w:color w:themeColor="background1" w:val="FFFFFF"/>
@@ -5956,6 +6320,7 @@
         <w:spacing w:after="0" w:before="0" w:line="240" w:lineRule="auto"/>
       </w:pPr>
       <w:rPr>
+        <w:rFonts w:eastAsia="黑体"/>
         <w:b/>
         <w:bCs/>
       </w:rPr>
@@ -5971,12 +6336,14 @@
     </w:tblStylePr>
     <w:tblStylePr w:type="firstCol">
       <w:rPr>
+        <w:rFonts w:eastAsia="黑体"/>
         <w:b/>
         <w:bCs/>
       </w:rPr>
     </w:tblStylePr>
     <w:tblStylePr w:type="lastCol">
       <w:rPr>
+        <w:rFonts w:eastAsia="黑体"/>
         <w:b/>
         <w:bCs/>
       </w:rPr>
@@ -6036,7 +6403,7 @@
         <w:spacing w:after="0" w:before="0" w:line="240" w:lineRule="auto"/>
       </w:pPr>
       <w:rPr>
-        <w:rFonts w:asciiTheme="majorHAnsi" w:cstheme="majorBidi" w:eastAsiaTheme="majorEastAsia" w:hAnsiTheme="majorHAnsi"/>
+        <w:rFonts w:asciiTheme="majorHAnsi" w:cstheme="majorBidi" w:hAnsiTheme="majorHAnsi" w:eastAsia="黑体"/>
         <w:b/>
         <w:bCs/>
       </w:rPr>
@@ -6057,7 +6424,7 @@
         <w:spacing w:after="0" w:before="0" w:line="240" w:lineRule="auto"/>
       </w:pPr>
       <w:rPr>
-        <w:rFonts w:asciiTheme="majorHAnsi" w:cstheme="majorBidi" w:eastAsiaTheme="majorEastAsia" w:hAnsiTheme="majorHAnsi"/>
+        <w:rFonts w:asciiTheme="majorHAnsi" w:cstheme="majorBidi" w:hAnsiTheme="majorHAnsi" w:eastAsia="黑体"/>
         <w:b/>
         <w:bCs/>
       </w:rPr>
@@ -6075,14 +6442,14 @@
     </w:tblStylePr>
     <w:tblStylePr w:type="firstCol">
       <w:rPr>
-        <w:rFonts w:asciiTheme="majorHAnsi" w:cstheme="majorBidi" w:eastAsiaTheme="majorEastAsia" w:hAnsiTheme="majorHAnsi"/>
+        <w:rFonts w:asciiTheme="majorHAnsi" w:cstheme="majorBidi" w:hAnsiTheme="majorHAnsi" w:eastAsia="黑体"/>
         <w:b/>
         <w:bCs/>
       </w:rPr>
     </w:tblStylePr>
     <w:tblStylePr w:type="lastCol">
       <w:rPr>
-        <w:rFonts w:asciiTheme="majorHAnsi" w:cstheme="majorBidi" w:eastAsiaTheme="majorEastAsia" w:hAnsiTheme="majorHAnsi"/>
+        <w:rFonts w:asciiTheme="majorHAnsi" w:cstheme="majorBidi" w:hAnsiTheme="majorHAnsi" w:eastAsia="黑体"/>
         <w:b/>
         <w:bCs/>
       </w:rPr>
@@ -6166,7 +6533,7 @@
         <w:spacing w:after="0" w:before="0" w:line="240" w:lineRule="auto"/>
       </w:pPr>
       <w:rPr>
-        <w:rFonts w:asciiTheme="majorHAnsi" w:cstheme="majorBidi" w:eastAsiaTheme="majorEastAsia" w:hAnsiTheme="majorHAnsi"/>
+        <w:rFonts w:asciiTheme="majorHAnsi" w:cstheme="majorBidi" w:hAnsiTheme="majorHAnsi" w:eastAsia="黑体"/>
         <w:b/>
         <w:bCs/>
       </w:rPr>
@@ -6187,7 +6554,7 @@
         <w:spacing w:after="0" w:before="0" w:line="240" w:lineRule="auto"/>
       </w:pPr>
       <w:rPr>
-        <w:rFonts w:asciiTheme="majorHAnsi" w:cstheme="majorBidi" w:eastAsiaTheme="majorEastAsia" w:hAnsiTheme="majorHAnsi"/>
+        <w:rFonts w:asciiTheme="majorHAnsi" w:cstheme="majorBidi" w:hAnsiTheme="majorHAnsi" w:eastAsia="黑体"/>
         <w:b/>
         <w:bCs/>
       </w:rPr>
@@ -6205,14 +6572,14 @@
     </w:tblStylePr>
     <w:tblStylePr w:type="firstCol">
       <w:rPr>
-        <w:rFonts w:asciiTheme="majorHAnsi" w:cstheme="majorBidi" w:eastAsiaTheme="majorEastAsia" w:hAnsiTheme="majorHAnsi"/>
+        <w:rFonts w:asciiTheme="majorHAnsi" w:cstheme="majorBidi" w:hAnsiTheme="majorHAnsi" w:eastAsia="黑体"/>
         <w:b/>
         <w:bCs/>
       </w:rPr>
     </w:tblStylePr>
     <w:tblStylePr w:type="lastCol">
       <w:rPr>
-        <w:rFonts w:asciiTheme="majorHAnsi" w:cstheme="majorBidi" w:eastAsiaTheme="majorEastAsia" w:hAnsiTheme="majorHAnsi"/>
+        <w:rFonts w:asciiTheme="majorHAnsi" w:cstheme="majorBidi" w:hAnsiTheme="majorHAnsi" w:eastAsia="黑体"/>
         <w:b/>
         <w:bCs/>
       </w:rPr>
@@ -6296,7 +6663,7 @@
         <w:spacing w:after="0" w:before="0" w:line="240" w:lineRule="auto"/>
       </w:pPr>
       <w:rPr>
-        <w:rFonts w:asciiTheme="majorHAnsi" w:cstheme="majorBidi" w:eastAsiaTheme="majorEastAsia" w:hAnsiTheme="majorHAnsi"/>
+        <w:rFonts w:asciiTheme="majorHAnsi" w:cstheme="majorBidi" w:hAnsiTheme="majorHAnsi" w:eastAsia="黑体"/>
         <w:b/>
         <w:bCs/>
       </w:rPr>
@@ -6317,7 +6684,7 @@
         <w:spacing w:after="0" w:before="0" w:line="240" w:lineRule="auto"/>
       </w:pPr>
       <w:rPr>
-        <w:rFonts w:asciiTheme="majorHAnsi" w:cstheme="majorBidi" w:eastAsiaTheme="majorEastAsia" w:hAnsiTheme="majorHAnsi"/>
+        <w:rFonts w:asciiTheme="majorHAnsi" w:cstheme="majorBidi" w:hAnsiTheme="majorHAnsi" w:eastAsia="黑体"/>
         <w:b/>
         <w:bCs/>
       </w:rPr>
@@ -6335,14 +6702,14 @@
     </w:tblStylePr>
     <w:tblStylePr w:type="firstCol">
       <w:rPr>
-        <w:rFonts w:asciiTheme="majorHAnsi" w:cstheme="majorBidi" w:eastAsiaTheme="majorEastAsia" w:hAnsiTheme="majorHAnsi"/>
+        <w:rFonts w:asciiTheme="majorHAnsi" w:cstheme="majorBidi" w:hAnsiTheme="majorHAnsi" w:eastAsia="黑体"/>
         <w:b/>
         <w:bCs/>
       </w:rPr>
     </w:tblStylePr>
     <w:tblStylePr w:type="lastCol">
       <w:rPr>
-        <w:rFonts w:asciiTheme="majorHAnsi" w:cstheme="majorBidi" w:eastAsiaTheme="majorEastAsia" w:hAnsiTheme="majorHAnsi"/>
+        <w:rFonts w:asciiTheme="majorHAnsi" w:cstheme="majorBidi" w:hAnsiTheme="majorHAnsi" w:eastAsia="黑体"/>
         <w:b/>
         <w:bCs/>
       </w:rPr>
@@ -6426,7 +6793,7 @@
         <w:spacing w:after="0" w:before="0" w:line="240" w:lineRule="auto"/>
       </w:pPr>
       <w:rPr>
-        <w:rFonts w:asciiTheme="majorHAnsi" w:cstheme="majorBidi" w:eastAsiaTheme="majorEastAsia" w:hAnsiTheme="majorHAnsi"/>
+        <w:rFonts w:asciiTheme="majorHAnsi" w:cstheme="majorBidi" w:hAnsiTheme="majorHAnsi" w:eastAsia="黑体"/>
         <w:b/>
         <w:bCs/>
       </w:rPr>
@@ -6447,7 +6814,7 @@
         <w:spacing w:after="0" w:before="0" w:line="240" w:lineRule="auto"/>
       </w:pPr>
       <w:rPr>
-        <w:rFonts w:asciiTheme="majorHAnsi" w:cstheme="majorBidi" w:eastAsiaTheme="majorEastAsia" w:hAnsiTheme="majorHAnsi"/>
+        <w:rFonts w:asciiTheme="majorHAnsi" w:cstheme="majorBidi" w:hAnsiTheme="majorHAnsi" w:eastAsia="黑体"/>
         <w:b/>
         <w:bCs/>
       </w:rPr>
@@ -6465,14 +6832,14 @@
     </w:tblStylePr>
     <w:tblStylePr w:type="firstCol">
       <w:rPr>
-        <w:rFonts w:asciiTheme="majorHAnsi" w:cstheme="majorBidi" w:eastAsiaTheme="majorEastAsia" w:hAnsiTheme="majorHAnsi"/>
+        <w:rFonts w:asciiTheme="majorHAnsi" w:cstheme="majorBidi" w:hAnsiTheme="majorHAnsi" w:eastAsia="黑体"/>
         <w:b/>
         <w:bCs/>
       </w:rPr>
     </w:tblStylePr>
     <w:tblStylePr w:type="lastCol">
       <w:rPr>
-        <w:rFonts w:asciiTheme="majorHAnsi" w:cstheme="majorBidi" w:eastAsiaTheme="majorEastAsia" w:hAnsiTheme="majorHAnsi"/>
+        <w:rFonts w:asciiTheme="majorHAnsi" w:cstheme="majorBidi" w:hAnsiTheme="majorHAnsi" w:eastAsia="黑体"/>
         <w:b/>
         <w:bCs/>
       </w:rPr>
@@ -6556,7 +6923,7 @@
         <w:spacing w:after="0" w:before="0" w:line="240" w:lineRule="auto"/>
       </w:pPr>
       <w:rPr>
-        <w:rFonts w:asciiTheme="majorHAnsi" w:cstheme="majorBidi" w:eastAsiaTheme="majorEastAsia" w:hAnsiTheme="majorHAnsi"/>
+        <w:rFonts w:asciiTheme="majorHAnsi" w:cstheme="majorBidi" w:hAnsiTheme="majorHAnsi" w:eastAsia="黑体"/>
         <w:b/>
         <w:bCs/>
       </w:rPr>
@@ -6577,7 +6944,7 @@
         <w:spacing w:after="0" w:before="0" w:line="240" w:lineRule="auto"/>
       </w:pPr>
       <w:rPr>
-        <w:rFonts w:asciiTheme="majorHAnsi" w:cstheme="majorBidi" w:eastAsiaTheme="majorEastAsia" w:hAnsiTheme="majorHAnsi"/>
+        <w:rFonts w:asciiTheme="majorHAnsi" w:cstheme="majorBidi" w:hAnsiTheme="majorHAnsi" w:eastAsia="黑体"/>
         <w:b/>
         <w:bCs/>
       </w:rPr>
@@ -6595,14 +6962,14 @@
     </w:tblStylePr>
     <w:tblStylePr w:type="firstCol">
       <w:rPr>
-        <w:rFonts w:asciiTheme="majorHAnsi" w:cstheme="majorBidi" w:eastAsiaTheme="majorEastAsia" w:hAnsiTheme="majorHAnsi"/>
+        <w:rFonts w:asciiTheme="majorHAnsi" w:cstheme="majorBidi" w:hAnsiTheme="majorHAnsi" w:eastAsia="黑体"/>
         <w:b/>
         <w:bCs/>
       </w:rPr>
     </w:tblStylePr>
     <w:tblStylePr w:type="lastCol">
       <w:rPr>
-        <w:rFonts w:asciiTheme="majorHAnsi" w:cstheme="majorBidi" w:eastAsiaTheme="majorEastAsia" w:hAnsiTheme="majorHAnsi"/>
+        <w:rFonts w:asciiTheme="majorHAnsi" w:cstheme="majorBidi" w:hAnsiTheme="majorHAnsi" w:eastAsia="黑体"/>
         <w:b/>
         <w:bCs/>
       </w:rPr>
@@ -6686,7 +7053,7 @@
         <w:spacing w:after="0" w:before="0" w:line="240" w:lineRule="auto"/>
       </w:pPr>
       <w:rPr>
-        <w:rFonts w:asciiTheme="majorHAnsi" w:cstheme="majorBidi" w:eastAsiaTheme="majorEastAsia" w:hAnsiTheme="majorHAnsi"/>
+        <w:rFonts w:asciiTheme="majorHAnsi" w:cstheme="majorBidi" w:hAnsiTheme="majorHAnsi" w:eastAsia="黑体"/>
         <w:b/>
         <w:bCs/>
       </w:rPr>
@@ -6707,7 +7074,7 @@
         <w:spacing w:after="0" w:before="0" w:line="240" w:lineRule="auto"/>
       </w:pPr>
       <w:rPr>
-        <w:rFonts w:asciiTheme="majorHAnsi" w:cstheme="majorBidi" w:eastAsiaTheme="majorEastAsia" w:hAnsiTheme="majorHAnsi"/>
+        <w:rFonts w:asciiTheme="majorHAnsi" w:cstheme="majorBidi" w:hAnsiTheme="majorHAnsi" w:eastAsia="黑体"/>
         <w:b/>
         <w:bCs/>
       </w:rPr>
@@ -6725,14 +7092,14 @@
     </w:tblStylePr>
     <w:tblStylePr w:type="firstCol">
       <w:rPr>
-        <w:rFonts w:asciiTheme="majorHAnsi" w:cstheme="majorBidi" w:eastAsiaTheme="majorEastAsia" w:hAnsiTheme="majorHAnsi"/>
+        <w:rFonts w:asciiTheme="majorHAnsi" w:cstheme="majorBidi" w:hAnsiTheme="majorHAnsi" w:eastAsia="黑体"/>
         <w:b/>
         <w:bCs/>
       </w:rPr>
     </w:tblStylePr>
     <w:tblStylePr w:type="lastCol">
       <w:rPr>
-        <w:rFonts w:asciiTheme="majorHAnsi" w:cstheme="majorBidi" w:eastAsiaTheme="majorEastAsia" w:hAnsiTheme="majorHAnsi"/>
+        <w:rFonts w:asciiTheme="majorHAnsi" w:cstheme="majorBidi" w:hAnsiTheme="majorHAnsi" w:eastAsia="黑体"/>
         <w:b/>
         <w:bCs/>
       </w:rPr>
@@ -6816,7 +7183,7 @@
         <w:spacing w:after="0" w:before="0" w:line="240" w:lineRule="auto"/>
       </w:pPr>
       <w:rPr>
-        <w:rFonts w:asciiTheme="majorHAnsi" w:cstheme="majorBidi" w:eastAsiaTheme="majorEastAsia" w:hAnsiTheme="majorHAnsi"/>
+        <w:rFonts w:asciiTheme="majorHAnsi" w:cstheme="majorBidi" w:hAnsiTheme="majorHAnsi" w:eastAsia="黑体"/>
         <w:b/>
         <w:bCs/>
       </w:rPr>
@@ -6837,7 +7204,7 @@
         <w:spacing w:after="0" w:before="0" w:line="240" w:lineRule="auto"/>
       </w:pPr>
       <w:rPr>
-        <w:rFonts w:asciiTheme="majorHAnsi" w:cstheme="majorBidi" w:eastAsiaTheme="majorEastAsia" w:hAnsiTheme="majorHAnsi"/>
+        <w:rFonts w:asciiTheme="majorHAnsi" w:cstheme="majorBidi" w:hAnsiTheme="majorHAnsi" w:eastAsia="黑体"/>
         <w:b/>
         <w:bCs/>
       </w:rPr>
@@ -6855,14 +7222,14 @@
     </w:tblStylePr>
     <w:tblStylePr w:type="firstCol">
       <w:rPr>
-        <w:rFonts w:asciiTheme="majorHAnsi" w:cstheme="majorBidi" w:eastAsiaTheme="majorEastAsia" w:hAnsiTheme="majorHAnsi"/>
+        <w:rFonts w:asciiTheme="majorHAnsi" w:cstheme="majorBidi" w:hAnsiTheme="majorHAnsi" w:eastAsia="黑体"/>
         <w:b/>
         <w:bCs/>
       </w:rPr>
     </w:tblStylePr>
     <w:tblStylePr w:type="lastCol">
       <w:rPr>
-        <w:rFonts w:asciiTheme="majorHAnsi" w:cstheme="majorBidi" w:eastAsiaTheme="majorEastAsia" w:hAnsiTheme="majorHAnsi"/>
+        <w:rFonts w:asciiTheme="majorHAnsi" w:cstheme="majorBidi" w:hAnsiTheme="majorHAnsi" w:eastAsia="黑体"/>
         <w:b/>
         <w:bCs/>
       </w:rPr>
@@ -6945,6 +7312,7 @@
         <w:spacing w:after="0" w:before="0" w:line="240" w:lineRule="auto"/>
       </w:pPr>
       <w:rPr>
+        <w:rFonts w:eastAsia="黑体"/>
         <w:b/>
         <w:bCs/>
         <w:color w:themeColor="background1" w:val="FFFFFF"/>
@@ -6967,6 +7335,7 @@
         <w:spacing w:after="0" w:before="0" w:line="240" w:lineRule="auto"/>
       </w:pPr>
       <w:rPr>
+        <w:rFonts w:eastAsia="黑体"/>
         <w:b/>
         <w:bCs/>
       </w:rPr>
@@ -6984,12 +7353,14 @@
     </w:tblStylePr>
     <w:tblStylePr w:type="firstCol">
       <w:rPr>
+        <w:rFonts w:eastAsia="黑体"/>
         <w:b/>
         <w:bCs/>
       </w:rPr>
     </w:tblStylePr>
     <w:tblStylePr w:type="lastCol">
       <w:rPr>
+        <w:rFonts w:eastAsia="黑体"/>
         <w:b/>
         <w:bCs/>
       </w:rPr>
@@ -7051,6 +7422,7 @@
         <w:spacing w:after="0" w:before="0" w:line="240" w:lineRule="auto"/>
       </w:pPr>
       <w:rPr>
+        <w:rFonts w:eastAsia="黑体"/>
         <w:b/>
         <w:bCs/>
         <w:color w:themeColor="background1" w:val="FFFFFF"/>
@@ -7073,6 +7445,7 @@
         <w:spacing w:after="0" w:before="0" w:line="240" w:lineRule="auto"/>
       </w:pPr>
       <w:rPr>
+        <w:rFonts w:eastAsia="黑体"/>
         <w:b/>
         <w:bCs/>
       </w:rPr>
@@ -7090,12 +7463,14 @@
     </w:tblStylePr>
     <w:tblStylePr w:type="firstCol">
       <w:rPr>
+        <w:rFonts w:eastAsia="黑体"/>
         <w:b/>
         <w:bCs/>
       </w:rPr>
     </w:tblStylePr>
     <w:tblStylePr w:type="lastCol">
       <w:rPr>
+        <w:rFonts w:eastAsia="黑体"/>
         <w:b/>
         <w:bCs/>
       </w:rPr>
@@ -7157,6 +7532,7 @@
         <w:spacing w:after="0" w:before="0" w:line="240" w:lineRule="auto"/>
       </w:pPr>
       <w:rPr>
+        <w:rFonts w:eastAsia="黑体"/>
         <w:b/>
         <w:bCs/>
         <w:color w:themeColor="background1" w:val="FFFFFF"/>
@@ -7179,6 +7555,7 @@
         <w:spacing w:after="0" w:before="0" w:line="240" w:lineRule="auto"/>
       </w:pPr>
       <w:rPr>
+        <w:rFonts w:eastAsia="黑体"/>
         <w:b/>
         <w:bCs/>
       </w:rPr>
@@ -7196,12 +7573,14 @@
     </w:tblStylePr>
     <w:tblStylePr w:type="firstCol">
       <w:rPr>
+        <w:rFonts w:eastAsia="黑体"/>
         <w:b/>
         <w:bCs/>
       </w:rPr>
     </w:tblStylePr>
     <w:tblStylePr w:type="lastCol">
       <w:rPr>
+        <w:rFonts w:eastAsia="黑体"/>
         <w:b/>
         <w:bCs/>
       </w:rPr>
@@ -7263,6 +7642,7 @@
         <w:spacing w:after="0" w:before="0" w:line="240" w:lineRule="auto"/>
       </w:pPr>
       <w:rPr>
+        <w:rFonts w:eastAsia="黑体"/>
         <w:b/>
         <w:bCs/>
         <w:color w:themeColor="background1" w:val="FFFFFF"/>
@@ -7285,6 +7665,7 @@
         <w:spacing w:after="0" w:before="0" w:line="240" w:lineRule="auto"/>
       </w:pPr>
       <w:rPr>
+        <w:rFonts w:eastAsia="黑体"/>
         <w:b/>
         <w:bCs/>
       </w:rPr>
@@ -7302,12 +7683,14 @@
     </w:tblStylePr>
     <w:tblStylePr w:type="firstCol">
       <w:rPr>
+        <w:rFonts w:eastAsia="黑体"/>
         <w:b/>
         <w:bCs/>
       </w:rPr>
     </w:tblStylePr>
     <w:tblStylePr w:type="lastCol">
       <w:rPr>
+        <w:rFonts w:eastAsia="黑体"/>
         <w:b/>
         <w:bCs/>
       </w:rPr>
@@ -7369,6 +7752,7 @@
         <w:spacing w:after="0" w:before="0" w:line="240" w:lineRule="auto"/>
       </w:pPr>
       <w:rPr>
+        <w:rFonts w:eastAsia="黑体"/>
         <w:b/>
         <w:bCs/>
         <w:color w:themeColor="background1" w:val="FFFFFF"/>
@@ -7391,6 +7775,7 @@
         <w:spacing w:after="0" w:before="0" w:line="240" w:lineRule="auto"/>
       </w:pPr>
       <w:rPr>
+        <w:rFonts w:eastAsia="黑体"/>
         <w:b/>
         <w:bCs/>
       </w:rPr>
@@ -7408,12 +7793,14 @@
     </w:tblStylePr>
     <w:tblStylePr w:type="firstCol">
       <w:rPr>
+        <w:rFonts w:eastAsia="黑体"/>
         <w:b/>
         <w:bCs/>
       </w:rPr>
     </w:tblStylePr>
     <w:tblStylePr w:type="lastCol">
       <w:rPr>
+        <w:rFonts w:eastAsia="黑体"/>
         <w:b/>
         <w:bCs/>
       </w:rPr>
@@ -7475,6 +7862,7 @@
         <w:spacing w:after="0" w:before="0" w:line="240" w:lineRule="auto"/>
       </w:pPr>
       <w:rPr>
+        <w:rFonts w:eastAsia="黑体"/>
         <w:b/>
         <w:bCs/>
         <w:color w:themeColor="background1" w:val="FFFFFF"/>
@@ -7497,6 +7885,7 @@
         <w:spacing w:after="0" w:before="0" w:line="240" w:lineRule="auto"/>
       </w:pPr>
       <w:rPr>
+        <w:rFonts w:eastAsia="黑体"/>
         <w:b/>
         <w:bCs/>
       </w:rPr>
@@ -7514,12 +7903,14 @@
     </w:tblStylePr>
     <w:tblStylePr w:type="firstCol">
       <w:rPr>
+        <w:rFonts w:eastAsia="黑体"/>
         <w:b/>
         <w:bCs/>
       </w:rPr>
     </w:tblStylePr>
     <w:tblStylePr w:type="lastCol">
       <w:rPr>
+        <w:rFonts w:eastAsia="黑体"/>
         <w:b/>
         <w:bCs/>
       </w:rPr>
@@ -7581,6 +7972,7 @@
         <w:spacing w:after="0" w:before="0" w:line="240" w:lineRule="auto"/>
       </w:pPr>
       <w:rPr>
+        <w:rFonts w:eastAsia="黑体"/>
         <w:b/>
         <w:bCs/>
         <w:color w:themeColor="background1" w:val="FFFFFF"/>
@@ -7603,6 +7995,7 @@
         <w:spacing w:after="0" w:before="0" w:line="240" w:lineRule="auto"/>
       </w:pPr>
       <w:rPr>
+        <w:rFonts w:eastAsia="黑体"/>
         <w:b/>
         <w:bCs/>
       </w:rPr>
@@ -7620,12 +8013,14 @@
     </w:tblStylePr>
     <w:tblStylePr w:type="firstCol">
       <w:rPr>
+        <w:rFonts w:eastAsia="黑体"/>
         <w:b/>
         <w:bCs/>
       </w:rPr>
     </w:tblStylePr>
     <w:tblStylePr w:type="lastCol">
       <w:rPr>
+        <w:rFonts w:eastAsia="黑体"/>
         <w:b/>
         <w:bCs/>
       </w:rPr>
@@ -7684,6 +8079,7 @@
         <w:spacing w:after="0" w:before="0" w:line="240" w:lineRule="auto"/>
       </w:pPr>
       <w:rPr>
+        <w:rFonts w:eastAsia="黑体"/>
         <w:b/>
         <w:bCs/>
         <w:color w:themeColor="background1" w:val="FFFFFF"/>
@@ -7706,6 +8102,7 @@
         <w:spacing w:after="0" w:before="0" w:line="240" w:lineRule="auto"/>
       </w:pPr>
       <w:rPr>
+        <w:rFonts w:eastAsia="黑体"/>
         <w:color w:val="auto"/>
       </w:rPr>
       <w:tblPr/>
@@ -7723,6 +8120,7 @@
     </w:tblStylePr>
     <w:tblStylePr w:type="firstCol">
       <w:rPr>
+        <w:rFonts w:eastAsia="黑体"/>
         <w:b/>
         <w:bCs/>
         <w:color w:themeColor="background1" w:val="FFFFFF"/>
@@ -7742,6 +8140,7 @@
     </w:tblStylePr>
     <w:tblStylePr w:type="lastCol">
       <w:rPr>
+        <w:rFonts w:eastAsia="黑体"/>
         <w:b/>
         <w:bCs/>
         <w:color w:themeColor="background1" w:val="FFFFFF"/>
@@ -7790,6 +8189,7 @@
     </w:tblStylePr>
     <w:tblStylePr w:type="nwCell">
       <w:rPr>
+        <w:rFonts w:eastAsia="黑体"/>
         <w:color w:themeColor="background1" w:val="FFFFFF"/>
       </w:rPr>
       <w:tblPr/>
@@ -7833,6 +8233,7 @@
         <w:spacing w:after="0" w:before="0" w:line="240" w:lineRule="auto"/>
       </w:pPr>
       <w:rPr>
+        <w:rFonts w:eastAsia="黑体"/>
         <w:b/>
         <w:bCs/>
         <w:color w:themeColor="background1" w:val="FFFFFF"/>
@@ -7855,6 +8256,7 @@
         <w:spacing w:after="0" w:before="0" w:line="240" w:lineRule="auto"/>
       </w:pPr>
       <w:rPr>
+        <w:rFonts w:eastAsia="黑体"/>
         <w:color w:val="auto"/>
       </w:rPr>
       <w:tblPr/>
@@ -7872,6 +8274,7 @@
     </w:tblStylePr>
     <w:tblStylePr w:type="firstCol">
       <w:rPr>
+        <w:rFonts w:eastAsia="黑体"/>
         <w:b/>
         <w:bCs/>
         <w:color w:themeColor="background1" w:val="FFFFFF"/>
@@ -7891,6 +8294,7 @@
     </w:tblStylePr>
     <w:tblStylePr w:type="lastCol">
       <w:rPr>
+        <w:rFonts w:eastAsia="黑体"/>
         <w:b/>
         <w:bCs/>
         <w:color w:themeColor="background1" w:val="FFFFFF"/>
@@ -7939,6 +8343,7 @@
     </w:tblStylePr>
     <w:tblStylePr w:type="nwCell">
       <w:rPr>
+        <w:rFonts w:eastAsia="黑体"/>
         <w:color w:themeColor="background1" w:val="FFFFFF"/>
       </w:rPr>
       <w:tblPr/>
@@ -7982,6 +8387,7 @@
         <w:spacing w:after="0" w:before="0" w:line="240" w:lineRule="auto"/>
       </w:pPr>
       <w:rPr>
+        <w:rFonts w:eastAsia="黑体"/>
         <w:b/>
         <w:bCs/>
         <w:color w:themeColor="background1" w:val="FFFFFF"/>
@@ -8004,6 +8410,7 @@
         <w:spacing w:after="0" w:before="0" w:line="240" w:lineRule="auto"/>
       </w:pPr>
       <w:rPr>
+        <w:rFonts w:eastAsia="黑体"/>
         <w:color w:val="auto"/>
       </w:rPr>
       <w:tblPr/>
@@ -8021,6 +8428,7 @@
     </w:tblStylePr>
     <w:tblStylePr w:type="firstCol">
       <w:rPr>
+        <w:rFonts w:eastAsia="黑体"/>
         <w:b/>
         <w:bCs/>
         <w:color w:themeColor="background1" w:val="FFFFFF"/>
@@ -8040,6 +8448,7 @@
     </w:tblStylePr>
     <w:tblStylePr w:type="lastCol">
       <w:rPr>
+        <w:rFonts w:eastAsia="黑体"/>
         <w:b/>
         <w:bCs/>
         <w:color w:themeColor="background1" w:val="FFFFFF"/>
@@ -8088,6 +8497,7 @@
     </w:tblStylePr>
     <w:tblStylePr w:type="nwCell">
       <w:rPr>
+        <w:rFonts w:eastAsia="黑体"/>
         <w:color w:themeColor="background1" w:val="FFFFFF"/>
       </w:rPr>
       <w:tblPr/>
@@ -8131,6 +8541,7 @@
         <w:spacing w:after="0" w:before="0" w:line="240" w:lineRule="auto"/>
       </w:pPr>
       <w:rPr>
+        <w:rFonts w:eastAsia="黑体"/>
         <w:b/>
         <w:bCs/>
         <w:color w:themeColor="background1" w:val="FFFFFF"/>
@@ -8153,6 +8564,7 @@
         <w:spacing w:after="0" w:before="0" w:line="240" w:lineRule="auto"/>
       </w:pPr>
       <w:rPr>
+        <w:rFonts w:eastAsia="黑体"/>
         <w:color w:val="auto"/>
       </w:rPr>
       <w:tblPr/>
@@ -8170,6 +8582,7 @@
     </w:tblStylePr>
     <w:tblStylePr w:type="firstCol">
       <w:rPr>
+        <w:rFonts w:eastAsia="黑体"/>
         <w:b/>
         <w:bCs/>
         <w:color w:themeColor="background1" w:val="FFFFFF"/>
@@ -8189,6 +8602,7 @@
     </w:tblStylePr>
     <w:tblStylePr w:type="lastCol">
       <w:rPr>
+        <w:rFonts w:eastAsia="黑体"/>
         <w:b/>
         <w:bCs/>
         <w:color w:themeColor="background1" w:val="FFFFFF"/>
@@ -8237,6 +8651,7 @@
     </w:tblStylePr>
     <w:tblStylePr w:type="nwCell">
       <w:rPr>
+        <w:rFonts w:eastAsia="黑体"/>
         <w:color w:themeColor="background1" w:val="FFFFFF"/>
       </w:rPr>
       <w:tblPr/>
@@ -8280,6 +8695,7 @@
         <w:spacing w:after="0" w:before="0" w:line="240" w:lineRule="auto"/>
       </w:pPr>
       <w:rPr>
+        <w:rFonts w:eastAsia="黑体"/>
         <w:b/>
         <w:bCs/>
         <w:color w:themeColor="background1" w:val="FFFFFF"/>
@@ -8302,6 +8718,7 @@
         <w:spacing w:after="0" w:before="0" w:line="240" w:lineRule="auto"/>
       </w:pPr>
       <w:rPr>
+        <w:rFonts w:eastAsia="黑体"/>
         <w:color w:val="auto"/>
       </w:rPr>
       <w:tblPr/>
@@ -8319,6 +8736,7 @@
     </w:tblStylePr>
     <w:tblStylePr w:type="firstCol">
       <w:rPr>
+        <w:rFonts w:eastAsia="黑体"/>
         <w:b/>
         <w:bCs/>
         <w:color w:themeColor="background1" w:val="FFFFFF"/>
@@ -8338,6 +8756,7 @@
     </w:tblStylePr>
     <w:tblStylePr w:type="lastCol">
       <w:rPr>
+        <w:rFonts w:eastAsia="黑体"/>
         <w:b/>
         <w:bCs/>
         <w:color w:themeColor="background1" w:val="FFFFFF"/>
@@ -8386,6 +8805,7 @@
     </w:tblStylePr>
     <w:tblStylePr w:type="nwCell">
       <w:rPr>
+        <w:rFonts w:eastAsia="黑体"/>
         <w:color w:themeColor="background1" w:val="FFFFFF"/>
       </w:rPr>
       <w:tblPr/>
@@ -8429,6 +8849,7 @@
         <w:spacing w:after="0" w:before="0" w:line="240" w:lineRule="auto"/>
       </w:pPr>
       <w:rPr>
+        <w:rFonts w:eastAsia="黑体"/>
         <w:b/>
         <w:bCs/>
         <w:color w:themeColor="background1" w:val="FFFFFF"/>
@@ -8451,6 +8872,7 @@
         <w:spacing w:after="0" w:before="0" w:line="240" w:lineRule="auto"/>
       </w:pPr>
       <w:rPr>
+        <w:rFonts w:eastAsia="黑体"/>
         <w:color w:val="auto"/>
       </w:rPr>
       <w:tblPr/>
@@ -8468,6 +8890,7 @@
     </w:tblStylePr>
     <w:tblStylePr w:type="firstCol">
       <w:rPr>
+        <w:rFonts w:eastAsia="黑体"/>
         <w:b/>
         <w:bCs/>
         <w:color w:themeColor="background1" w:val="FFFFFF"/>
@@ -8487,6 +8910,7 @@
     </w:tblStylePr>
     <w:tblStylePr w:type="lastCol">
       <w:rPr>
+        <w:rFonts w:eastAsia="黑体"/>
         <w:b/>
         <w:bCs/>
         <w:color w:themeColor="background1" w:val="FFFFFF"/>
@@ -8535,6 +8959,7 @@
     </w:tblStylePr>
     <w:tblStylePr w:type="nwCell">
       <w:rPr>
+        <w:rFonts w:eastAsia="黑体"/>
         <w:color w:themeColor="background1" w:val="FFFFFF"/>
       </w:rPr>
       <w:tblPr/>
@@ -8578,6 +9003,7 @@
         <w:spacing w:after="0" w:before="0" w:line="240" w:lineRule="auto"/>
       </w:pPr>
       <w:rPr>
+        <w:rFonts w:eastAsia="黑体"/>
         <w:b/>
         <w:bCs/>
         <w:color w:themeColor="background1" w:val="FFFFFF"/>
@@ -8600,6 +9026,7 @@
         <w:spacing w:after="0" w:before="0" w:line="240" w:lineRule="auto"/>
       </w:pPr>
       <w:rPr>
+        <w:rFonts w:eastAsia="黑体"/>
         <w:color w:val="auto"/>
       </w:rPr>
       <w:tblPr/>
@@ -8617,6 +9044,7 @@
     </w:tblStylePr>
     <w:tblStylePr w:type="firstCol">
       <w:rPr>
+        <w:rFonts w:eastAsia="黑体"/>
         <w:b/>
         <w:bCs/>
         <w:color w:themeColor="background1" w:val="FFFFFF"/>
@@ -8636,6 +9064,7 @@
     </w:tblStylePr>
     <w:tblStylePr w:type="lastCol">
       <w:rPr>
+        <w:rFonts w:eastAsia="黑体"/>
         <w:b/>
         <w:bCs/>
         <w:color w:themeColor="background1" w:val="FFFFFF"/>
@@ -8684,6 +9113,7 @@
     </w:tblStylePr>
     <w:tblStylePr w:type="nwCell">
       <w:rPr>
+        <w:rFonts w:eastAsia="黑体"/>
         <w:color w:themeColor="background1" w:val="FFFFFF"/>
       </w:rPr>
       <w:tblPr/>
@@ -8708,6 +9138,7 @@
       <w:spacing w:after="0" w:line="240" w:lineRule="auto"/>
     </w:pPr>
     <w:rPr>
+      <w:rFonts w:eastAsia="黑体"/>
       <w:color w:themeColor="text1" w:val="000000"/>
     </w:rPr>
     <w:tblPr>
@@ -8727,7 +9158,7 @@
     </w:tblPr>
     <w:tblStylePr w:type="firstRow">
       <w:rPr>
-        <w:rFonts w:asciiTheme="majorHAnsi" w:cstheme="majorBidi" w:eastAsiaTheme="majorEastAsia" w:hAnsiTheme="majorHAnsi"/>
+        <w:rFonts w:asciiTheme="majorHAnsi" w:cstheme="majorBidi" w:hAnsiTheme="majorHAnsi" w:eastAsia="黑体"/>
       </w:rPr>
       <w:tblPr/>
       <w:tcPr>
@@ -8739,6 +9170,7 @@
     </w:tblStylePr>
     <w:tblStylePr w:type="lastRow">
       <w:rPr>
+        <w:rFonts w:eastAsia="黑体"/>
         <w:b/>
         <w:bCs/>
         <w:color w:themeColor="text2" w:val="1F497D"/>
@@ -8753,12 +9185,14 @@
     </w:tblStylePr>
     <w:tblStylePr w:type="firstCol">
       <w:rPr>
+        <w:rFonts w:eastAsia="黑体"/>
         <w:b/>
         <w:bCs/>
       </w:rPr>
     </w:tblStylePr>
     <w:tblStylePr w:type="lastCol">
       <w:rPr>
+        <w:rFonts w:eastAsia="黑体"/>
         <w:b/>
         <w:bCs/>
       </w:rPr>
@@ -8792,6 +9226,7 @@
       <w:spacing w:after="0" w:line="240" w:lineRule="auto"/>
     </w:pPr>
     <w:rPr>
+      <w:rFonts w:eastAsia="黑体"/>
       <w:color w:themeColor="text1" w:val="000000"/>
     </w:rPr>
     <w:tblPr>
@@ -8811,7 +9246,7 @@
     </w:tblPr>
     <w:tblStylePr w:type="firstRow">
       <w:rPr>
-        <w:rFonts w:asciiTheme="majorHAnsi" w:cstheme="majorBidi" w:eastAsiaTheme="majorEastAsia" w:hAnsiTheme="majorHAnsi"/>
+        <w:rFonts w:asciiTheme="majorHAnsi" w:cstheme="majorBidi" w:hAnsiTheme="majorHAnsi" w:eastAsia="黑体"/>
       </w:rPr>
       <w:tblPr/>
       <w:tcPr>
@@ -8823,6 +9258,7 @@
     </w:tblStylePr>
     <w:tblStylePr w:type="lastRow">
       <w:rPr>
+        <w:rFonts w:eastAsia="黑体"/>
         <w:b/>
         <w:bCs/>
         <w:color w:themeColor="text2" w:val="1F497D"/>
@@ -8837,12 +9273,14 @@
     </w:tblStylePr>
     <w:tblStylePr w:type="firstCol">
       <w:rPr>
+        <w:rFonts w:eastAsia="黑体"/>
         <w:b/>
         <w:bCs/>
       </w:rPr>
     </w:tblStylePr>
     <w:tblStylePr w:type="lastCol">
       <w:rPr>
+        <w:rFonts w:eastAsia="黑体"/>
         <w:b/>
         <w:bCs/>
       </w:rPr>
@@ -8876,6 +9314,7 @@
       <w:spacing w:after="0" w:line="240" w:lineRule="auto"/>
     </w:pPr>
     <w:rPr>
+      <w:rFonts w:eastAsia="黑体"/>
       <w:color w:themeColor="text1" w:val="000000"/>
     </w:rPr>
     <w:tblPr>
@@ -8895,7 +9334,7 @@
     </w:tblPr>
     <w:tblStylePr w:type="firstRow">
       <w:rPr>
-        <w:rFonts w:asciiTheme="majorHAnsi" w:cstheme="majorBidi" w:eastAsiaTheme="majorEastAsia" w:hAnsiTheme="majorHAnsi"/>
+        <w:rFonts w:asciiTheme="majorHAnsi" w:cstheme="majorBidi" w:hAnsiTheme="majorHAnsi" w:eastAsia="黑体"/>
       </w:rPr>
       <w:tblPr/>
       <w:tcPr>
@@ -8907,6 +9346,7 @@
     </w:tblStylePr>
     <w:tblStylePr w:type="lastRow">
       <w:rPr>
+        <w:rFonts w:eastAsia="黑体"/>
         <w:b/>
         <w:bCs/>
         <w:color w:themeColor="text2" w:val="1F497D"/>
@@ -8921,12 +9361,14 @@
     </w:tblStylePr>
     <w:tblStylePr w:type="firstCol">
       <w:rPr>
+        <w:rFonts w:eastAsia="黑体"/>
         <w:b/>
         <w:bCs/>
       </w:rPr>
     </w:tblStylePr>
     <w:tblStylePr w:type="lastCol">
       <w:rPr>
+        <w:rFonts w:eastAsia="黑体"/>
         <w:b/>
         <w:bCs/>
       </w:rPr>
@@ -8960,6 +9402,7 @@
       <w:spacing w:after="0" w:line="240" w:lineRule="auto"/>
     </w:pPr>
     <w:rPr>
+      <w:rFonts w:eastAsia="黑体"/>
       <w:color w:themeColor="text1" w:val="000000"/>
     </w:rPr>
     <w:tblPr>
@@ -8979,7 +9422,7 @@
     </w:tblPr>
     <w:tblStylePr w:type="firstRow">
       <w:rPr>
-        <w:rFonts w:asciiTheme="majorHAnsi" w:cstheme="majorBidi" w:eastAsiaTheme="majorEastAsia" w:hAnsiTheme="majorHAnsi"/>
+        <w:rFonts w:asciiTheme="majorHAnsi" w:cstheme="majorBidi" w:hAnsiTheme="majorHAnsi" w:eastAsia="黑体"/>
       </w:rPr>
       <w:tblPr/>
       <w:tcPr>
@@ -8991,6 +9434,7 @@
     </w:tblStylePr>
     <w:tblStylePr w:type="lastRow">
       <w:rPr>
+        <w:rFonts w:eastAsia="黑体"/>
         <w:b/>
         <w:bCs/>
         <w:color w:themeColor="text2" w:val="1F497D"/>
@@ -9005,12 +9449,14 @@
     </w:tblStylePr>
     <w:tblStylePr w:type="firstCol">
       <w:rPr>
+        <w:rFonts w:eastAsia="黑体"/>
         <w:b/>
         <w:bCs/>
       </w:rPr>
     </w:tblStylePr>
     <w:tblStylePr w:type="lastCol">
       <w:rPr>
+        <w:rFonts w:eastAsia="黑体"/>
         <w:b/>
         <w:bCs/>
       </w:rPr>
@@ -9044,6 +9490,7 @@
       <w:spacing w:after="0" w:line="240" w:lineRule="auto"/>
     </w:pPr>
     <w:rPr>
+      <w:rFonts w:eastAsia="黑体"/>
       <w:color w:themeColor="text1" w:val="000000"/>
     </w:rPr>
     <w:tblPr>
@@ -9063,7 +9510,7 @@
     </w:tblPr>
     <w:tblStylePr w:type="firstRow">
       <w:rPr>
-        <w:rFonts w:asciiTheme="majorHAnsi" w:cstheme="majorBidi" w:eastAsiaTheme="majorEastAsia" w:hAnsiTheme="majorHAnsi"/>
+        <w:rFonts w:asciiTheme="majorHAnsi" w:cstheme="majorBidi" w:hAnsiTheme="majorHAnsi" w:eastAsia="黑体"/>
       </w:rPr>
       <w:tblPr/>
       <w:tcPr>
@@ -9075,6 +9522,7 @@
     </w:tblStylePr>
     <w:tblStylePr w:type="lastRow">
       <w:rPr>
+        <w:rFonts w:eastAsia="黑体"/>
         <w:b/>
         <w:bCs/>
         <w:color w:themeColor="text2" w:val="1F497D"/>
@@ -9089,12 +9537,14 @@
     </w:tblStylePr>
     <w:tblStylePr w:type="firstCol">
       <w:rPr>
+        <w:rFonts w:eastAsia="黑体"/>
         <w:b/>
         <w:bCs/>
       </w:rPr>
     </w:tblStylePr>
     <w:tblStylePr w:type="lastCol">
       <w:rPr>
+        <w:rFonts w:eastAsia="黑体"/>
         <w:b/>
         <w:bCs/>
       </w:rPr>
@@ -9128,6 +9578,7 @@
       <w:spacing w:after="0" w:line="240" w:lineRule="auto"/>
     </w:pPr>
     <w:rPr>
+      <w:rFonts w:eastAsia="黑体"/>
       <w:color w:themeColor="text1" w:val="000000"/>
     </w:rPr>
     <w:tblPr>
@@ -9147,7 +9598,7 @@
     </w:tblPr>
     <w:tblStylePr w:type="firstRow">
       <w:rPr>
-        <w:rFonts w:asciiTheme="majorHAnsi" w:cstheme="majorBidi" w:eastAsiaTheme="majorEastAsia" w:hAnsiTheme="majorHAnsi"/>
+        <w:rFonts w:asciiTheme="majorHAnsi" w:cstheme="majorBidi" w:hAnsiTheme="majorHAnsi" w:eastAsia="黑体"/>
       </w:rPr>
       <w:tblPr/>
       <w:tcPr>
@@ -9159,6 +9610,7 @@
     </w:tblStylePr>
     <w:tblStylePr w:type="lastRow">
       <w:rPr>
+        <w:rFonts w:eastAsia="黑体"/>
         <w:b/>
         <w:bCs/>
         <w:color w:themeColor="text2" w:val="1F497D"/>
@@ -9173,12 +9625,14 @@
     </w:tblStylePr>
     <w:tblStylePr w:type="firstCol">
       <w:rPr>
+        <w:rFonts w:eastAsia="黑体"/>
         <w:b/>
         <w:bCs/>
       </w:rPr>
     </w:tblStylePr>
     <w:tblStylePr w:type="lastCol">
       <w:rPr>
+        <w:rFonts w:eastAsia="黑体"/>
         <w:b/>
         <w:bCs/>
       </w:rPr>
@@ -9212,6 +9666,7 @@
       <w:spacing w:after="0" w:line="240" w:lineRule="auto"/>
     </w:pPr>
     <w:rPr>
+      <w:rFonts w:eastAsia="黑体"/>
       <w:color w:themeColor="text1" w:val="000000"/>
     </w:rPr>
     <w:tblPr>
@@ -9231,7 +9686,7 @@
     </w:tblPr>
     <w:tblStylePr w:type="firstRow">
       <w:rPr>
-        <w:rFonts w:asciiTheme="majorHAnsi" w:cstheme="majorBidi" w:eastAsiaTheme="majorEastAsia" w:hAnsiTheme="majorHAnsi"/>
+        <w:rFonts w:asciiTheme="majorHAnsi" w:cstheme="majorBidi" w:hAnsiTheme="majorHAnsi" w:eastAsia="黑体"/>
       </w:rPr>
       <w:tblPr/>
       <w:tcPr>
@@ -9243,6 +9698,7 @@
     </w:tblStylePr>
     <w:tblStylePr w:type="lastRow">
       <w:rPr>
+        <w:rFonts w:eastAsia="黑体"/>
         <w:b/>
         <w:bCs/>
         <w:color w:themeColor="text2" w:val="1F497D"/>
@@ -9257,12 +9713,14 @@
     </w:tblStylePr>
     <w:tblStylePr w:type="firstCol">
       <w:rPr>
+        <w:rFonts w:eastAsia="黑体"/>
         <w:b/>
         <w:bCs/>
       </w:rPr>
     </w:tblStylePr>
     <w:tblStylePr w:type="lastCol">
       <w:rPr>
+        <w:rFonts w:eastAsia="黑体"/>
         <w:b/>
         <w:bCs/>
       </w:rPr>
@@ -9296,7 +9754,7 @@
       <w:spacing w:after="0" w:line="240" w:lineRule="auto"/>
     </w:pPr>
     <w:rPr>
-      <w:rFonts w:asciiTheme="majorHAnsi" w:cstheme="majorBidi" w:eastAsiaTheme="majorEastAsia" w:hAnsiTheme="majorHAnsi"/>
+      <w:rFonts w:asciiTheme="majorHAnsi" w:cstheme="majorBidi" w:hAnsiTheme="majorHAnsi" w:eastAsia="黑体"/>
       <w:color w:themeColor="text1" w:val="000000"/>
     </w:rPr>
     <w:tblPr>
@@ -9318,6 +9776,7 @@
     </w:tblPr>
     <w:tblStylePr w:type="firstRow">
       <w:rPr>
+        <w:rFonts w:eastAsia="黑体"/>
         <w:sz w:val="24"/>
         <w:szCs w:val="24"/>
       </w:rPr>
@@ -9424,7 +9883,7 @@
       <w:spacing w:after="0" w:line="240" w:lineRule="auto"/>
     </w:pPr>
     <w:rPr>
-      <w:rFonts w:asciiTheme="majorHAnsi" w:cstheme="majorBidi" w:eastAsiaTheme="majorEastAsia" w:hAnsiTheme="majorHAnsi"/>
+      <w:rFonts w:asciiTheme="majorHAnsi" w:cstheme="majorBidi" w:hAnsiTheme="majorHAnsi" w:eastAsia="黑体"/>
       <w:color w:themeColor="text1" w:val="000000"/>
     </w:rPr>
     <w:tblPr>
@@ -9446,6 +9905,7 @@
     </w:tblPr>
     <w:tblStylePr w:type="firstRow">
       <w:rPr>
+        <w:rFonts w:eastAsia="黑体"/>
         <w:sz w:val="24"/>
         <w:szCs w:val="24"/>
       </w:rPr>
@@ -9552,7 +10012,7 @@
       <w:spacing w:after="0" w:line="240" w:lineRule="auto"/>
     </w:pPr>
     <w:rPr>
-      <w:rFonts w:asciiTheme="majorHAnsi" w:cstheme="majorBidi" w:eastAsiaTheme="majorEastAsia" w:hAnsiTheme="majorHAnsi"/>
+      <w:rFonts w:asciiTheme="majorHAnsi" w:cstheme="majorBidi" w:hAnsiTheme="majorHAnsi" w:eastAsia="黑体"/>
       <w:color w:themeColor="text1" w:val="000000"/>
     </w:rPr>
     <w:tblPr>
@@ -9574,6 +10034,7 @@
     </w:tblPr>
     <w:tblStylePr w:type="firstRow">
       <w:rPr>
+        <w:rFonts w:eastAsia="黑体"/>
         <w:sz w:val="24"/>
         <w:szCs w:val="24"/>
       </w:rPr>
@@ -9680,7 +10141,7 @@
       <w:spacing w:after="0" w:line="240" w:lineRule="auto"/>
     </w:pPr>
     <w:rPr>
-      <w:rFonts w:asciiTheme="majorHAnsi" w:cstheme="majorBidi" w:eastAsiaTheme="majorEastAsia" w:hAnsiTheme="majorHAnsi"/>
+      <w:rFonts w:asciiTheme="majorHAnsi" w:cstheme="majorBidi" w:hAnsiTheme="majorHAnsi" w:eastAsia="黑体"/>
       <w:color w:themeColor="text1" w:val="000000"/>
     </w:rPr>
     <w:tblPr>
@@ -9702,6 +10163,7 @@
     </w:tblPr>
     <w:tblStylePr w:type="firstRow">
       <w:rPr>
+        <w:rFonts w:eastAsia="黑体"/>
         <w:sz w:val="24"/>
         <w:szCs w:val="24"/>
       </w:rPr>
@@ -9808,7 +10270,7 @@
       <w:spacing w:after="0" w:line="240" w:lineRule="auto"/>
     </w:pPr>
     <w:rPr>
-      <w:rFonts w:asciiTheme="majorHAnsi" w:cstheme="majorBidi" w:eastAsiaTheme="majorEastAsia" w:hAnsiTheme="majorHAnsi"/>
+      <w:rFonts w:asciiTheme="majorHAnsi" w:cstheme="majorBidi" w:hAnsiTheme="majorHAnsi" w:eastAsia="黑体"/>
       <w:color w:themeColor="text1" w:val="000000"/>
     </w:rPr>
     <w:tblPr>
@@ -9830,6 +10292,7 @@
     </w:tblPr>
     <w:tblStylePr w:type="firstRow">
       <w:rPr>
+        <w:rFonts w:eastAsia="黑体"/>
         <w:sz w:val="24"/>
         <w:szCs w:val="24"/>
       </w:rPr>
@@ -9936,7 +10399,7 @@
       <w:spacing w:after="0" w:line="240" w:lineRule="auto"/>
     </w:pPr>
     <w:rPr>
-      <w:rFonts w:asciiTheme="majorHAnsi" w:cstheme="majorBidi" w:eastAsiaTheme="majorEastAsia" w:hAnsiTheme="majorHAnsi"/>
+      <w:rFonts w:asciiTheme="majorHAnsi" w:cstheme="majorBidi" w:hAnsiTheme="majorHAnsi" w:eastAsia="黑体"/>
       <w:color w:themeColor="text1" w:val="000000"/>
     </w:rPr>
     <w:tblPr>
@@ -9958,6 +10421,7 @@
     </w:tblPr>
     <w:tblStylePr w:type="firstRow">
       <w:rPr>
+        <w:rFonts w:eastAsia="黑体"/>
         <w:sz w:val="24"/>
         <w:szCs w:val="24"/>
       </w:rPr>
@@ -10064,7 +10528,7 @@
       <w:spacing w:after="0" w:line="240" w:lineRule="auto"/>
     </w:pPr>
     <w:rPr>
-      <w:rFonts w:asciiTheme="majorHAnsi" w:cstheme="majorBidi" w:eastAsiaTheme="majorEastAsia" w:hAnsiTheme="majorHAnsi"/>
+      <w:rFonts w:asciiTheme="majorHAnsi" w:cstheme="majorBidi" w:hAnsiTheme="majorHAnsi" w:eastAsia="黑体"/>
       <w:color w:themeColor="text1" w:val="000000"/>
     </w:rPr>
     <w:tblPr>
@@ -10086,6 +10550,7 @@
     </w:tblPr>
     <w:tblStylePr w:type="firstRow">
       <w:rPr>
+        <w:rFonts w:eastAsia="黑体"/>
         <w:sz w:val="24"/>
         <w:szCs w:val="24"/>
       </w:rPr>
@@ -10215,12 +10680,14 @@
     </w:tcPr>
     <w:tblStylePr w:type="firstRow">
       <w:rPr>
+        <w:rFonts w:eastAsia="黑体"/>
         <w:b/>
         <w:bCs/>
       </w:rPr>
     </w:tblStylePr>
     <w:tblStylePr w:type="lastRow">
       <w:rPr>
+        <w:rFonts w:eastAsia="黑体"/>
         <w:b/>
         <w:bCs/>
       </w:rPr>
@@ -10233,12 +10700,14 @@
     </w:tblStylePr>
     <w:tblStylePr w:type="firstCol">
       <w:rPr>
+        <w:rFonts w:eastAsia="黑体"/>
         <w:b/>
         <w:bCs/>
       </w:rPr>
     </w:tblStylePr>
     <w:tblStylePr w:type="lastCol">
       <w:rPr>
+        <w:rFonts w:eastAsia="黑体"/>
         <w:b/>
         <w:bCs/>
       </w:rPr>
@@ -10288,12 +10757,14 @@
     </w:tcPr>
     <w:tblStylePr w:type="firstRow">
       <w:rPr>
+        <w:rFonts w:eastAsia="黑体"/>
         <w:b/>
         <w:bCs/>
       </w:rPr>
     </w:tblStylePr>
     <w:tblStylePr w:type="lastRow">
       <w:rPr>
+        <w:rFonts w:eastAsia="黑体"/>
         <w:b/>
         <w:bCs/>
       </w:rPr>
@@ -10306,12 +10777,14 @@
     </w:tblStylePr>
     <w:tblStylePr w:type="firstCol">
       <w:rPr>
+        <w:rFonts w:eastAsia="黑体"/>
         <w:b/>
         <w:bCs/>
       </w:rPr>
     </w:tblStylePr>
     <w:tblStylePr w:type="lastCol">
       <w:rPr>
+        <w:rFonts w:eastAsia="黑体"/>
         <w:b/>
         <w:bCs/>
       </w:rPr>
@@ -10361,12 +10834,14 @@
     </w:tcPr>
     <w:tblStylePr w:type="firstRow">
       <w:rPr>
+        <w:rFonts w:eastAsia="黑体"/>
         <w:b/>
         <w:bCs/>
       </w:rPr>
     </w:tblStylePr>
     <w:tblStylePr w:type="lastRow">
       <w:rPr>
+        <w:rFonts w:eastAsia="黑体"/>
         <w:b/>
         <w:bCs/>
       </w:rPr>
@@ -10379,12 +10854,14 @@
     </w:tblStylePr>
     <w:tblStylePr w:type="firstCol">
       <w:rPr>
+        <w:rFonts w:eastAsia="黑体"/>
         <w:b/>
         <w:bCs/>
       </w:rPr>
     </w:tblStylePr>
     <w:tblStylePr w:type="lastCol">
       <w:rPr>
+        <w:rFonts w:eastAsia="黑体"/>
         <w:b/>
         <w:bCs/>
       </w:rPr>
@@ -10434,12 +10911,14 @@
     </w:tcPr>
     <w:tblStylePr w:type="firstRow">
       <w:rPr>
+        <w:rFonts w:eastAsia="黑体"/>
         <w:b/>
         <w:bCs/>
       </w:rPr>
     </w:tblStylePr>
     <w:tblStylePr w:type="lastRow">
       <w:rPr>
+        <w:rFonts w:eastAsia="黑体"/>
         <w:b/>
         <w:bCs/>
       </w:rPr>
@@ -10452,12 +10931,14 @@
     </w:tblStylePr>
     <w:tblStylePr w:type="firstCol">
       <w:rPr>
+        <w:rFonts w:eastAsia="黑体"/>
         <w:b/>
         <w:bCs/>
       </w:rPr>
     </w:tblStylePr>
     <w:tblStylePr w:type="lastCol">
       <w:rPr>
+        <w:rFonts w:eastAsia="黑体"/>
         <w:b/>
         <w:bCs/>
       </w:rPr>
@@ -10507,12 +10988,14 @@
     </w:tcPr>
     <w:tblStylePr w:type="firstRow">
       <w:rPr>
+        <w:rFonts w:eastAsia="黑体"/>
         <w:b/>
         <w:bCs/>
       </w:rPr>
     </w:tblStylePr>
     <w:tblStylePr w:type="lastRow">
       <w:rPr>
+        <w:rFonts w:eastAsia="黑体"/>
         <w:b/>
         <w:bCs/>
       </w:rPr>
@@ -10525,12 +11008,14 @@
     </w:tblStylePr>
     <w:tblStylePr w:type="firstCol">
       <w:rPr>
+        <w:rFonts w:eastAsia="黑体"/>
         <w:b/>
         <w:bCs/>
       </w:rPr>
     </w:tblStylePr>
     <w:tblStylePr w:type="lastCol">
       <w:rPr>
+        <w:rFonts w:eastAsia="黑体"/>
         <w:b/>
         <w:bCs/>
       </w:rPr>
@@ -10580,12 +11065,14 @@
     </w:tcPr>
     <w:tblStylePr w:type="firstRow">
       <w:rPr>
+        <w:rFonts w:eastAsia="黑体"/>
         <w:b/>
         <w:bCs/>
       </w:rPr>
     </w:tblStylePr>
     <w:tblStylePr w:type="lastRow">
       <w:rPr>
+        <w:rFonts w:eastAsia="黑体"/>
         <w:b/>
         <w:bCs/>
       </w:rPr>
@@ -10598,12 +11085,14 @@
     </w:tblStylePr>
     <w:tblStylePr w:type="firstCol">
       <w:rPr>
+        <w:rFonts w:eastAsia="黑体"/>
         <w:b/>
         <w:bCs/>
       </w:rPr>
     </w:tblStylePr>
     <w:tblStylePr w:type="lastCol">
       <w:rPr>
+        <w:rFonts w:eastAsia="黑体"/>
         <w:b/>
         <w:bCs/>
       </w:rPr>
@@ -10653,12 +11142,14 @@
     </w:tcPr>
     <w:tblStylePr w:type="firstRow">
       <w:rPr>
+        <w:rFonts w:eastAsia="黑体"/>
         <w:b/>
         <w:bCs/>
       </w:rPr>
     </w:tblStylePr>
     <w:tblStylePr w:type="lastRow">
       <w:rPr>
+        <w:rFonts w:eastAsia="黑体"/>
         <w:b/>
         <w:bCs/>
       </w:rPr>
@@ -10671,12 +11162,14 @@
     </w:tblStylePr>
     <w:tblStylePr w:type="firstCol">
       <w:rPr>
+        <w:rFonts w:eastAsia="黑体"/>
         <w:b/>
         <w:bCs/>
       </w:rPr>
     </w:tblStylePr>
     <w:tblStylePr w:type="lastCol">
       <w:rPr>
+        <w:rFonts w:eastAsia="黑体"/>
         <w:b/>
         <w:bCs/>
       </w:rPr>
@@ -10703,7 +11196,7 @@
       <w:spacing w:after="0" w:line="240" w:lineRule="auto"/>
     </w:pPr>
     <w:rPr>
-      <w:rFonts w:asciiTheme="majorHAnsi" w:cstheme="majorBidi" w:eastAsiaTheme="majorEastAsia" w:hAnsiTheme="majorHAnsi"/>
+      <w:rFonts w:asciiTheme="majorHAnsi" w:cstheme="majorBidi" w:hAnsiTheme="majorHAnsi" w:eastAsia="黑体"/>
       <w:color w:themeColor="text1" w:val="000000"/>
     </w:rPr>
     <w:tblPr>
@@ -10730,6 +11223,7 @@
     </w:tcPr>
     <w:tblStylePr w:type="firstRow">
       <w:rPr>
+        <w:rFonts w:eastAsia="黑体"/>
         <w:b/>
         <w:bCs/>
         <w:color w:themeColor="text1" w:val="000000"/>
@@ -10741,6 +11235,7 @@
     </w:tblStylePr>
     <w:tblStylePr w:type="lastRow">
       <w:rPr>
+        <w:rFonts w:eastAsia="黑体"/>
         <w:b/>
         <w:bCs/>
         <w:color w:themeColor="text1" w:val="000000"/>
@@ -10760,6 +11255,7 @@
     </w:tblStylePr>
     <w:tblStylePr w:type="firstCol">
       <w:rPr>
+        <w:rFonts w:eastAsia="黑体"/>
         <w:b/>
         <w:bCs/>
         <w:color w:themeColor="text1" w:val="000000"/>
@@ -10779,6 +11275,7 @@
     </w:tblStylePr>
     <w:tblStylePr w:type="lastCol">
       <w:rPr>
+        <w:rFonts w:eastAsia="黑体"/>
         <w:b w:val="0"/>
         <w:bCs w:val="0"/>
         <w:color w:themeColor="text1" w:val="000000"/>
@@ -10828,7 +11325,7 @@
       <w:spacing w:after="0" w:line="240" w:lineRule="auto"/>
     </w:pPr>
     <w:rPr>
-      <w:rFonts w:asciiTheme="majorHAnsi" w:cstheme="majorBidi" w:eastAsiaTheme="majorEastAsia" w:hAnsiTheme="majorHAnsi"/>
+      <w:rFonts w:asciiTheme="majorHAnsi" w:cstheme="majorBidi" w:hAnsiTheme="majorHAnsi" w:eastAsia="黑体"/>
       <w:color w:themeColor="text1" w:val="000000"/>
     </w:rPr>
     <w:tblPr>
@@ -10855,6 +11352,7 @@
     </w:tcPr>
     <w:tblStylePr w:type="firstRow">
       <w:rPr>
+        <w:rFonts w:eastAsia="黑体"/>
         <w:b/>
         <w:bCs/>
         <w:color w:themeColor="text1" w:val="000000"/>
@@ -10866,6 +11364,7 @@
     </w:tblStylePr>
     <w:tblStylePr w:type="lastRow">
       <w:rPr>
+        <w:rFonts w:eastAsia="黑体"/>
         <w:b/>
         <w:bCs/>
         <w:color w:themeColor="text1" w:val="000000"/>
@@ -10885,6 +11384,7 @@
     </w:tblStylePr>
     <w:tblStylePr w:type="firstCol">
       <w:rPr>
+        <w:rFonts w:eastAsia="黑体"/>
         <w:b/>
         <w:bCs/>
         <w:color w:themeColor="text1" w:val="000000"/>
@@ -10904,6 +11404,7 @@
     </w:tblStylePr>
     <w:tblStylePr w:type="lastCol">
       <w:rPr>
+        <w:rFonts w:eastAsia="黑体"/>
         <w:b w:val="0"/>
         <w:bCs w:val="0"/>
         <w:color w:themeColor="text1" w:val="000000"/>
@@ -10953,7 +11454,7 @@
       <w:spacing w:after="0" w:line="240" w:lineRule="auto"/>
     </w:pPr>
     <w:rPr>
-      <w:rFonts w:asciiTheme="majorHAnsi" w:cstheme="majorBidi" w:eastAsiaTheme="majorEastAsia" w:hAnsiTheme="majorHAnsi"/>
+      <w:rFonts w:asciiTheme="majorHAnsi" w:cstheme="majorBidi" w:hAnsiTheme="majorHAnsi" w:eastAsia="黑体"/>
       <w:color w:themeColor="text1" w:val="000000"/>
     </w:rPr>
     <w:tblPr>
@@ -10980,6 +11481,7 @@
     </w:tcPr>
     <w:tblStylePr w:type="firstRow">
       <w:rPr>
+        <w:rFonts w:eastAsia="黑体"/>
         <w:b/>
         <w:bCs/>
         <w:color w:themeColor="text1" w:val="000000"/>
@@ -10991,6 +11493,7 @@
     </w:tblStylePr>
     <w:tblStylePr w:type="lastRow">
       <w:rPr>
+        <w:rFonts w:eastAsia="黑体"/>
         <w:b/>
         <w:bCs/>
         <w:color w:themeColor="text1" w:val="000000"/>
@@ -11010,6 +11513,7 @@
     </w:tblStylePr>
     <w:tblStylePr w:type="firstCol">
       <w:rPr>
+        <w:rFonts w:eastAsia="黑体"/>
         <w:b/>
         <w:bCs/>
         <w:color w:themeColor="text1" w:val="000000"/>
@@ -11029,6 +11533,7 @@
     </w:tblStylePr>
     <w:tblStylePr w:type="lastCol">
       <w:rPr>
+        <w:rFonts w:eastAsia="黑体"/>
         <w:b w:val="0"/>
         <w:bCs w:val="0"/>
         <w:color w:themeColor="text1" w:val="000000"/>
@@ -11078,7 +11583,7 @@
       <w:spacing w:after="0" w:line="240" w:lineRule="auto"/>
     </w:pPr>
     <w:rPr>
-      <w:rFonts w:asciiTheme="majorHAnsi" w:cstheme="majorBidi" w:eastAsiaTheme="majorEastAsia" w:hAnsiTheme="majorHAnsi"/>
+      <w:rFonts w:asciiTheme="majorHAnsi" w:cstheme="majorBidi" w:hAnsiTheme="majorHAnsi" w:eastAsia="黑体"/>
       <w:color w:themeColor="text1" w:val="000000"/>
     </w:rPr>
     <w:tblPr>
@@ -11105,6 +11610,7 @@
     </w:tcPr>
     <w:tblStylePr w:type="firstRow">
       <w:rPr>
+        <w:rFonts w:eastAsia="黑体"/>
         <w:b/>
         <w:bCs/>
         <w:color w:themeColor="text1" w:val="000000"/>
@@ -11116,6 +11622,7 @@
     </w:tblStylePr>
     <w:tblStylePr w:type="lastRow">
       <w:rPr>
+        <w:rFonts w:eastAsia="黑体"/>
         <w:b/>
         <w:bCs/>
         <w:color w:themeColor="text1" w:val="000000"/>
@@ -11135,6 +11642,7 @@
     </w:tblStylePr>
     <w:tblStylePr w:type="firstCol">
       <w:rPr>
+        <w:rFonts w:eastAsia="黑体"/>
         <w:b/>
         <w:bCs/>
         <w:color w:themeColor="text1" w:val="000000"/>
@@ -11154,6 +11662,7 @@
     </w:tblStylePr>
     <w:tblStylePr w:type="lastCol">
       <w:rPr>
+        <w:rFonts w:eastAsia="黑体"/>
         <w:b w:val="0"/>
         <w:bCs w:val="0"/>
         <w:color w:themeColor="text1" w:val="000000"/>
@@ -11203,7 +11712,7 @@
       <w:spacing w:after="0" w:line="240" w:lineRule="auto"/>
     </w:pPr>
     <w:rPr>
-      <w:rFonts w:asciiTheme="majorHAnsi" w:cstheme="majorBidi" w:eastAsiaTheme="majorEastAsia" w:hAnsiTheme="majorHAnsi"/>
+      <w:rFonts w:asciiTheme="majorHAnsi" w:cstheme="majorBidi" w:hAnsiTheme="majorHAnsi" w:eastAsia="黑体"/>
       <w:color w:themeColor="text1" w:val="000000"/>
     </w:rPr>
     <w:tblPr>
@@ -11230,6 +11739,7 @@
     </w:tcPr>
     <w:tblStylePr w:type="firstRow">
       <w:rPr>
+        <w:rFonts w:eastAsia="黑体"/>
         <w:b/>
         <w:bCs/>
         <w:color w:themeColor="text1" w:val="000000"/>
@@ -11241,6 +11751,7 @@
     </w:tblStylePr>
     <w:tblStylePr w:type="lastRow">
       <w:rPr>
+        <w:rFonts w:eastAsia="黑体"/>
         <w:b/>
         <w:bCs/>
         <w:color w:themeColor="text1" w:val="000000"/>
@@ -11260,6 +11771,7 @@
     </w:tblStylePr>
     <w:tblStylePr w:type="firstCol">
       <w:rPr>
+        <w:rFonts w:eastAsia="黑体"/>
         <w:b/>
         <w:bCs/>
         <w:color w:themeColor="text1" w:val="000000"/>
@@ -11279,6 +11791,7 @@
     </w:tblStylePr>
     <w:tblStylePr w:type="lastCol">
       <w:rPr>
+        <w:rFonts w:eastAsia="黑体"/>
         <w:b w:val="0"/>
         <w:bCs w:val="0"/>
         <w:color w:themeColor="text1" w:val="000000"/>
@@ -11328,7 +11841,7 @@
       <w:spacing w:after="0" w:line="240" w:lineRule="auto"/>
     </w:pPr>
     <w:rPr>
-      <w:rFonts w:asciiTheme="majorHAnsi" w:cstheme="majorBidi" w:eastAsiaTheme="majorEastAsia" w:hAnsiTheme="majorHAnsi"/>
+      <w:rFonts w:asciiTheme="majorHAnsi" w:cstheme="majorBidi" w:hAnsiTheme="majorHAnsi" w:eastAsia="黑体"/>
       <w:color w:themeColor="text1" w:val="000000"/>
     </w:rPr>
     <w:tblPr>
@@ -11355,6 +11868,7 @@
     </w:tcPr>
     <w:tblStylePr w:type="firstRow">
       <w:rPr>
+        <w:rFonts w:eastAsia="黑体"/>
         <w:b/>
         <w:bCs/>
         <w:color w:themeColor="text1" w:val="000000"/>
@@ -11366,6 +11880,7 @@
     </w:tblStylePr>
     <w:tblStylePr w:type="lastRow">
       <w:rPr>
+        <w:rFonts w:eastAsia="黑体"/>
         <w:b/>
         <w:bCs/>
         <w:color w:themeColor="text1" w:val="000000"/>
@@ -11385,6 +11900,7 @@
     </w:tblStylePr>
     <w:tblStylePr w:type="firstCol">
       <w:rPr>
+        <w:rFonts w:eastAsia="黑体"/>
         <w:b/>
         <w:bCs/>
         <w:color w:themeColor="text1" w:val="000000"/>
@@ -11404,6 +11920,7 @@
     </w:tblStylePr>
     <w:tblStylePr w:type="lastCol">
       <w:rPr>
+        <w:rFonts w:eastAsia="黑体"/>
         <w:b w:val="0"/>
         <w:bCs w:val="0"/>
         <w:color w:themeColor="text1" w:val="000000"/>
@@ -11453,7 +11970,7 @@
       <w:spacing w:after="0" w:line="240" w:lineRule="auto"/>
     </w:pPr>
     <w:rPr>
-      <w:rFonts w:asciiTheme="majorHAnsi" w:cstheme="majorBidi" w:eastAsiaTheme="majorEastAsia" w:hAnsiTheme="majorHAnsi"/>
+      <w:rFonts w:asciiTheme="majorHAnsi" w:cstheme="majorBidi" w:hAnsiTheme="majorHAnsi" w:eastAsia="黑体"/>
       <w:color w:themeColor="text1" w:val="000000"/>
     </w:rPr>
     <w:tblPr>
@@ -11480,6 +11997,7 @@
     </w:tcPr>
     <w:tblStylePr w:type="firstRow">
       <w:rPr>
+        <w:rFonts w:eastAsia="黑体"/>
         <w:b/>
         <w:bCs/>
         <w:color w:themeColor="text1" w:val="000000"/>
@@ -11491,6 +12009,7 @@
     </w:tblStylePr>
     <w:tblStylePr w:type="lastRow">
       <w:rPr>
+        <w:rFonts w:eastAsia="黑体"/>
         <w:b/>
         <w:bCs/>
         <w:color w:themeColor="text1" w:val="000000"/>
@@ -11510,6 +12029,7 @@
     </w:tblStylePr>
     <w:tblStylePr w:type="firstCol">
       <w:rPr>
+        <w:rFonts w:eastAsia="黑体"/>
         <w:b/>
         <w:bCs/>
         <w:color w:themeColor="text1" w:val="000000"/>
@@ -11529,6 +12049,7 @@
     </w:tblStylePr>
     <w:tblStylePr w:type="lastCol">
       <w:rPr>
+        <w:rFonts w:eastAsia="黑体"/>
         <w:b w:val="0"/>
         <w:bCs w:val="0"/>
         <w:color w:themeColor="text1" w:val="000000"/>
@@ -11601,6 +12122,7 @@
     </w:tcPr>
     <w:tblStylePr w:type="firstRow">
       <w:rPr>
+        <w:rFonts w:eastAsia="黑体"/>
         <w:b/>
         <w:bCs/>
         <w:i w:val="0"/>
@@ -11622,6 +12144,7 @@
     </w:tblStylePr>
     <w:tblStylePr w:type="lastRow">
       <w:rPr>
+        <w:rFonts w:eastAsia="黑体"/>
         <w:b/>
         <w:bCs/>
         <w:i w:val="0"/>
@@ -11643,6 +12166,7 @@
     </w:tblStylePr>
     <w:tblStylePr w:type="firstCol">
       <w:rPr>
+        <w:rFonts w:eastAsia="黑体"/>
         <w:b/>
         <w:bCs/>
         <w:i w:val="0"/>
@@ -11662,6 +12186,7 @@
     </w:tblStylePr>
     <w:tblStylePr w:type="lastCol">
       <w:rPr>
+        <w:rFonts w:eastAsia="黑体"/>
         <w:b/>
         <w:bCs/>
         <w:i w:val="0"/>
@@ -11742,6 +12267,7 @@
     </w:tcPr>
     <w:tblStylePr w:type="firstRow">
       <w:rPr>
+        <w:rFonts w:eastAsia="黑体"/>
         <w:b/>
         <w:bCs/>
         <w:i w:val="0"/>
@@ -11763,6 +12289,7 @@
     </w:tblStylePr>
     <w:tblStylePr w:type="lastRow">
       <w:rPr>
+        <w:rFonts w:eastAsia="黑体"/>
         <w:b/>
         <w:bCs/>
         <w:i w:val="0"/>
@@ -11784,6 +12311,7 @@
     </w:tblStylePr>
     <w:tblStylePr w:type="firstCol">
       <w:rPr>
+        <w:rFonts w:eastAsia="黑体"/>
         <w:b/>
         <w:bCs/>
         <w:i w:val="0"/>
@@ -11803,6 +12331,7 @@
     </w:tblStylePr>
     <w:tblStylePr w:type="lastCol">
       <w:rPr>
+        <w:rFonts w:eastAsia="黑体"/>
         <w:b/>
         <w:bCs/>
         <w:i w:val="0"/>
@@ -11883,6 +12412,7 @@
     </w:tcPr>
     <w:tblStylePr w:type="firstRow">
       <w:rPr>
+        <w:rFonts w:eastAsia="黑体"/>
         <w:b/>
         <w:bCs/>
         <w:i w:val="0"/>
@@ -11904,6 +12434,7 @@
     </w:tblStylePr>
     <w:tblStylePr w:type="lastRow">
       <w:rPr>
+        <w:rFonts w:eastAsia="黑体"/>
         <w:b/>
         <w:bCs/>
         <w:i w:val="0"/>
@@ -11925,6 +12456,7 @@
     </w:tblStylePr>
     <w:tblStylePr w:type="firstCol">
       <w:rPr>
+        <w:rFonts w:eastAsia="黑体"/>
         <w:b/>
         <w:bCs/>
         <w:i w:val="0"/>
@@ -11944,6 +12476,7 @@
     </w:tblStylePr>
     <w:tblStylePr w:type="lastCol">
       <w:rPr>
+        <w:rFonts w:eastAsia="黑体"/>
         <w:b/>
         <w:bCs/>
         <w:i w:val="0"/>
@@ -12024,6 +12557,7 @@
     </w:tcPr>
     <w:tblStylePr w:type="firstRow">
       <w:rPr>
+        <w:rFonts w:eastAsia="黑体"/>
         <w:b/>
         <w:bCs/>
         <w:i w:val="0"/>
@@ -12045,6 +12579,7 @@
     </w:tblStylePr>
     <w:tblStylePr w:type="lastRow">
       <w:rPr>
+        <w:rFonts w:eastAsia="黑体"/>
         <w:b/>
         <w:bCs/>
         <w:i w:val="0"/>
@@ -12066,6 +12601,7 @@
     </w:tblStylePr>
     <w:tblStylePr w:type="firstCol">
       <w:rPr>
+        <w:rFonts w:eastAsia="黑体"/>
         <w:b/>
         <w:bCs/>
         <w:i w:val="0"/>
@@ -12085,6 +12621,7 @@
     </w:tblStylePr>
     <w:tblStylePr w:type="lastCol">
       <w:rPr>
+        <w:rFonts w:eastAsia="黑体"/>
         <w:b/>
         <w:bCs/>
         <w:i w:val="0"/>
@@ -12165,6 +12702,7 @@
     </w:tcPr>
     <w:tblStylePr w:type="firstRow">
       <w:rPr>
+        <w:rFonts w:eastAsia="黑体"/>
         <w:b/>
         <w:bCs/>
         <w:i w:val="0"/>
@@ -12186,6 +12724,7 @@
     </w:tblStylePr>
     <w:tblStylePr w:type="lastRow">
       <w:rPr>
+        <w:rFonts w:eastAsia="黑体"/>
         <w:b/>
         <w:bCs/>
         <w:i w:val="0"/>
@@ -12207,6 +12746,7 @@
     </w:tblStylePr>
     <w:tblStylePr w:type="firstCol">
       <w:rPr>
+        <w:rFonts w:eastAsia="黑体"/>
         <w:b/>
         <w:bCs/>
         <w:i w:val="0"/>
@@ -12226,6 +12766,7 @@
     </w:tblStylePr>
     <w:tblStylePr w:type="lastCol">
       <w:rPr>
+        <w:rFonts w:eastAsia="黑体"/>
         <w:b/>
         <w:bCs/>
         <w:i w:val="0"/>
@@ -12306,6 +12847,7 @@
     </w:tcPr>
     <w:tblStylePr w:type="firstRow">
       <w:rPr>
+        <w:rFonts w:eastAsia="黑体"/>
         <w:b/>
         <w:bCs/>
         <w:i w:val="0"/>
@@ -12327,6 +12869,7 @@
     </w:tblStylePr>
     <w:tblStylePr w:type="lastRow">
       <w:rPr>
+        <w:rFonts w:eastAsia="黑体"/>
         <w:b/>
         <w:bCs/>
         <w:i w:val="0"/>
@@ -12348,6 +12891,7 @@
     </w:tblStylePr>
     <w:tblStylePr w:type="firstCol">
       <w:rPr>
+        <w:rFonts w:eastAsia="黑体"/>
         <w:b/>
         <w:bCs/>
         <w:i w:val="0"/>
@@ -12367,6 +12911,7 @@
     </w:tblStylePr>
     <w:tblStylePr w:type="lastCol">
       <w:rPr>
+        <w:rFonts w:eastAsia="黑体"/>
         <w:b/>
         <w:bCs/>
         <w:i w:val="0"/>
@@ -12447,6 +12992,7 @@
     </w:tcPr>
     <w:tblStylePr w:type="firstRow">
       <w:rPr>
+        <w:rFonts w:eastAsia="黑体"/>
         <w:b/>
         <w:bCs/>
         <w:i w:val="0"/>
@@ -12468,6 +13014,7 @@
     </w:tblStylePr>
     <w:tblStylePr w:type="lastRow">
       <w:rPr>
+        <w:rFonts w:eastAsia="黑体"/>
         <w:b/>
         <w:bCs/>
         <w:i w:val="0"/>
@@ -12489,6 +13036,7 @@
     </w:tblStylePr>
     <w:tblStylePr w:type="firstCol">
       <w:rPr>
+        <w:rFonts w:eastAsia="黑体"/>
         <w:b/>
         <w:bCs/>
         <w:i w:val="0"/>
@@ -12508,6 +13056,7 @@
     </w:tblStylePr>
     <w:tblStylePr w:type="lastCol">
       <w:rPr>
+        <w:rFonts w:eastAsia="黑体"/>
         <w:b/>
         <w:bCs/>
         <w:i w:val="0"/>
@@ -12565,6 +13114,7 @@
       <w:spacing w:after="0" w:line="240" w:lineRule="auto"/>
     </w:pPr>
     <w:rPr>
+      <w:rFonts w:eastAsia="黑体"/>
       <w:color w:themeColor="background1" w:val="FFFFFF"/>
     </w:rPr>
     <w:tblPr>
@@ -12583,6 +13133,7 @@
     </w:tcPr>
     <w:tblStylePr w:type="firstRow">
       <w:rPr>
+        <w:rFonts w:eastAsia="黑体"/>
         <w:b/>
         <w:bCs/>
       </w:rPr>
@@ -12679,6 +13230,7 @@
       <w:spacing w:after="0" w:line="240" w:lineRule="auto"/>
     </w:pPr>
     <w:rPr>
+      <w:rFonts w:eastAsia="黑体"/>
       <w:color w:themeColor="background1" w:val="FFFFFF"/>
     </w:rPr>
     <w:tblPr>
@@ -12697,6 +13249,7 @@
     </w:tcPr>
     <w:tblStylePr w:type="firstRow">
       <w:rPr>
+        <w:rFonts w:eastAsia="黑体"/>
         <w:b/>
         <w:bCs/>
       </w:rPr>
@@ -12793,6 +13346,7 @@
       <w:spacing w:after="0" w:line="240" w:lineRule="auto"/>
     </w:pPr>
     <w:rPr>
+      <w:rFonts w:eastAsia="黑体"/>
       <w:color w:themeColor="background1" w:val="FFFFFF"/>
     </w:rPr>
     <w:tblPr>
@@ -12811,6 +13365,7 @@
     </w:tcPr>
     <w:tblStylePr w:type="firstRow">
       <w:rPr>
+        <w:rFonts w:eastAsia="黑体"/>
         <w:b/>
         <w:bCs/>
       </w:rPr>
@@ -12907,6 +13462,7 @@
       <w:spacing w:after="0" w:line="240" w:lineRule="auto"/>
     </w:pPr>
     <w:rPr>
+      <w:rFonts w:eastAsia="黑体"/>
       <w:color w:themeColor="background1" w:val="FFFFFF"/>
     </w:rPr>
     <w:tblPr>
@@ -12925,6 +13481,7 @@
     </w:tcPr>
     <w:tblStylePr w:type="firstRow">
       <w:rPr>
+        <w:rFonts w:eastAsia="黑体"/>
         <w:b/>
         <w:bCs/>
       </w:rPr>
@@ -13021,6 +13578,7 @@
       <w:spacing w:after="0" w:line="240" w:lineRule="auto"/>
     </w:pPr>
     <w:rPr>
+      <w:rFonts w:eastAsia="黑体"/>
       <w:color w:themeColor="background1" w:val="FFFFFF"/>
     </w:rPr>
     <w:tblPr>
@@ -13039,6 +13597,7 @@
     </w:tcPr>
     <w:tblStylePr w:type="firstRow">
       <w:rPr>
+        <w:rFonts w:eastAsia="黑体"/>
         <w:b/>
         <w:bCs/>
       </w:rPr>
@@ -13135,6 +13694,7 @@
       <w:spacing w:after="0" w:line="240" w:lineRule="auto"/>
     </w:pPr>
     <w:rPr>
+      <w:rFonts w:eastAsia="黑体"/>
       <w:color w:themeColor="background1" w:val="FFFFFF"/>
     </w:rPr>
     <w:tblPr>
@@ -13153,6 +13713,7 @@
     </w:tcPr>
     <w:tblStylePr w:type="firstRow">
       <w:rPr>
+        <w:rFonts w:eastAsia="黑体"/>
         <w:b/>
         <w:bCs/>
       </w:rPr>
@@ -13249,6 +13810,7 @@
       <w:spacing w:after="0" w:line="240" w:lineRule="auto"/>
     </w:pPr>
     <w:rPr>
+      <w:rFonts w:eastAsia="黑体"/>
       <w:color w:themeColor="background1" w:val="FFFFFF"/>
     </w:rPr>
     <w:tblPr>
@@ -13267,6 +13829,7 @@
     </w:tcPr>
     <w:tblStylePr w:type="firstRow">
       <w:rPr>
+        <w:rFonts w:eastAsia="黑体"/>
         <w:b/>
         <w:bCs/>
       </w:rPr>
@@ -13363,6 +13926,7 @@
       <w:spacing w:after="0" w:line="240" w:lineRule="auto"/>
     </w:pPr>
     <w:rPr>
+      <w:rFonts w:eastAsia="黑体"/>
       <w:color w:themeColor="text1" w:val="000000"/>
     </w:rPr>
     <w:tblPr>
@@ -13389,6 +13953,7 @@
     </w:tcPr>
     <w:tblStylePr w:type="firstRow">
       <w:rPr>
+        <w:rFonts w:eastAsia="黑体"/>
         <w:b/>
         <w:bCs/>
       </w:rPr>
@@ -13407,6 +13972,7 @@
     </w:tblStylePr>
     <w:tblStylePr w:type="lastRow">
       <w:rPr>
+        <w:rFonts w:eastAsia="黑体"/>
         <w:b/>
         <w:bCs/>
         <w:color w:themeColor="background1" w:val="FFFFFF"/>
@@ -13421,6 +13987,7 @@
     </w:tblStylePr>
     <w:tblStylePr w:type="firstCol">
       <w:rPr>
+        <w:rFonts w:eastAsia="黑体"/>
         <w:color w:themeColor="background1" w:val="FFFFFF"/>
       </w:rPr>
       <w:tblPr/>
@@ -13438,6 +14005,7 @@
     </w:tblStylePr>
     <w:tblStylePr w:type="lastCol">
       <w:rPr>
+        <w:rFonts w:eastAsia="黑体"/>
         <w:color w:themeColor="background1" w:val="FFFFFF"/>
       </w:rPr>
       <w:tblPr/>
@@ -13467,11 +14035,13 @@
     </w:tblStylePr>
     <w:tblStylePr w:type="neCell">
       <w:rPr>
+        <w:rFonts w:eastAsia="黑体"/>
         <w:color w:themeColor="text1" w:val="000000"/>
       </w:rPr>
     </w:tblStylePr>
     <w:tblStylePr w:type="nwCell">
       <w:rPr>
+        <w:rFonts w:eastAsia="黑体"/>
         <w:color w:themeColor="text1" w:val="000000"/>
       </w:rPr>
     </w:tblStylePr>
@@ -13485,6 +14055,7 @@
       <w:spacing w:after="0" w:line="240" w:lineRule="auto"/>
     </w:pPr>
     <w:rPr>
+      <w:rFonts w:eastAsia="黑体"/>
       <w:color w:themeColor="text1" w:val="000000"/>
     </w:rPr>
     <w:tblPr>
@@ -13511,6 +14082,7 @@
     </w:tcPr>
     <w:tblStylePr w:type="firstRow">
       <w:rPr>
+        <w:rFonts w:eastAsia="黑体"/>
         <w:b/>
         <w:bCs/>
       </w:rPr>
@@ -13529,6 +14101,7 @@
     </w:tblStylePr>
     <w:tblStylePr w:type="lastRow">
       <w:rPr>
+        <w:rFonts w:eastAsia="黑体"/>
         <w:b/>
         <w:bCs/>
         <w:color w:themeColor="background1" w:val="FFFFFF"/>
@@ -13543,6 +14116,7 @@
     </w:tblStylePr>
     <w:tblStylePr w:type="firstCol">
       <w:rPr>
+        <w:rFonts w:eastAsia="黑体"/>
         <w:color w:themeColor="background1" w:val="FFFFFF"/>
       </w:rPr>
       <w:tblPr/>
@@ -13560,6 +14134,7 @@
     </w:tblStylePr>
     <w:tblStylePr w:type="lastCol">
       <w:rPr>
+        <w:rFonts w:eastAsia="黑体"/>
         <w:color w:themeColor="background1" w:val="FFFFFF"/>
       </w:rPr>
       <w:tblPr/>
@@ -13589,11 +14164,13 @@
     </w:tblStylePr>
     <w:tblStylePr w:type="neCell">
       <w:rPr>
+        <w:rFonts w:eastAsia="黑体"/>
         <w:color w:themeColor="text1" w:val="000000"/>
       </w:rPr>
     </w:tblStylePr>
     <w:tblStylePr w:type="nwCell">
       <w:rPr>
+        <w:rFonts w:eastAsia="黑体"/>
         <w:color w:themeColor="text1" w:val="000000"/>
       </w:rPr>
     </w:tblStylePr>
@@ -13607,6 +14184,7 @@
       <w:spacing w:after="0" w:line="240" w:lineRule="auto"/>
     </w:pPr>
     <w:rPr>
+      <w:rFonts w:eastAsia="黑体"/>
       <w:color w:themeColor="text1" w:val="000000"/>
     </w:rPr>
     <w:tblPr>
@@ -13633,6 +14211,7 @@
     </w:tcPr>
     <w:tblStylePr w:type="firstRow">
       <w:rPr>
+        <w:rFonts w:eastAsia="黑体"/>
         <w:b/>
         <w:bCs/>
       </w:rPr>
@@ -13651,6 +14230,7 @@
     </w:tblStylePr>
     <w:tblStylePr w:type="lastRow">
       <w:rPr>
+        <w:rFonts w:eastAsia="黑体"/>
         <w:b/>
         <w:bCs/>
         <w:color w:themeColor="background1" w:val="FFFFFF"/>
@@ -13665,6 +14245,7 @@
     </w:tblStylePr>
     <w:tblStylePr w:type="firstCol">
       <w:rPr>
+        <w:rFonts w:eastAsia="黑体"/>
         <w:color w:themeColor="background1" w:val="FFFFFF"/>
       </w:rPr>
       <w:tblPr/>
@@ -13682,6 +14263,7 @@
     </w:tblStylePr>
     <w:tblStylePr w:type="lastCol">
       <w:rPr>
+        <w:rFonts w:eastAsia="黑体"/>
         <w:color w:themeColor="background1" w:val="FFFFFF"/>
       </w:rPr>
       <w:tblPr/>
@@ -13711,11 +14293,13 @@
     </w:tblStylePr>
     <w:tblStylePr w:type="neCell">
       <w:rPr>
+        <w:rFonts w:eastAsia="黑体"/>
         <w:color w:themeColor="text1" w:val="000000"/>
       </w:rPr>
     </w:tblStylePr>
     <w:tblStylePr w:type="nwCell">
       <w:rPr>
+        <w:rFonts w:eastAsia="黑体"/>
         <w:color w:themeColor="text1" w:val="000000"/>
       </w:rPr>
     </w:tblStylePr>
@@ -13729,6 +14313,7 @@
       <w:spacing w:after="0" w:line="240" w:lineRule="auto"/>
     </w:pPr>
     <w:rPr>
+      <w:rFonts w:eastAsia="黑体"/>
       <w:color w:themeColor="text1" w:val="000000"/>
     </w:rPr>
     <w:tblPr>
@@ -13755,6 +14340,7 @@
     </w:tcPr>
     <w:tblStylePr w:type="firstRow">
       <w:rPr>
+        <w:rFonts w:eastAsia="黑体"/>
         <w:b/>
         <w:bCs/>
       </w:rPr>
@@ -13773,6 +14359,7 @@
     </w:tblStylePr>
     <w:tblStylePr w:type="lastRow">
       <w:rPr>
+        <w:rFonts w:eastAsia="黑体"/>
         <w:b/>
         <w:bCs/>
         <w:color w:themeColor="background1" w:val="FFFFFF"/>
@@ -13787,6 +14374,7 @@
     </w:tblStylePr>
     <w:tblStylePr w:type="firstCol">
       <w:rPr>
+        <w:rFonts w:eastAsia="黑体"/>
         <w:color w:themeColor="background1" w:val="FFFFFF"/>
       </w:rPr>
       <w:tblPr/>
@@ -13804,6 +14392,7 @@
     </w:tblStylePr>
     <w:tblStylePr w:type="lastCol">
       <w:rPr>
+        <w:rFonts w:eastAsia="黑体"/>
         <w:color w:themeColor="background1" w:val="FFFFFF"/>
       </w:rPr>
       <w:tblPr/>
@@ -13841,6 +14430,7 @@
       <w:spacing w:after="0" w:line="240" w:lineRule="auto"/>
     </w:pPr>
     <w:rPr>
+      <w:rFonts w:eastAsia="黑体"/>
       <w:color w:themeColor="text1" w:val="000000"/>
     </w:rPr>
     <w:tblPr>
@@ -13867,6 +14457,7 @@
     </w:tcPr>
     <w:tblStylePr w:type="firstRow">
       <w:rPr>
+        <w:rFonts w:eastAsia="黑体"/>
         <w:b/>
         <w:bCs/>
       </w:rPr>
@@ -13885,6 +14476,7 @@
     </w:tblStylePr>
     <w:tblStylePr w:type="lastRow">
       <w:rPr>
+        <w:rFonts w:eastAsia="黑体"/>
         <w:b/>
         <w:bCs/>
         <w:color w:themeColor="background1" w:val="FFFFFF"/>
@@ -13899,6 +14491,7 @@
     </w:tblStylePr>
     <w:tblStylePr w:type="firstCol">
       <w:rPr>
+        <w:rFonts w:eastAsia="黑体"/>
         <w:color w:themeColor="background1" w:val="FFFFFF"/>
       </w:rPr>
       <w:tblPr/>
@@ -13916,6 +14509,7 @@
     </w:tblStylePr>
     <w:tblStylePr w:type="lastCol">
       <w:rPr>
+        <w:rFonts w:eastAsia="黑体"/>
         <w:color w:themeColor="background1" w:val="FFFFFF"/>
       </w:rPr>
       <w:tblPr/>
@@ -13945,11 +14539,13 @@
     </w:tblStylePr>
     <w:tblStylePr w:type="neCell">
       <w:rPr>
+        <w:rFonts w:eastAsia="黑体"/>
         <w:color w:themeColor="text1" w:val="000000"/>
       </w:rPr>
     </w:tblStylePr>
     <w:tblStylePr w:type="nwCell">
       <w:rPr>
+        <w:rFonts w:eastAsia="黑体"/>
         <w:color w:themeColor="text1" w:val="000000"/>
       </w:rPr>
     </w:tblStylePr>
@@ -13963,6 +14559,7 @@
       <w:spacing w:after="0" w:line="240" w:lineRule="auto"/>
     </w:pPr>
     <w:rPr>
+      <w:rFonts w:eastAsia="黑体"/>
       <w:color w:themeColor="text1" w:val="000000"/>
     </w:rPr>
     <w:tblPr>
@@ -13989,6 +14586,7 @@
     </w:tcPr>
     <w:tblStylePr w:type="firstRow">
       <w:rPr>
+        <w:rFonts w:eastAsia="黑体"/>
         <w:b/>
         <w:bCs/>
       </w:rPr>
@@ -14007,6 +14605,7 @@
     </w:tblStylePr>
     <w:tblStylePr w:type="lastRow">
       <w:rPr>
+        <w:rFonts w:eastAsia="黑体"/>
         <w:b/>
         <w:bCs/>
         <w:color w:themeColor="background1" w:val="FFFFFF"/>
@@ -14021,6 +14620,7 @@
     </w:tblStylePr>
     <w:tblStylePr w:type="firstCol">
       <w:rPr>
+        <w:rFonts w:eastAsia="黑体"/>
         <w:color w:themeColor="background1" w:val="FFFFFF"/>
       </w:rPr>
       <w:tblPr/>
@@ -14038,6 +14638,7 @@
     </w:tblStylePr>
     <w:tblStylePr w:type="lastCol">
       <w:rPr>
+        <w:rFonts w:eastAsia="黑体"/>
         <w:color w:themeColor="background1" w:val="FFFFFF"/>
       </w:rPr>
       <w:tblPr/>
@@ -14067,11 +14668,13 @@
     </w:tblStylePr>
     <w:tblStylePr w:type="neCell">
       <w:rPr>
+        <w:rFonts w:eastAsia="黑体"/>
         <w:color w:themeColor="text1" w:val="000000"/>
       </w:rPr>
     </w:tblStylePr>
     <w:tblStylePr w:type="nwCell">
       <w:rPr>
+        <w:rFonts w:eastAsia="黑体"/>
         <w:color w:themeColor="text1" w:val="000000"/>
       </w:rPr>
     </w:tblStylePr>
@@ -14085,6 +14688,7 @@
       <w:spacing w:after="0" w:line="240" w:lineRule="auto"/>
     </w:pPr>
     <w:rPr>
+      <w:rFonts w:eastAsia="黑体"/>
       <w:color w:themeColor="text1" w:val="000000"/>
     </w:rPr>
     <w:tblPr>
@@ -14111,6 +14715,7 @@
     </w:tcPr>
     <w:tblStylePr w:type="firstRow">
       <w:rPr>
+        <w:rFonts w:eastAsia="黑体"/>
         <w:b/>
         <w:bCs/>
       </w:rPr>
@@ -14129,6 +14734,7 @@
     </w:tblStylePr>
     <w:tblStylePr w:type="lastRow">
       <w:rPr>
+        <w:rFonts w:eastAsia="黑体"/>
         <w:b/>
         <w:bCs/>
         <w:color w:themeColor="background1" w:val="FFFFFF"/>
@@ -14143,6 +14749,7 @@
     </w:tblStylePr>
     <w:tblStylePr w:type="firstCol">
       <w:rPr>
+        <w:rFonts w:eastAsia="黑体"/>
         <w:color w:themeColor="background1" w:val="FFFFFF"/>
       </w:rPr>
       <w:tblPr/>
@@ -14160,6 +14767,7 @@
     </w:tblStylePr>
     <w:tblStylePr w:type="lastCol">
       <w:rPr>
+        <w:rFonts w:eastAsia="黑体"/>
         <w:color w:themeColor="background1" w:val="FFFFFF"/>
       </w:rPr>
       <w:tblPr/>
@@ -14189,11 +14797,13 @@
     </w:tblStylePr>
     <w:tblStylePr w:type="neCell">
       <w:rPr>
+        <w:rFonts w:eastAsia="黑体"/>
         <w:color w:themeColor="text1" w:val="000000"/>
       </w:rPr>
     </w:tblStylePr>
     <w:tblStylePr w:type="nwCell">
       <w:rPr>
+        <w:rFonts w:eastAsia="黑体"/>
         <w:color w:themeColor="text1" w:val="000000"/>
       </w:rPr>
     </w:tblStylePr>
@@ -14207,6 +14817,7 @@
       <w:spacing w:after="0" w:line="240" w:lineRule="auto"/>
     </w:pPr>
     <w:rPr>
+      <w:rFonts w:eastAsia="黑体"/>
       <w:color w:themeColor="text1" w:val="000000"/>
     </w:rPr>
     <w:tblPr>
@@ -14225,6 +14836,7 @@
     </w:tcPr>
     <w:tblStylePr w:type="firstRow">
       <w:rPr>
+        <w:rFonts w:eastAsia="黑体"/>
         <w:b/>
         <w:bCs/>
         <w:color w:themeColor="background1" w:val="FFFFFF"/>
@@ -14239,6 +14851,7 @@
     </w:tblStylePr>
     <w:tblStylePr w:type="lastRow">
       <w:rPr>
+        <w:rFonts w:eastAsia="黑体"/>
         <w:b/>
         <w:bCs/>
         <w:color w:themeColor="accent2" w:themeShade="CC" w:val="9E3A38"/>
@@ -14253,12 +14866,14 @@
     </w:tblStylePr>
     <w:tblStylePr w:type="firstCol">
       <w:rPr>
+        <w:rFonts w:eastAsia="黑体"/>
         <w:b/>
         <w:bCs/>
       </w:rPr>
     </w:tblStylePr>
     <w:tblStylePr w:type="lastCol">
       <w:rPr>
+        <w:rFonts w:eastAsia="黑体"/>
         <w:b/>
         <w:bCs/>
       </w:rPr>
@@ -14293,6 +14908,7 @@
       <w:spacing w:after="0" w:line="240" w:lineRule="auto"/>
     </w:pPr>
     <w:rPr>
+      <w:rFonts w:eastAsia="黑体"/>
       <w:color w:themeColor="text1" w:val="000000"/>
     </w:rPr>
     <w:tblPr>
@@ -14311,6 +14927,7 @@
     </w:tcPr>
     <w:tblStylePr w:type="firstRow">
       <w:rPr>
+        <w:rFonts w:eastAsia="黑体"/>
         <w:b/>
         <w:bCs/>
         <w:color w:themeColor="background1" w:val="FFFFFF"/>
@@ -14325,6 +14942,7 @@
     </w:tblStylePr>
     <w:tblStylePr w:type="lastRow">
       <w:rPr>
+        <w:rFonts w:eastAsia="黑体"/>
         <w:b/>
         <w:bCs/>
         <w:color w:themeColor="accent2" w:themeShade="CC" w:val="9E3A38"/>
@@ -14339,12 +14957,14 @@
     </w:tblStylePr>
     <w:tblStylePr w:type="firstCol">
       <w:rPr>
+        <w:rFonts w:eastAsia="黑体"/>
         <w:b/>
         <w:bCs/>
       </w:rPr>
     </w:tblStylePr>
     <w:tblStylePr w:type="lastCol">
       <w:rPr>
+        <w:rFonts w:eastAsia="黑体"/>
         <w:b/>
         <w:bCs/>
       </w:rPr>
@@ -14379,6 +14999,7 @@
       <w:spacing w:after="0" w:line="240" w:lineRule="auto"/>
     </w:pPr>
     <w:rPr>
+      <w:rFonts w:eastAsia="黑体"/>
       <w:color w:themeColor="text1" w:val="000000"/>
     </w:rPr>
     <w:tblPr>
@@ -14397,6 +15018,7 @@
     </w:tcPr>
     <w:tblStylePr w:type="firstRow">
       <w:rPr>
+        <w:rFonts w:eastAsia="黑体"/>
         <w:b/>
         <w:bCs/>
         <w:color w:themeColor="background1" w:val="FFFFFF"/>
@@ -14411,6 +15033,7 @@
     </w:tblStylePr>
     <w:tblStylePr w:type="lastRow">
       <w:rPr>
+        <w:rFonts w:eastAsia="黑体"/>
         <w:b/>
         <w:bCs/>
         <w:color w:themeColor="accent2" w:themeShade="CC" w:val="9E3A38"/>
@@ -14425,12 +15048,14 @@
     </w:tblStylePr>
     <w:tblStylePr w:type="firstCol">
       <w:rPr>
+        <w:rFonts w:eastAsia="黑体"/>
         <w:b/>
         <w:bCs/>
       </w:rPr>
     </w:tblStylePr>
     <w:tblStylePr w:type="lastCol">
       <w:rPr>
+        <w:rFonts w:eastAsia="黑体"/>
         <w:b/>
         <w:bCs/>
       </w:rPr>
@@ -14465,6 +15090,7 @@
       <w:spacing w:after="0" w:line="240" w:lineRule="auto"/>
     </w:pPr>
     <w:rPr>
+      <w:rFonts w:eastAsia="黑体"/>
       <w:color w:themeColor="text1" w:val="000000"/>
     </w:rPr>
     <w:tblPr>
@@ -14483,6 +15109,7 @@
     </w:tcPr>
     <w:tblStylePr w:type="firstRow">
       <w:rPr>
+        <w:rFonts w:eastAsia="黑体"/>
         <w:b/>
         <w:bCs/>
         <w:color w:themeColor="background1" w:val="FFFFFF"/>
@@ -14497,6 +15124,7 @@
     </w:tblStylePr>
     <w:tblStylePr w:type="lastRow">
       <w:rPr>
+        <w:rFonts w:eastAsia="黑体"/>
         <w:b/>
         <w:bCs/>
         <w:color w:themeColor="accent4" w:themeShade="CC" w:val="664E82"/>
@@ -14511,12 +15139,14 @@
     </w:tblStylePr>
     <w:tblStylePr w:type="firstCol">
       <w:rPr>
+        <w:rFonts w:eastAsia="黑体"/>
         <w:b/>
         <w:bCs/>
       </w:rPr>
     </w:tblStylePr>
     <w:tblStylePr w:type="lastCol">
       <w:rPr>
+        <w:rFonts w:eastAsia="黑体"/>
         <w:b/>
         <w:bCs/>
       </w:rPr>
@@ -14551,6 +15181,7 @@
       <w:spacing w:after="0" w:line="240" w:lineRule="auto"/>
     </w:pPr>
     <w:rPr>
+      <w:rFonts w:eastAsia="黑体"/>
       <w:color w:themeColor="text1" w:val="000000"/>
     </w:rPr>
     <w:tblPr>
@@ -14569,6 +15200,7 @@
     </w:tcPr>
     <w:tblStylePr w:type="firstRow">
       <w:rPr>
+        <w:rFonts w:eastAsia="黑体"/>
         <w:b/>
         <w:bCs/>
         <w:color w:themeColor="background1" w:val="FFFFFF"/>
@@ -14583,6 +15215,7 @@
     </w:tblStylePr>
     <w:tblStylePr w:type="lastRow">
       <w:rPr>
+        <w:rFonts w:eastAsia="黑体"/>
         <w:b/>
         <w:bCs/>
         <w:color w:themeColor="accent3" w:themeShade="CC" w:val="7E9C40"/>
@@ -14597,12 +15230,14 @@
     </w:tblStylePr>
     <w:tblStylePr w:type="firstCol">
       <w:rPr>
+        <w:rFonts w:eastAsia="黑体"/>
         <w:b/>
         <w:bCs/>
       </w:rPr>
     </w:tblStylePr>
     <w:tblStylePr w:type="lastCol">
       <w:rPr>
+        <w:rFonts w:eastAsia="黑体"/>
         <w:b/>
         <w:bCs/>
       </w:rPr>
@@ -14637,6 +15272,7 @@
       <w:spacing w:after="0" w:line="240" w:lineRule="auto"/>
     </w:pPr>
     <w:rPr>
+      <w:rFonts w:eastAsia="黑体"/>
       <w:color w:themeColor="text1" w:val="000000"/>
     </w:rPr>
     <w:tblPr>
@@ -14655,6 +15291,7 @@
     </w:tcPr>
     <w:tblStylePr w:type="firstRow">
       <w:rPr>
+        <w:rFonts w:eastAsia="黑体"/>
         <w:b/>
         <w:bCs/>
         <w:color w:themeColor="background1" w:val="FFFFFF"/>
@@ -14669,6 +15306,7 @@
     </w:tblStylePr>
     <w:tblStylePr w:type="lastRow">
       <w:rPr>
+        <w:rFonts w:eastAsia="黑体"/>
         <w:b/>
         <w:bCs/>
         <w:color w:themeColor="accent6" w:themeShade="CC" w:val="F2730A"/>
@@ -14683,12 +15321,14 @@
     </w:tblStylePr>
     <w:tblStylePr w:type="firstCol">
       <w:rPr>
+        <w:rFonts w:eastAsia="黑体"/>
         <w:b/>
         <w:bCs/>
       </w:rPr>
     </w:tblStylePr>
     <w:tblStylePr w:type="lastCol">
       <w:rPr>
+        <w:rFonts w:eastAsia="黑体"/>
         <w:b/>
         <w:bCs/>
       </w:rPr>
@@ -14723,6 +15363,7 @@
       <w:spacing w:after="0" w:line="240" w:lineRule="auto"/>
     </w:pPr>
     <w:rPr>
+      <w:rFonts w:eastAsia="黑体"/>
       <w:color w:themeColor="text1" w:val="000000"/>
     </w:rPr>
     <w:tblPr>
@@ -14741,6 +15382,7 @@
     </w:tcPr>
     <w:tblStylePr w:type="firstRow">
       <w:rPr>
+        <w:rFonts w:eastAsia="黑体"/>
         <w:b/>
         <w:bCs/>
         <w:color w:themeColor="background1" w:val="FFFFFF"/>
@@ -14755,6 +15397,7 @@
     </w:tblStylePr>
     <w:tblStylePr w:type="lastRow">
       <w:rPr>
+        <w:rFonts w:eastAsia="黑体"/>
         <w:b/>
         <w:bCs/>
         <w:color w:themeColor="accent5" w:themeShade="CC" w:val="348DA5"/>
@@ -14769,12 +15412,14 @@
     </w:tblStylePr>
     <w:tblStylePr w:type="firstCol">
       <w:rPr>
+        <w:rFonts w:eastAsia="黑体"/>
         <w:b/>
         <w:bCs/>
       </w:rPr>
     </w:tblStylePr>
     <w:tblStylePr w:type="lastCol">
       <w:rPr>
+        <w:rFonts w:eastAsia="黑体"/>
         <w:b/>
         <w:bCs/>
       </w:rPr>
@@ -14809,6 +15454,7 @@
       <w:spacing w:after="0" w:line="240" w:lineRule="auto"/>
     </w:pPr>
     <w:rPr>
+      <w:rFonts w:eastAsia="黑体"/>
       <w:color w:themeColor="text1" w:val="000000"/>
     </w:rPr>
     <w:tblPr>
@@ -14830,6 +15476,7 @@
     </w:tcPr>
     <w:tblStylePr w:type="firstRow">
       <w:rPr>
+        <w:rFonts w:eastAsia="黑体"/>
         <w:b/>
         <w:bCs/>
       </w:rPr>
@@ -14840,6 +15487,7 @@
     </w:tblStylePr>
     <w:tblStylePr w:type="lastRow">
       <w:rPr>
+        <w:rFonts w:eastAsia="黑体"/>
         <w:b/>
         <w:bCs/>
         <w:color w:themeColor="text1" w:val="000000"/>
@@ -14851,6 +15499,7 @@
     </w:tblStylePr>
     <w:tblStylePr w:type="firstCol">
       <w:rPr>
+        <w:rFonts w:eastAsia="黑体"/>
         <w:color w:themeColor="background1" w:val="FFFFFF"/>
       </w:rPr>
       <w:tblPr/>
@@ -14860,6 +15509,7 @@
     </w:tblStylePr>
     <w:tblStylePr w:type="lastCol">
       <w:rPr>
+        <w:rFonts w:eastAsia="黑体"/>
         <w:color w:themeColor="background1" w:val="FFFFFF"/>
       </w:rPr>
       <w:tblPr/>
@@ -14889,6 +15539,7 @@
       <w:spacing w:after="0" w:line="240" w:lineRule="auto"/>
     </w:pPr>
     <w:rPr>
+      <w:rFonts w:eastAsia="黑体"/>
       <w:color w:themeColor="text1" w:val="000000"/>
     </w:rPr>
     <w:tblPr>
@@ -14910,6 +15561,7 @@
     </w:tcPr>
     <w:tblStylePr w:type="firstRow">
       <w:rPr>
+        <w:rFonts w:eastAsia="黑体"/>
         <w:b/>
         <w:bCs/>
       </w:rPr>
@@ -14920,6 +15572,7 @@
     </w:tblStylePr>
     <w:tblStylePr w:type="lastRow">
       <w:rPr>
+        <w:rFonts w:eastAsia="黑体"/>
         <w:b/>
         <w:bCs/>
         <w:color w:themeColor="text1" w:val="000000"/>
@@ -14931,6 +15584,7 @@
     </w:tblStylePr>
     <w:tblStylePr w:type="firstCol">
       <w:rPr>
+        <w:rFonts w:eastAsia="黑体"/>
         <w:color w:themeColor="background1" w:val="FFFFFF"/>
       </w:rPr>
       <w:tblPr/>
@@ -14940,6 +15594,7 @@
     </w:tblStylePr>
     <w:tblStylePr w:type="lastCol">
       <w:rPr>
+        <w:rFonts w:eastAsia="黑体"/>
         <w:color w:themeColor="background1" w:val="FFFFFF"/>
       </w:rPr>
       <w:tblPr/>
@@ -14969,6 +15624,7 @@
       <w:spacing w:after="0" w:line="240" w:lineRule="auto"/>
     </w:pPr>
     <w:rPr>
+      <w:rFonts w:eastAsia="黑体"/>
       <w:color w:themeColor="text1" w:val="000000"/>
     </w:rPr>
     <w:tblPr>
@@ -14990,6 +15646,7 @@
     </w:tcPr>
     <w:tblStylePr w:type="firstRow">
       <w:rPr>
+        <w:rFonts w:eastAsia="黑体"/>
         <w:b/>
         <w:bCs/>
       </w:rPr>
@@ -15000,6 +15657,7 @@
     </w:tblStylePr>
     <w:tblStylePr w:type="lastRow">
       <w:rPr>
+        <w:rFonts w:eastAsia="黑体"/>
         <w:b/>
         <w:bCs/>
         <w:color w:themeColor="text1" w:val="000000"/>
@@ -15011,6 +15669,7 @@
     </w:tblStylePr>
     <w:tblStylePr w:type="firstCol">
       <w:rPr>
+        <w:rFonts w:eastAsia="黑体"/>
         <w:color w:themeColor="background1" w:val="FFFFFF"/>
       </w:rPr>
       <w:tblPr/>
@@ -15020,6 +15679,7 @@
     </w:tblStylePr>
     <w:tblStylePr w:type="lastCol">
       <w:rPr>
+        <w:rFonts w:eastAsia="黑体"/>
         <w:color w:themeColor="background1" w:val="FFFFFF"/>
       </w:rPr>
       <w:tblPr/>
@@ -15049,6 +15709,7 @@
       <w:spacing w:after="0" w:line="240" w:lineRule="auto"/>
     </w:pPr>
     <w:rPr>
+      <w:rFonts w:eastAsia="黑体"/>
       <w:color w:themeColor="text1" w:val="000000"/>
     </w:rPr>
     <w:tblPr>
@@ -15070,6 +15731,7 @@
     </w:tcPr>
     <w:tblStylePr w:type="firstRow">
       <w:rPr>
+        <w:rFonts w:eastAsia="黑体"/>
         <w:b/>
         <w:bCs/>
       </w:rPr>
@@ -15080,6 +15742,7 @@
     </w:tblStylePr>
     <w:tblStylePr w:type="lastRow">
       <w:rPr>
+        <w:rFonts w:eastAsia="黑体"/>
         <w:b/>
         <w:bCs/>
         <w:color w:themeColor="text1" w:val="000000"/>
@@ -15091,6 +15754,7 @@
     </w:tblStylePr>
     <w:tblStylePr w:type="firstCol">
       <w:rPr>
+        <w:rFonts w:eastAsia="黑体"/>
         <w:color w:themeColor="background1" w:val="FFFFFF"/>
       </w:rPr>
       <w:tblPr/>
@@ -15100,6 +15764,7 @@
     </w:tblStylePr>
     <w:tblStylePr w:type="lastCol">
       <w:rPr>
+        <w:rFonts w:eastAsia="黑体"/>
         <w:color w:themeColor="background1" w:val="FFFFFF"/>
       </w:rPr>
       <w:tblPr/>
@@ -15129,6 +15794,7 @@
       <w:spacing w:after="0" w:line="240" w:lineRule="auto"/>
     </w:pPr>
     <w:rPr>
+      <w:rFonts w:eastAsia="黑体"/>
       <w:color w:themeColor="text1" w:val="000000"/>
     </w:rPr>
     <w:tblPr>
@@ -15150,6 +15816,7 @@
     </w:tcPr>
     <w:tblStylePr w:type="firstRow">
       <w:rPr>
+        <w:rFonts w:eastAsia="黑体"/>
         <w:b/>
         <w:bCs/>
       </w:rPr>
@@ -15160,6 +15827,7 @@
     </w:tblStylePr>
     <w:tblStylePr w:type="lastRow">
       <w:rPr>
+        <w:rFonts w:eastAsia="黑体"/>
         <w:b/>
         <w:bCs/>
         <w:color w:themeColor="text1" w:val="000000"/>
@@ -15171,6 +15839,7 @@
     </w:tblStylePr>
     <w:tblStylePr w:type="firstCol">
       <w:rPr>
+        <w:rFonts w:eastAsia="黑体"/>
         <w:color w:themeColor="background1" w:val="FFFFFF"/>
       </w:rPr>
       <w:tblPr/>
@@ -15180,6 +15849,7 @@
     </w:tblStylePr>
     <w:tblStylePr w:type="lastCol">
       <w:rPr>
+        <w:rFonts w:eastAsia="黑体"/>
         <w:color w:themeColor="background1" w:val="FFFFFF"/>
       </w:rPr>
       <w:tblPr/>
@@ -15209,6 +15879,7 @@
       <w:spacing w:after="0" w:line="240" w:lineRule="auto"/>
     </w:pPr>
     <w:rPr>
+      <w:rFonts w:eastAsia="黑体"/>
       <w:color w:themeColor="text1" w:val="000000"/>
     </w:rPr>
     <w:tblPr>
@@ -15230,6 +15901,7 @@
     </w:tcPr>
     <w:tblStylePr w:type="firstRow">
       <w:rPr>
+        <w:rFonts w:eastAsia="黑体"/>
         <w:b/>
         <w:bCs/>
       </w:rPr>
@@ -15240,6 +15912,7 @@
     </w:tblStylePr>
     <w:tblStylePr w:type="lastRow">
       <w:rPr>
+        <w:rFonts w:eastAsia="黑体"/>
         <w:b/>
         <w:bCs/>
         <w:color w:themeColor="text1" w:val="000000"/>
@@ -15251,6 +15924,7 @@
     </w:tblStylePr>
     <w:tblStylePr w:type="firstCol">
       <w:rPr>
+        <w:rFonts w:eastAsia="黑体"/>
         <w:color w:themeColor="background1" w:val="FFFFFF"/>
       </w:rPr>
       <w:tblPr/>
@@ -15260,6 +15934,7 @@
     </w:tblStylePr>
     <w:tblStylePr w:type="lastCol">
       <w:rPr>
+        <w:rFonts w:eastAsia="黑体"/>
         <w:color w:themeColor="background1" w:val="FFFFFF"/>
       </w:rPr>
       <w:tblPr/>
@@ -15289,6 +15964,7 @@
       <w:spacing w:after="0" w:line="240" w:lineRule="auto"/>
     </w:pPr>
     <w:rPr>
+      <w:rFonts w:eastAsia="黑体"/>
       <w:color w:themeColor="text1" w:val="000000"/>
     </w:rPr>
     <w:tblPr>
@@ -15310,6 +15986,7 @@
     </w:tcPr>
     <w:tblStylePr w:type="firstRow">
       <w:rPr>
+        <w:rFonts w:eastAsia="黑体"/>
         <w:b/>
         <w:bCs/>
       </w:rPr>
@@ -15320,6 +15997,7 @@
     </w:tblStylePr>
     <w:tblStylePr w:type="lastRow">
       <w:rPr>
+        <w:rFonts w:eastAsia="黑体"/>
         <w:b/>
         <w:bCs/>
         <w:color w:themeColor="text1" w:val="000000"/>
@@ -15331,6 +16009,7 @@
     </w:tblStylePr>
     <w:tblStylePr w:type="firstCol">
       <w:rPr>
+        <w:rFonts w:eastAsia="黑体"/>
         <w:color w:themeColor="background1" w:val="FFFFFF"/>
       </w:rPr>
       <w:tblPr/>
@@ -15340,6 +16019,7 @@
     </w:tblStylePr>
     <w:tblStylePr w:type="lastCol">
       <w:rPr>
+        <w:rFonts w:eastAsia="黑体"/>
         <w:color w:themeColor="background1" w:val="FFFFFF"/>
       </w:rPr>
       <w:tblPr/>
@@ -15372,6 +16052,7 @@
     <w:name w:val="KeywordTok"/>
     <w:basedOn w:val="VerbatimChar"/>
     <w:rPr>
+      <w:rFonts w:eastAsia="黑体"/>
       <w:b/>
       <w:color w:val="007020"/>
     </w:rPr>
@@ -15380,6 +16061,7 @@
     <w:name w:val="DataTypeTok"/>
     <w:basedOn w:val="VerbatimChar"/>
     <w:rPr>
+      <w:rFonts w:eastAsia="黑体"/>
       <w:color w:val="902000"/>
     </w:rPr>
   </w:style>
@@ -15387,6 +16069,7 @@
     <w:name w:val="DecValTok"/>
     <w:basedOn w:val="VerbatimChar"/>
     <w:rPr>
+      <w:rFonts w:eastAsia="黑体"/>
       <w:color w:val="40a070"/>
     </w:rPr>
   </w:style>
@@ -15394,6 +16077,7 @@
     <w:name w:val="BaseNTok"/>
     <w:basedOn w:val="VerbatimChar"/>
     <w:rPr>
+      <w:rFonts w:eastAsia="黑体"/>
       <w:color w:val="40a070"/>
     </w:rPr>
   </w:style>
@@ -15401,6 +16085,7 @@
     <w:name w:val="FloatTok"/>
     <w:basedOn w:val="VerbatimChar"/>
     <w:rPr>
+      <w:rFonts w:eastAsia="黑体"/>
       <w:color w:val="40a070"/>
     </w:rPr>
   </w:style>
@@ -15408,6 +16093,7 @@
     <w:name w:val="ConstantTok"/>
     <w:basedOn w:val="VerbatimChar"/>
     <w:rPr>
+      <w:rFonts w:eastAsia="黑体"/>
       <w:color w:val="880000"/>
     </w:rPr>
   </w:style>
@@ -15415,6 +16101,7 @@
     <w:name w:val="CharTok"/>
     <w:basedOn w:val="VerbatimChar"/>
     <w:rPr>
+      <w:rFonts w:eastAsia="黑体"/>
       <w:color w:val="4070a0"/>
     </w:rPr>
   </w:style>
@@ -15422,6 +16109,7 @@
     <w:name w:val="SpecialCharTok"/>
     <w:basedOn w:val="VerbatimChar"/>
     <w:rPr>
+      <w:rFonts w:eastAsia="黑体"/>
       <w:color w:val="4070a0"/>
     </w:rPr>
   </w:style>
@@ -15429,6 +16117,7 @@
     <w:name w:val="StringTok"/>
     <w:basedOn w:val="VerbatimChar"/>
     <w:rPr>
+      <w:rFonts w:eastAsia="黑体"/>
       <w:color w:val="4070a0"/>
     </w:rPr>
   </w:style>
@@ -15436,6 +16125,7 @@
     <w:name w:val="VerbatimStringTok"/>
     <w:basedOn w:val="VerbatimChar"/>
     <w:rPr>
+      <w:rFonts w:eastAsia="黑体"/>
       <w:color w:val="4070a0"/>
     </w:rPr>
   </w:style>
@@ -15443,6 +16133,7 @@
     <w:name w:val="SpecialStringTok"/>
     <w:basedOn w:val="VerbatimChar"/>
     <w:rPr>
+      <w:rFonts w:eastAsia="黑体"/>
       <w:color w:val="bb6688"/>
     </w:rPr>
   </w:style>
@@ -15450,6 +16141,7 @@
     <w:name w:val="ImportTok"/>
     <w:basedOn w:val="VerbatimChar"/>
     <w:rPr>
+      <w:rFonts w:eastAsia="黑体"/>
       <w:b/>
       <w:color w:val="008000"/>
     </w:rPr>
@@ -15458,6 +16150,7 @@
     <w:name w:val="CommentTok"/>
     <w:basedOn w:val="VerbatimChar"/>
     <w:rPr>
+      <w:rFonts w:eastAsia="黑体"/>
       <w:i/>
       <w:color w:val="60a0b0"/>
     </w:rPr>
@@ -15466,6 +16159,7 @@
     <w:name w:val="DocumentationTok"/>
     <w:basedOn w:val="VerbatimChar"/>
     <w:rPr>
+      <w:rFonts w:eastAsia="黑体"/>
       <w:i/>
       <w:color w:val="ba2121"/>
     </w:rPr>
@@ -15474,6 +16168,7 @@
     <w:name w:val="AnnotationTok"/>
     <w:basedOn w:val="VerbatimChar"/>
     <w:rPr>
+      <w:rFonts w:eastAsia="黑体"/>
       <w:b/>
       <w:i/>
       <w:color w:val="60a0b0"/>
@@ -15483,6 +16178,7 @@
     <w:name w:val="CommentVarTok"/>
     <w:basedOn w:val="VerbatimChar"/>
     <w:rPr>
+      <w:rFonts w:eastAsia="黑体"/>
       <w:b/>
       <w:i/>
       <w:color w:val="60a0b0"/>
@@ -15492,6 +16188,7 @@
     <w:name w:val="OtherTok"/>
     <w:basedOn w:val="VerbatimChar"/>
     <w:rPr>
+      <w:rFonts w:eastAsia="黑体"/>
       <w:color w:val="007020"/>
     </w:rPr>
   </w:style>
@@ -15499,6 +16196,7 @@
     <w:name w:val="FunctionTok"/>
     <w:basedOn w:val="VerbatimChar"/>
     <w:rPr>
+      <w:rFonts w:eastAsia="黑体"/>
       <w:color w:val="06287e"/>
     </w:rPr>
   </w:style>
@@ -15506,6 +16204,7 @@
     <w:name w:val="VariableTok"/>
     <w:basedOn w:val="VerbatimChar"/>
     <w:rPr>
+      <w:rFonts w:eastAsia="黑体"/>
       <w:color w:val="19177c"/>
     </w:rPr>
   </w:style>
@@ -15513,6 +16212,7 @@
     <w:name w:val="ControlFlowTok"/>
     <w:basedOn w:val="VerbatimChar"/>
     <w:rPr>
+      <w:rFonts w:eastAsia="黑体"/>
       <w:b/>
       <w:color w:val="007020"/>
     </w:rPr>
@@ -15521,6 +16221,7 @@
     <w:name w:val="OperatorTok"/>
     <w:basedOn w:val="VerbatimChar"/>
     <w:rPr>
+      <w:rFonts w:eastAsia="黑体"/>
       <w:color w:val="666666"/>
     </w:rPr>
   </w:style>
@@ -15528,18 +16229,22 @@
     <w:name w:val="BuiltInTok"/>
     <w:basedOn w:val="VerbatimChar"/>
     <w:rPr>
+      <w:rFonts w:eastAsia="黑体"/>
       <w:color w:val="008000"/>
     </w:rPr>
   </w:style>
   <w:style w:type="character" w:customStyle="1" w:styleId="ExtensionTok">
     <w:name w:val="ExtensionTok"/>
     <w:basedOn w:val="VerbatimChar"/>
-    <w:rPr/>
+    <w:rPr>
+      <w:rFonts w:eastAsia="黑体"/>
+    </w:rPr>
   </w:style>
   <w:style w:type="character" w:customStyle="1" w:styleId="PreprocessorTok">
     <w:name w:val="PreprocessorTok"/>
     <w:basedOn w:val="VerbatimChar"/>
     <w:rPr>
+      <w:rFonts w:eastAsia="黑体"/>
       <w:color w:val="bc7a00"/>
     </w:rPr>
   </w:style>
@@ -15547,18 +16252,22 @@
     <w:name w:val="AttributeTok"/>
     <w:basedOn w:val="VerbatimChar"/>
     <w:rPr>
+      <w:rFonts w:eastAsia="黑体"/>
       <w:color w:val="7d9029"/>
     </w:rPr>
   </w:style>
   <w:style w:type="character" w:customStyle="1" w:styleId="RegionMarkerTok">
     <w:name w:val="RegionMarkerTok"/>
     <w:basedOn w:val="VerbatimChar"/>
-    <w:rPr/>
+    <w:rPr>
+      <w:rFonts w:eastAsia="黑体"/>
+    </w:rPr>
   </w:style>
   <w:style w:type="character" w:customStyle="1" w:styleId="InformationTok">
     <w:name w:val="InformationTok"/>
     <w:basedOn w:val="VerbatimChar"/>
     <w:rPr>
+      <w:rFonts w:eastAsia="黑体"/>
       <w:b/>
       <w:i/>
       <w:color w:val="60a0b0"/>
@@ -15568,6 +16277,7 @@
     <w:name w:val="WarningTok"/>
     <w:basedOn w:val="VerbatimChar"/>
     <w:rPr>
+      <w:rFonts w:eastAsia="黑体"/>
       <w:b/>
       <w:i/>
       <w:color w:val="60a0b0"/>
@@ -15577,6 +16287,7 @@
     <w:name w:val="AlertTok"/>
     <w:basedOn w:val="VerbatimChar"/>
     <w:rPr>
+      <w:rFonts w:eastAsia="黑体"/>
       <w:b/>
       <w:color w:val="ff0000"/>
     </w:rPr>
@@ -15585,6 +16296,7 @@
     <w:name w:val="ErrorTok"/>
     <w:basedOn w:val="VerbatimChar"/>
     <w:rPr>
+      <w:rFonts w:eastAsia="黑体"/>
       <w:b/>
       <w:color w:val="ff0000"/>
     </w:rPr>
@@ -15592,7 +16304,9 @@
   <w:style w:type="character" w:customStyle="1" w:styleId="NormalTok">
     <w:name w:val="NormalTok"/>
     <w:basedOn w:val="VerbatimChar"/>
-    <w:rPr/>
+    <w:rPr>
+      <w:rFonts w:eastAsia="黑体"/>
+    </w:rPr>
   </w:style>
 </w:styles>
 </file>
@@ -15641,12 +16355,12 @@
     <a:fontScheme name="Office">
       <a:majorFont>
         <a:latin typeface="Calibri"/>
-        <a:ea typeface=""/>
+        <a:ea typeface="黑体"/>
         <a:cs typeface=""/>
         <a:font script="Jpan" typeface="ＭＳ ゴシック"/>
         <a:font script="Hang" typeface="맑은 고딕"/>
-        <a:font script="Hans" typeface="宋体"/>
-        <a:font script="Hant" typeface="新細明體"/>
+        <a:font script="Hans" typeface="黑体"/>
+        <a:font script="Hant" typeface="黑体"/>
         <a:font script="Arab" typeface="Times New Roman"/>
         <a:font script="Hebr" typeface="Times New Roman"/>
         <a:font script="Thai" typeface="Angsana New"/>
@@ -15676,12 +16390,12 @@
       </a:majorFont>
       <a:minorFont>
         <a:latin typeface="Cambria"/>
-        <a:ea typeface=""/>
+        <a:ea typeface="黑体"/>
         <a:cs typeface=""/>
         <a:font script="Jpan" typeface="ＭＳ 明朝"/>
         <a:font script="Hang" typeface="맑은 고딕"/>
-        <a:font script="Hans" typeface="宋体"/>
-        <a:font script="Hant" typeface="新細明體"/>
+        <a:font script="Hans" typeface="黑体"/>
+        <a:font script="Hant" typeface="黑体"/>
         <a:font script="Arab" typeface="Arial"/>
         <a:font script="Hebr" typeface="Arial"/>
         <a:font script="Thai" typeface="Cordia New"/>

--- a/02-放大电路/04-射频放大电路/宽带放大电路/宽带放大电路.docx
+++ b/02-放大电路/04-射频放大电路/宽带放大电路/宽带放大电路.docx
@@ -3284,7 +3284,7 @@
           <w:color w:val="555555"/>
           <w:sz w:val="21"/>
         </w:rPr>
-        <w:t>材料收集者：杜文杰，WX手机：19519196569，QQ:3478827729</w:t>
+        <w:t>材料收集者：杜文杰，微信/手机：19519196569，QQ:3478827729</w:t>
       </w:r>
     </w:p>
     <w:sectPr>
